--- a/[1]Books/Oh Brother.docx
+++ b/[1]Books/Oh Brother.docx
@@ -29,8 +29,10 @@
       </w:r>
       <w:r>
         <w:rPr>
-          <w:rFonts w:ascii="Calibri" w:hAnsi="Calibri" w:cs="Calibri"/>
+          <w:rFonts w:ascii="Calibri" w:hAnsi="Calibri" w:eastAsia="Calibri" w:cs="Calibri"/>
+          <w:sz w:val="24"/>
           <w:szCs w:val="24"/>
+          <w:highlight w:val="none"/>
         </w:rPr>
       </w:r>
       <w:r>
@@ -70,7 +72,10 @@
       </w:r>
       <w:r>
         <w:rPr>
-          <w:rFonts w:ascii="Calibri" w:hAnsi="Calibri" w:cs="Calibri"/>
+          <w:rFonts w:ascii="Calibri" w:hAnsi="Calibri" w:eastAsia="Calibri" w:cs="Calibri"/>
+          <w:sz w:val="24"/>
+          <w:szCs w:val="24"/>
+          <w:highlight w:val="none"/>
         </w:rPr>
       </w:r>
       <w:r>
@@ -110,7 +115,10 @@
       </w:r>
       <w:r>
         <w:rPr>
-          <w:rFonts w:ascii="Calibri" w:hAnsi="Calibri" w:cs="Calibri"/>
+          <w:rFonts w:ascii="Calibri" w:hAnsi="Calibri" w:eastAsia="Calibri" w:cs="Calibri"/>
+          <w:sz w:val="24"/>
+          <w:szCs w:val="24"/>
+          <w:highlight w:val="none"/>
         </w:rPr>
       </w:r>
       <w:r>
@@ -147,6 +155,14 @@
           <w:highlight w:val="none"/>
         </w:rPr>
         <w:t xml:space="preserve">-So am I, brother. So am I.</w:t>
+      </w:r>
+      <w:r>
+        <w:rPr>
+          <w:rFonts w:ascii="Calibri" w:hAnsi="Calibri" w:eastAsia="Calibri" w:cs="Calibri"/>
+          <w:sz w:val="24"/>
+          <w:szCs w:val="24"/>
+          <w:highlight w:val="none"/>
+        </w:rPr>
       </w:r>
       <w:r>
         <w:rPr>
@@ -234,7 +250,14 @@
           <w:highlight w:val="none"/>
         </w:rPr>
       </w:r>
-      <w:r/>
+      <w:r>
+        <w:rPr>
+          <w:rFonts w:ascii="Calibri" w:hAnsi="Calibri" w:eastAsia="Calibri" w:cs="Calibri"/>
+          <w:sz w:val="24"/>
+          <w:szCs w:val="24"/>
+          <w:highlight w:val="none"/>
+        </w:rPr>
+      </w:r>
     </w:p>
     <w:p>
       <w:pPr>
@@ -260,11 +283,41 @@
           <w:szCs w:val="24"/>
           <w:highlight w:val="none"/>
         </w:rPr>
-        <w:t xml:space="preserve">-You dare let your own keen be broken and dishevel, just so that you can horde your precious treasure? I now see you, brother, for who you really are! You think yourself better than me. You smear me behind my back, and laugh at my inability to be whole, like you.</w:t>
+        <w:t xml:space="preserve">-You da</w:t>
       </w:r>
       <w:r>
         <w:rPr>
-          <w:rFonts w:ascii="Calibri" w:hAnsi="Calibri" w:cs="Calibri"/>
+          <w:rFonts w:ascii="Calibri" w:hAnsi="Calibri" w:eastAsia="Calibri" w:cs="Calibri"/>
+          <w:sz w:val="24"/>
+          <w:szCs w:val="24"/>
+          <w:highlight w:val="none"/>
+        </w:rPr>
+        <w:t xml:space="preserve">re let your own keen be broken and dishevel, just so that you can horde your precious treasure? I now see you for who you really are, </w:t>
+      </w:r>
+      <w:r>
+        <w:rPr>
+          <w:rFonts w:ascii="Calibri" w:hAnsi="Calibri" w:eastAsia="Calibri" w:cs="Calibri"/>
+          <w:sz w:val="24"/>
+          <w:szCs w:val="24"/>
+          <w:highlight w:val="none"/>
+        </w:rPr>
+        <w:t xml:space="preserve">brother</w:t>
+      </w:r>
+      <w:r>
+        <w:rPr>
+          <w:rFonts w:ascii="Calibri" w:hAnsi="Calibri" w:eastAsia="Calibri" w:cs="Calibri"/>
+          <w:sz w:val="24"/>
+          <w:szCs w:val="24"/>
+          <w:highlight w:val="none"/>
+        </w:rPr>
+        <w:t xml:space="preserve">! You think yourself better than me. You smear me behind my back, and laugh at my inability to be whole, like you.</w:t>
+      </w:r>
+      <w:r>
+        <w:rPr>
+          <w:rFonts w:ascii="Calibri" w:hAnsi="Calibri" w:eastAsia="Calibri" w:cs="Calibri"/>
+          <w:sz w:val="24"/>
+          <w:szCs w:val="24"/>
+          <w:highlight w:val="none"/>
         </w:rPr>
       </w:r>
       <w:r>
@@ -313,7 +366,10 @@
       </w:r>
       <w:r>
         <w:rPr>
-          <w:rFonts w:ascii="Calibri" w:hAnsi="Calibri" w:cs="Calibri"/>
+          <w:rFonts w:ascii="Calibri" w:hAnsi="Calibri" w:eastAsia="Calibri" w:cs="Calibri"/>
+          <w:sz w:val="24"/>
+          <w:szCs w:val="24"/>
+          <w:highlight w:val="none"/>
         </w:rPr>
       </w:r>
       <w:r>
@@ -362,7 +418,10 @@
       </w:r>
       <w:r>
         <w:rPr>
-          <w:rFonts w:ascii="Calibri" w:hAnsi="Calibri" w:cs="Calibri"/>
+          <w:rFonts w:ascii="Calibri" w:hAnsi="Calibri" w:eastAsia="Calibri" w:cs="Calibri"/>
+          <w:sz w:val="24"/>
+          <w:szCs w:val="24"/>
+          <w:highlight w:val="none"/>
         </w:rPr>
       </w:r>
       <w:r>
@@ -402,7 +461,10 @@
       </w:r>
       <w:r>
         <w:rPr>
-          <w:rFonts w:ascii="Calibri" w:hAnsi="Calibri" w:cs="Calibri"/>
+          <w:rFonts w:ascii="Calibri" w:hAnsi="Calibri" w:eastAsia="Calibri" w:cs="Calibri"/>
+          <w:sz w:val="24"/>
+          <w:szCs w:val="24"/>
+          <w:highlight w:val="none"/>
         </w:rPr>
       </w:r>
       <w:r>
@@ -442,7 +504,10 @@
       </w:r>
       <w:r>
         <w:rPr>
-          <w:rFonts w:ascii="Calibri" w:hAnsi="Calibri" w:cs="Calibri"/>
+          <w:rFonts w:ascii="Calibri" w:hAnsi="Calibri" w:eastAsia="Calibri" w:cs="Calibri"/>
+          <w:sz w:val="24"/>
+          <w:szCs w:val="24"/>
+          <w:highlight w:val="none"/>
         </w:rPr>
       </w:r>
       <w:r>
@@ -482,7 +547,10 @@
       </w:r>
       <w:r>
         <w:rPr>
-          <w:rFonts w:ascii="Calibri" w:hAnsi="Calibri" w:cs="Calibri"/>
+          <w:rFonts w:ascii="Calibri" w:hAnsi="Calibri" w:eastAsia="Calibri" w:cs="Calibri"/>
+          <w:sz w:val="24"/>
+          <w:szCs w:val="24"/>
+          <w:highlight w:val="none"/>
         </w:rPr>
       </w:r>
       <w:r>
@@ -540,7 +608,10 @@
       </w:r>
       <w:r>
         <w:rPr>
-          <w:rFonts w:ascii="Calibri" w:hAnsi="Calibri" w:cs="Calibri"/>
+          <w:rFonts w:ascii="Calibri" w:hAnsi="Calibri" w:eastAsia="Calibri" w:cs="Calibri"/>
+          <w:sz w:val="24"/>
+          <w:szCs w:val="24"/>
+          <w:highlight w:val="none"/>
         </w:rPr>
       </w:r>
       <w:r>
@@ -580,7 +651,10 @@
       </w:r>
       <w:r>
         <w:rPr>
-          <w:rFonts w:ascii="Calibri" w:hAnsi="Calibri" w:cs="Calibri"/>
+          <w:rFonts w:ascii="Calibri" w:hAnsi="Calibri" w:eastAsia="Calibri" w:cs="Calibri"/>
+          <w:sz w:val="24"/>
+          <w:szCs w:val="24"/>
+          <w:highlight w:val="none"/>
         </w:rPr>
       </w:r>
       <w:r>
@@ -620,7 +694,10 @@
       </w:r>
       <w:r>
         <w:rPr>
-          <w:rFonts w:ascii="Calibri" w:hAnsi="Calibri" w:cs="Calibri"/>
+          <w:rFonts w:ascii="Calibri" w:hAnsi="Calibri" w:eastAsia="Calibri" w:cs="Calibri"/>
+          <w:sz w:val="24"/>
+          <w:szCs w:val="24"/>
+          <w:highlight w:val="none"/>
         </w:rPr>
       </w:r>
       <w:r>
@@ -660,7 +737,10 @@
       </w:r>
       <w:r>
         <w:rPr>
-          <w:rFonts w:ascii="Calibri" w:hAnsi="Calibri" w:cs="Calibri"/>
+          <w:rFonts w:ascii="Calibri" w:hAnsi="Calibri" w:eastAsia="Calibri" w:cs="Calibri"/>
+          <w:sz w:val="24"/>
+          <w:szCs w:val="24"/>
+          <w:highlight w:val="none"/>
         </w:rPr>
       </w:r>
       <w:r>
@@ -700,7 +780,10 @@
       </w:r>
       <w:r>
         <w:rPr>
-          <w:rFonts w:ascii="Calibri" w:hAnsi="Calibri" w:cs="Calibri"/>
+          <w:rFonts w:ascii="Calibri" w:hAnsi="Calibri" w:eastAsia="Calibri" w:cs="Calibri"/>
+          <w:sz w:val="24"/>
+          <w:szCs w:val="24"/>
+          <w:highlight w:val="none"/>
         </w:rPr>
       </w:r>
       <w:r>
@@ -740,7 +823,10 @@
       </w:r>
       <w:r>
         <w:rPr>
-          <w:rFonts w:ascii="Calibri" w:hAnsi="Calibri" w:cs="Calibri"/>
+          <w:rFonts w:ascii="Calibri" w:hAnsi="Calibri" w:eastAsia="Calibri" w:cs="Calibri"/>
+          <w:sz w:val="24"/>
+          <w:szCs w:val="24"/>
+          <w:highlight w:val="none"/>
         </w:rPr>
       </w:r>
       <w:r>
@@ -780,7 +866,10 @@
       </w:r>
       <w:r>
         <w:rPr>
-          <w:rFonts w:ascii="Calibri" w:hAnsi="Calibri" w:cs="Calibri"/>
+          <w:rFonts w:ascii="Calibri" w:hAnsi="Calibri" w:eastAsia="Calibri" w:cs="Calibri"/>
+          <w:sz w:val="24"/>
+          <w:szCs w:val="24"/>
+          <w:highlight w:val="none"/>
         </w:rPr>
       </w:r>
       <w:r>
@@ -829,7 +918,18 @@
       </w:r>
       <w:r>
         <w:rPr>
-          <w:rFonts w:ascii="Calibri" w:hAnsi="Calibri" w:cs="Calibri"/>
+          <w:rFonts w:ascii="Calibri" w:hAnsi="Calibri" w:eastAsia="Calibri" w:cs="Calibri"/>
+          <w:sz w:val="24"/>
+          <w:szCs w:val="24"/>
+          <w:highlight w:val="none"/>
+        </w:rPr>
+      </w:r>
+      <w:r>
+        <w:rPr>
+          <w:rFonts w:ascii="Calibri" w:hAnsi="Calibri" w:eastAsia="Calibri" w:cs="Calibri"/>
+          <w:sz w:val="24"/>
+          <w:szCs w:val="24"/>
+          <w:highlight w:val="none"/>
         </w:rPr>
       </w:r>
     </w:p>
@@ -861,7 +961,18 @@
       </w:r>
       <w:r>
         <w:rPr>
-          <w:rFonts w:ascii="Calibri" w:hAnsi="Calibri" w:cs="Calibri"/>
+          <w:rFonts w:ascii="Calibri" w:hAnsi="Calibri" w:eastAsia="Calibri" w:cs="Calibri"/>
+          <w:sz w:val="24"/>
+          <w:szCs w:val="24"/>
+          <w:highlight w:val="none"/>
+        </w:rPr>
+      </w:r>
+      <w:r>
+        <w:rPr>
+          <w:rFonts w:ascii="Calibri" w:hAnsi="Calibri" w:eastAsia="Calibri" w:cs="Calibri"/>
+          <w:sz w:val="24"/>
+          <w:szCs w:val="24"/>
+          <w:highlight w:val="none"/>
         </w:rPr>
       </w:r>
     </w:p>
@@ -893,7 +1004,18 @@
       </w:r>
       <w:r>
         <w:rPr>
-          <w:rFonts w:ascii="Calibri" w:hAnsi="Calibri" w:cs="Calibri"/>
+          <w:rFonts w:ascii="Calibri" w:hAnsi="Calibri" w:eastAsia="Calibri" w:cs="Calibri"/>
+          <w:sz w:val="24"/>
+          <w:szCs w:val="24"/>
+          <w:highlight w:val="none"/>
+        </w:rPr>
+      </w:r>
+      <w:r>
+        <w:rPr>
+          <w:rFonts w:ascii="Calibri" w:hAnsi="Calibri" w:eastAsia="Calibri" w:cs="Calibri"/>
+          <w:sz w:val="24"/>
+          <w:szCs w:val="24"/>
+          <w:highlight w:val="none"/>
         </w:rPr>
       </w:r>
     </w:p>
@@ -925,7 +1047,18 @@
       </w:r>
       <w:r>
         <w:rPr>
-          <w:rFonts w:ascii="Calibri" w:hAnsi="Calibri" w:cs="Calibri"/>
+          <w:rFonts w:ascii="Calibri" w:hAnsi="Calibri" w:eastAsia="Calibri" w:cs="Calibri"/>
+          <w:sz w:val="24"/>
+          <w:szCs w:val="24"/>
+          <w:highlight w:val="none"/>
+        </w:rPr>
+      </w:r>
+      <w:r>
+        <w:rPr>
+          <w:rFonts w:ascii="Calibri" w:hAnsi="Calibri" w:eastAsia="Calibri" w:cs="Calibri"/>
+          <w:sz w:val="24"/>
+          <w:szCs w:val="24"/>
+          <w:highlight w:val="none"/>
         </w:rPr>
       </w:r>
     </w:p>
@@ -957,7 +1090,18 @@
       </w:r>
       <w:r>
         <w:rPr>
-          <w:rFonts w:ascii="Calibri" w:hAnsi="Calibri" w:cs="Calibri"/>
+          <w:rFonts w:ascii="Calibri" w:hAnsi="Calibri" w:eastAsia="Calibri" w:cs="Calibri"/>
+          <w:sz w:val="24"/>
+          <w:szCs w:val="24"/>
+          <w:highlight w:val="none"/>
+        </w:rPr>
+      </w:r>
+      <w:r>
+        <w:rPr>
+          <w:rFonts w:ascii="Calibri" w:hAnsi="Calibri" w:eastAsia="Calibri" w:cs="Calibri"/>
+          <w:sz w:val="24"/>
+          <w:szCs w:val="24"/>
+          <w:highlight w:val="none"/>
         </w:rPr>
       </w:r>
     </w:p>
@@ -989,7 +1133,18 @@
       </w:r>
       <w:r>
         <w:rPr>
-          <w:rFonts w:ascii="Calibri" w:hAnsi="Calibri" w:cs="Calibri"/>
+          <w:rFonts w:ascii="Calibri" w:hAnsi="Calibri" w:eastAsia="Calibri" w:cs="Calibri"/>
+          <w:sz w:val="24"/>
+          <w:szCs w:val="24"/>
+          <w:highlight w:val="none"/>
+        </w:rPr>
+      </w:r>
+      <w:r>
+        <w:rPr>
+          <w:rFonts w:ascii="Calibri" w:hAnsi="Calibri" w:eastAsia="Calibri" w:cs="Calibri"/>
+          <w:sz w:val="24"/>
+          <w:szCs w:val="24"/>
+          <w:highlight w:val="none"/>
         </w:rPr>
       </w:r>
     </w:p>
@@ -1027,6 +1182,14 @@
           <w:highlight w:val="none"/>
         </w:rPr>
       </w:r>
+      <w:r>
+        <w:rPr>
+          <w:rFonts w:ascii="Calibri" w:hAnsi="Calibri" w:eastAsia="Calibri" w:cs="Calibri"/>
+          <w:sz w:val="24"/>
+          <w:szCs w:val="24"/>
+          <w:highlight w:val="none"/>
+        </w:rPr>
+      </w:r>
     </w:p>
     <w:p>
       <w:pPr>
@@ -1062,6 +1225,14 @@
           <w:highlight w:val="none"/>
         </w:rPr>
       </w:r>
+      <w:r>
+        <w:rPr>
+          <w:rFonts w:ascii="Calibri" w:hAnsi="Calibri" w:eastAsia="Calibri" w:cs="Calibri"/>
+          <w:sz w:val="24"/>
+          <w:szCs w:val="24"/>
+          <w:highlight w:val="none"/>
+        </w:rPr>
+      </w:r>
     </w:p>
     <w:p>
       <w:pPr>
@@ -1088,6 +1259,14 @@
           <w:highlight w:val="none"/>
         </w:rPr>
         <w:t xml:space="preserve">-You dare cast me over a piece of rubbish? Have you forgotten all the time I took care of you?</w:t>
+      </w:r>
+      <w:r>
+        <w:rPr>
+          <w:rFonts w:ascii="Calibri" w:hAnsi="Calibri" w:eastAsia="Calibri" w:cs="Calibri"/>
+          <w:sz w:val="24"/>
+          <w:szCs w:val="24"/>
+          <w:highlight w:val="none"/>
+        </w:rPr>
       </w:r>
       <w:r>
         <w:rPr>
@@ -1141,6 +1320,14 @@
           <w:highlight w:val="none"/>
         </w:rPr>
       </w:r>
+      <w:r>
+        <w:rPr>
+          <w:rFonts w:ascii="Calibri" w:hAnsi="Calibri" w:eastAsia="Calibri" w:cs="Calibri"/>
+          <w:sz w:val="24"/>
+          <w:szCs w:val="24"/>
+          <w:highlight w:val="none"/>
+        </w:rPr>
+      </w:r>
     </w:p>
     <w:p>
       <w:pPr>
@@ -1170,10 +1357,20 @@
       </w:r>
       <w:r>
         <w:rPr>
-          <w:rFonts w:ascii="Calibri" w:hAnsi="Calibri" w:cs="Calibri"/>
+          <w:rFonts w:ascii="Calibri" w:hAnsi="Calibri" w:eastAsia="Calibri" w:cs="Calibri"/>
+          <w:sz w:val="24"/>
+          <w:szCs w:val="24"/>
+          <w:highlight w:val="none"/>
         </w:rPr>
       </w:r>
-      <w:r/>
+      <w:r>
+        <w:rPr>
+          <w:rFonts w:ascii="Calibri" w:hAnsi="Calibri" w:eastAsia="Calibri" w:cs="Calibri"/>
+          <w:sz w:val="24"/>
+          <w:szCs w:val="24"/>
+          <w:highlight w:val="none"/>
+        </w:rPr>
+      </w:r>
     </w:p>
     <w:p>
       <w:pPr>
@@ -1203,7 +1400,18 @@
       </w:r>
       <w:r>
         <w:rPr>
-          <w:rFonts w:ascii="Calibri" w:hAnsi="Calibri" w:cs="Calibri"/>
+          <w:rFonts w:ascii="Calibri" w:hAnsi="Calibri" w:eastAsia="Calibri" w:cs="Calibri"/>
+          <w:sz w:val="24"/>
+          <w:szCs w:val="24"/>
+          <w:highlight w:val="none"/>
+        </w:rPr>
+      </w:r>
+      <w:r>
+        <w:rPr>
+          <w:rFonts w:ascii="Calibri" w:hAnsi="Calibri" w:eastAsia="Calibri" w:cs="Calibri"/>
+          <w:sz w:val="24"/>
+          <w:szCs w:val="24"/>
+          <w:highlight w:val="none"/>
         </w:rPr>
       </w:r>
     </w:p>
@@ -1244,7 +1452,18 @@
       </w:r>
       <w:r>
         <w:rPr>
-          <w:rFonts w:ascii="Calibri" w:hAnsi="Calibri" w:cs="Calibri"/>
+          <w:rFonts w:ascii="Calibri" w:hAnsi="Calibri" w:eastAsia="Calibri" w:cs="Calibri"/>
+          <w:sz w:val="24"/>
+          <w:szCs w:val="24"/>
+          <w:highlight w:val="none"/>
+        </w:rPr>
+      </w:r>
+      <w:r>
+        <w:rPr>
+          <w:rFonts w:ascii="Calibri" w:hAnsi="Calibri" w:eastAsia="Calibri" w:cs="Calibri"/>
+          <w:sz w:val="24"/>
+          <w:szCs w:val="24"/>
+          <w:highlight w:val="none"/>
         </w:rPr>
       </w:r>
     </w:p>
@@ -1302,7 +1521,10 @@
       </w:r>
       <w:r>
         <w:rPr>
-          <w:rFonts w:ascii="Calibri" w:hAnsi="Calibri" w:cs="Calibri"/>
+          <w:rFonts w:ascii="Calibri" w:hAnsi="Calibri" w:eastAsia="Calibri" w:cs="Calibri"/>
+          <w:sz w:val="24"/>
+          <w:szCs w:val="24"/>
+          <w:highlight w:val="none"/>
         </w:rPr>
       </w:r>
     </w:p>
@@ -1331,99 +1553,6 @@
           <w:highlight w:val="none"/>
         </w:rPr>
         <w:t xml:space="preserve">-You humble me. Now hop in!</w:t>
-      </w:r>
-      <w:r>
-        <w:rPr>
-          <w:rFonts w:ascii="Calibri" w:hAnsi="Calibri" w:cs="Calibri"/>
-        </w:rPr>
-      </w:r>
-    </w:p>
-    <w:p>
-      <w:pPr>
-        <w:pBdr>
-          <w:top w:val="none" w:color="000000" w:sz="4" w:space="0"/>
-          <w:left w:val="none" w:color="000000" w:sz="4" w:space="0"/>
-          <w:bottom w:val="none" w:color="000000" w:sz="4" w:space="0"/>
-          <w:right w:val="none" w:color="000000" w:sz="4" w:space="0"/>
-        </w:pBdr>
-        <w:spacing/>
-        <w:ind w:right="0" w:firstLine="0" w:left="0"/>
-        <w:rPr>
-          <w:rFonts w:ascii="Calibri" w:hAnsi="Calibri" w:eastAsia="Calibri" w:cs="Calibri"/>
-          <w:sz w:val="24"/>
-          <w:szCs w:val="24"/>
-          <w:highlight w:val="none"/>
-        </w:rPr>
-      </w:pPr>
-      <w:r>
-        <w:rPr>
-          <w:rFonts w:ascii="Calibri" w:hAnsi="Calibri" w:eastAsia="Calibri" w:cs="Calibri"/>
-          <w:sz w:val="24"/>
-          <w:szCs w:val="24"/>
-          <w:highlight w:val="none"/>
-        </w:rPr>
-        <w:t xml:space="preserve">-What trickery is this? There are no parts in here. Only the nasty cogs of a crusher!</w:t>
-      </w:r>
-      <w:r>
-        <w:rPr>
-          <w:rFonts w:ascii="Calibri" w:hAnsi="Calibri" w:cs="Calibri"/>
-        </w:rPr>
-      </w:r>
-    </w:p>
-    <w:p>
-      <w:pPr>
-        <w:pBdr>
-          <w:top w:val="none" w:color="000000" w:sz="4" w:space="0"/>
-          <w:left w:val="none" w:color="000000" w:sz="4" w:space="0"/>
-          <w:bottom w:val="none" w:color="000000" w:sz="4" w:space="0"/>
-          <w:right w:val="none" w:color="000000" w:sz="4" w:space="0"/>
-        </w:pBdr>
-        <w:spacing/>
-        <w:ind w:right="0" w:firstLine="0" w:left="0"/>
-        <w:rPr>
-          <w:rFonts w:ascii="Calibri" w:hAnsi="Calibri" w:eastAsia="Calibri" w:cs="Calibri"/>
-          <w:sz w:val="24"/>
-          <w:szCs w:val="24"/>
-          <w:highlight w:val="none"/>
-        </w:rPr>
-      </w:pPr>
-      <w:r>
-        <w:rPr>
-          <w:rFonts w:ascii="Calibri" w:hAnsi="Calibri" w:eastAsia="Calibri" w:cs="Calibri"/>
-          <w:sz w:val="24"/>
-          <w:szCs w:val="24"/>
-          <w:highlight w:val="none"/>
-        </w:rPr>
-        <w:t xml:space="preserve">-Indeed!</w:t>
-      </w:r>
-      <w:r>
-        <w:rPr>
-          <w:rFonts w:ascii="Calibri" w:hAnsi="Calibri" w:cs="Calibri"/>
-        </w:rPr>
-      </w:r>
-    </w:p>
-    <w:p>
-      <w:pPr>
-        <w:pBdr>
-          <w:top w:val="none" w:color="000000" w:sz="4" w:space="0"/>
-          <w:left w:val="none" w:color="000000" w:sz="4" w:space="0"/>
-          <w:bottom w:val="none" w:color="000000" w:sz="4" w:space="0"/>
-          <w:right w:val="none" w:color="000000" w:sz="4" w:space="0"/>
-        </w:pBdr>
-        <w:spacing/>
-        <w:ind w:right="0" w:firstLine="0" w:left="0"/>
-        <w:rPr>
-          <w:rFonts w:ascii="Calibri" w:hAnsi="Calibri" w:cs="Calibri"/>
-        </w:rPr>
-      </w:pPr>
-      <w:r>
-        <w:rPr>
-          <w:rFonts w:ascii="Calibri" w:hAnsi="Calibri" w:eastAsia="Calibri" w:cs="Calibri"/>
-          <w:sz w:val="24"/>
-          <w:szCs w:val="24"/>
-          <w:highlight w:val="none"/>
-        </w:rPr>
-        <w:t xml:space="preserve">-NOOOOOOOOOOOOOOOO..</w:t>
       </w:r>
       <w:r>
         <w:rPr>
@@ -1439,6 +1568,123 @@
           <w:sz w:val="24"/>
           <w:szCs w:val="24"/>
           <w:highlight w:val="none"/>
+        </w:rPr>
+      </w:r>
+    </w:p>
+    <w:p>
+      <w:pPr>
+        <w:pBdr>
+          <w:top w:val="none" w:color="000000" w:sz="4" w:space="0"/>
+          <w:left w:val="none" w:color="000000" w:sz="4" w:space="0"/>
+          <w:bottom w:val="none" w:color="000000" w:sz="4" w:space="0"/>
+          <w:right w:val="none" w:color="000000" w:sz="4" w:space="0"/>
+        </w:pBdr>
+        <w:spacing/>
+        <w:ind w:right="0" w:firstLine="0" w:left="0"/>
+        <w:rPr>
+          <w:rFonts w:ascii="Calibri" w:hAnsi="Calibri" w:eastAsia="Calibri" w:cs="Calibri"/>
+          <w:sz w:val="24"/>
+          <w:szCs w:val="24"/>
+          <w:highlight w:val="none"/>
+        </w:rPr>
+      </w:pPr>
+      <w:r>
+        <w:rPr>
+          <w:rFonts w:ascii="Calibri" w:hAnsi="Calibri" w:eastAsia="Calibri" w:cs="Calibri"/>
+          <w:sz w:val="24"/>
+          <w:szCs w:val="24"/>
+          <w:highlight w:val="none"/>
+        </w:rPr>
+        <w:t xml:space="preserve">-What trickery is this? There are no parts in here. Only the nasty cogs of a crusher!</w:t>
+      </w:r>
+      <w:r>
+        <w:rPr>
+          <w:rFonts w:ascii="Calibri" w:hAnsi="Calibri" w:eastAsia="Calibri" w:cs="Calibri"/>
+          <w:sz w:val="24"/>
+          <w:szCs w:val="24"/>
+          <w:highlight w:val="none"/>
+        </w:rPr>
+      </w:r>
+      <w:r>
+        <w:rPr>
+          <w:rFonts w:ascii="Calibri" w:hAnsi="Calibri" w:eastAsia="Calibri" w:cs="Calibri"/>
+          <w:sz w:val="24"/>
+          <w:szCs w:val="24"/>
+          <w:highlight w:val="none"/>
+        </w:rPr>
+      </w:r>
+    </w:p>
+    <w:p>
+      <w:pPr>
+        <w:pBdr>
+          <w:top w:val="none" w:color="000000" w:sz="4" w:space="0"/>
+          <w:left w:val="none" w:color="000000" w:sz="4" w:space="0"/>
+          <w:bottom w:val="none" w:color="000000" w:sz="4" w:space="0"/>
+          <w:right w:val="none" w:color="000000" w:sz="4" w:space="0"/>
+        </w:pBdr>
+        <w:spacing/>
+        <w:ind w:right="0" w:firstLine="0" w:left="0"/>
+        <w:rPr>
+          <w:rFonts w:ascii="Calibri" w:hAnsi="Calibri" w:eastAsia="Calibri" w:cs="Calibri"/>
+          <w:sz w:val="24"/>
+          <w:szCs w:val="24"/>
+          <w:highlight w:val="none"/>
+        </w:rPr>
+      </w:pPr>
+      <w:r>
+        <w:rPr>
+          <w:rFonts w:ascii="Calibri" w:hAnsi="Calibri" w:eastAsia="Calibri" w:cs="Calibri"/>
+          <w:sz w:val="24"/>
+          <w:szCs w:val="24"/>
+          <w:highlight w:val="none"/>
+        </w:rPr>
+        <w:t xml:space="preserve">-Indeed!</w:t>
+      </w:r>
+      <w:r>
+        <w:rPr>
+          <w:rFonts w:ascii="Calibri" w:hAnsi="Calibri" w:eastAsia="Calibri" w:cs="Calibri"/>
+          <w:sz w:val="24"/>
+          <w:szCs w:val="24"/>
+          <w:highlight w:val="none"/>
+        </w:rPr>
+      </w:r>
+      <w:r>
+        <w:rPr>
+          <w:rFonts w:ascii="Calibri" w:hAnsi="Calibri" w:eastAsia="Calibri" w:cs="Calibri"/>
+          <w:sz w:val="24"/>
+          <w:szCs w:val="24"/>
+          <w:highlight w:val="none"/>
+        </w:rPr>
+      </w:r>
+    </w:p>
+    <w:p>
+      <w:pPr>
+        <w:pBdr>
+          <w:top w:val="none" w:color="000000" w:sz="4" w:space="0"/>
+          <w:left w:val="none" w:color="000000" w:sz="4" w:space="0"/>
+          <w:bottom w:val="none" w:color="000000" w:sz="4" w:space="0"/>
+          <w:right w:val="none" w:color="000000" w:sz="4" w:space="0"/>
+        </w:pBdr>
+        <w:spacing/>
+        <w:ind w:right="0" w:firstLine="0" w:left="0"/>
+        <w:rPr>
+          <w:rFonts w:ascii="Calibri" w:hAnsi="Calibri" w:cs="Calibri"/>
+        </w:rPr>
+      </w:pPr>
+      <w:r>
+        <w:rPr>
+          <w:rFonts w:ascii="Calibri" w:hAnsi="Calibri" w:eastAsia="Calibri" w:cs="Calibri"/>
+          <w:sz w:val="24"/>
+          <w:szCs w:val="24"/>
+          <w:highlight w:val="none"/>
+        </w:rPr>
+        <w:t xml:space="preserve">-NOOOOOOOOOOOOOOOO!</w:t>
+      </w:r>
+      <w:r/>
+      <w:r/>
+      <w:r>
+        <w:rPr>
+          <w:rFonts w:ascii="Calibri" w:hAnsi="Calibri" w:cs="Calibri"/>
         </w:rPr>
       </w:r>
     </w:p>
@@ -1464,6 +1710,7 @@
         <w:ind/>
         <w:rPr/>
       </w:pPr>
+      <w:r/>
       <w:r>
         <w:separator/>
       </w:r>
@@ -1478,6 +1725,7 @@
         <w:ind/>
         <w:rPr/>
       </w:pPr>
+      <w:r/>
       <w:r>
         <w:continuationSeparator/>
       </w:r>
@@ -1497,6 +1745,7 @@
         <w:ind/>
         <w:rPr/>
       </w:pPr>
+      <w:r/>
       <w:r>
         <w:separator/>
       </w:r>
@@ -1511,6 +1760,7 @@
         <w:ind/>
         <w:rPr/>
       </w:pPr>
+      <w:r/>
       <w:r>
         <w:continuationSeparator/>
       </w:r>
@@ -1518,611 +1768,6 @@
     </w:p>
   </w:footnote>
 </w:footnotes>
-</file>
-
-<file path=word/numbering.xml><?xml version="1.0" encoding="utf-8"?>
-<w:numbering xmlns:wpc="http://schemas.microsoft.com/office/word/2010/wordprocessingCanvas" xmlns:mc="http://schemas.openxmlformats.org/markup-compatibility/2006" xmlns:o="urn:schemas-microsoft-com:office:office" xmlns:r="http://schemas.openxmlformats.org/officeDocument/2006/relationships" xmlns:m="http://schemas.openxmlformats.org/officeDocument/2006/math" xmlns:v="urn:schemas-microsoft-com:vml" xmlns:wp14="http://schemas.microsoft.com/office/word/2010/wordprocessingDrawing" xmlns:wp="http://schemas.openxmlformats.org/drawingml/2006/wordprocessingDrawing" xmlns:w10="urn:schemas-microsoft-com:office:word" xmlns:w="http://schemas.openxmlformats.org/wordprocessingml/2006/main" xmlns:w14="http://schemas.microsoft.com/office/word/2010/wordml" xmlns:w15="http://schemas.microsoft.com/office/word/2012/wordml" xmlns:wpg="http://schemas.microsoft.com/office/word/2010/wordprocessingGroup" xmlns:wpi="http://schemas.microsoft.com/office/word/2010/wordprocessingInk" xmlns:wne="http://schemas.microsoft.com/office/word/2006/wordml" xmlns:wps="http://schemas.microsoft.com/office/word/2010/wordprocessingShape" mc:Ignorable="w14 w15 wp14">
-  <w:abstractNum w:abstractNumId="0">
-    <w:nsid w:val="23E2A9B1"/>
-    <w:lvl w:ilvl="0">
-      <w:isLgl w:val="false"/>
-      <w:lvlJc w:val="left"/>
-      <w:lvlText w:val="–"/>
-      <w:numFmt w:val="bullet"/>
-      <w:pPr>
-        <w:pBdr/>
-        <w:spacing/>
-        <w:ind w:hanging="360" w:left="709"/>
-      </w:pPr>
-      <w:rPr>
-        <w:rFonts w:hint="default" w:ascii="Arial" w:hAnsi="Arial" w:eastAsia="Arial" w:cs="Arial"/>
-      </w:rPr>
-      <w:start w:val="1"/>
-      <w:suff w:val="tab"/>
-    </w:lvl>
-    <w:lvl w:ilvl="1">
-      <w:isLgl w:val="false"/>
-      <w:lvlJc w:val="left"/>
-      <w:lvlText w:val="o"/>
-      <w:numFmt w:val="bullet"/>
-      <w:pPr>
-        <w:pBdr/>
-        <w:spacing/>
-        <w:ind w:hanging="360" w:left="1429"/>
-      </w:pPr>
-      <w:rPr>
-        <w:rFonts w:hint="default" w:ascii="Courier New" w:hAnsi="Courier New" w:eastAsia="Courier New" w:cs="Courier New"/>
-      </w:rPr>
-      <w:start w:val="1"/>
-      <w:suff w:val="tab"/>
-    </w:lvl>
-    <w:lvl w:ilvl="2">
-      <w:isLgl w:val="false"/>
-      <w:lvlJc w:val="left"/>
-      <w:lvlText w:val="§"/>
-      <w:numFmt w:val="bullet"/>
-      <w:pPr>
-        <w:pBdr/>
-        <w:spacing/>
-        <w:ind w:hanging="360" w:left="2149"/>
-      </w:pPr>
-      <w:rPr>
-        <w:rFonts w:hint="default" w:ascii="Wingdings" w:hAnsi="Wingdings" w:eastAsia="Wingdings" w:cs="Wingdings"/>
-      </w:rPr>
-      <w:start w:val="1"/>
-      <w:suff w:val="tab"/>
-    </w:lvl>
-    <w:lvl w:ilvl="3">
-      <w:isLgl w:val="false"/>
-      <w:lvlJc w:val="left"/>
-      <w:lvlText w:val="·"/>
-      <w:numFmt w:val="bullet"/>
-      <w:pPr>
-        <w:pBdr/>
-        <w:spacing/>
-        <w:ind w:hanging="360" w:left="2869"/>
-      </w:pPr>
-      <w:rPr>
-        <w:rFonts w:hint="default" w:ascii="Symbol" w:hAnsi="Symbol" w:eastAsia="Symbol" w:cs="Symbol"/>
-      </w:rPr>
-      <w:start w:val="1"/>
-      <w:suff w:val="tab"/>
-    </w:lvl>
-    <w:lvl w:ilvl="4">
-      <w:isLgl w:val="false"/>
-      <w:lvlJc w:val="left"/>
-      <w:lvlText w:val="o"/>
-      <w:numFmt w:val="bullet"/>
-      <w:pPr>
-        <w:pBdr/>
-        <w:spacing/>
-        <w:ind w:hanging="360" w:left="3589"/>
-      </w:pPr>
-      <w:rPr>
-        <w:rFonts w:hint="default" w:ascii="Courier New" w:hAnsi="Courier New" w:eastAsia="Courier New" w:cs="Courier New"/>
-      </w:rPr>
-      <w:start w:val="1"/>
-      <w:suff w:val="tab"/>
-    </w:lvl>
-    <w:lvl w:ilvl="5">
-      <w:isLgl w:val="false"/>
-      <w:lvlJc w:val="left"/>
-      <w:lvlText w:val="§"/>
-      <w:numFmt w:val="bullet"/>
-      <w:pPr>
-        <w:pBdr/>
-        <w:spacing/>
-        <w:ind w:hanging="360" w:left="4309"/>
-      </w:pPr>
-      <w:rPr>
-        <w:rFonts w:hint="default" w:ascii="Wingdings" w:hAnsi="Wingdings" w:eastAsia="Wingdings" w:cs="Wingdings"/>
-      </w:rPr>
-      <w:start w:val="1"/>
-      <w:suff w:val="tab"/>
-    </w:lvl>
-    <w:lvl w:ilvl="6">
-      <w:isLgl w:val="false"/>
-      <w:lvlJc w:val="left"/>
-      <w:lvlText w:val="·"/>
-      <w:numFmt w:val="bullet"/>
-      <w:pPr>
-        <w:pBdr/>
-        <w:spacing/>
-        <w:ind w:hanging="360" w:left="5029"/>
-      </w:pPr>
-      <w:rPr>
-        <w:rFonts w:hint="default" w:ascii="Symbol" w:hAnsi="Symbol" w:eastAsia="Symbol" w:cs="Symbol"/>
-      </w:rPr>
-      <w:start w:val="1"/>
-      <w:suff w:val="tab"/>
-    </w:lvl>
-    <w:lvl w:ilvl="7">
-      <w:isLgl w:val="false"/>
-      <w:lvlJc w:val="left"/>
-      <w:lvlText w:val="o"/>
-      <w:numFmt w:val="bullet"/>
-      <w:pPr>
-        <w:pBdr/>
-        <w:spacing/>
-        <w:ind w:hanging="360" w:left="5749"/>
-      </w:pPr>
-      <w:rPr>
-        <w:rFonts w:hint="default" w:ascii="Courier New" w:hAnsi="Courier New" w:eastAsia="Courier New" w:cs="Courier New"/>
-      </w:rPr>
-      <w:start w:val="1"/>
-      <w:suff w:val="tab"/>
-    </w:lvl>
-    <w:lvl w:ilvl="8">
-      <w:isLgl w:val="false"/>
-      <w:lvlJc w:val="left"/>
-      <w:lvlText w:val="§"/>
-      <w:numFmt w:val="bullet"/>
-      <w:pPr>
-        <w:pBdr/>
-        <w:spacing/>
-        <w:ind w:hanging="360" w:left="6469"/>
-      </w:pPr>
-      <w:rPr>
-        <w:rFonts w:hint="default" w:ascii="Wingdings" w:hAnsi="Wingdings" w:eastAsia="Wingdings" w:cs="Wingdings"/>
-      </w:rPr>
-      <w:start w:val="1"/>
-      <w:suff w:val="tab"/>
-    </w:lvl>
-  </w:abstractNum>
-  <w:abstractNum w:abstractNumId="1">
-    <w:nsid w:val="15AA5976"/>
-    <w:lvl w:ilvl="0">
-      <w:isLgl w:val="false"/>
-      <w:lvlJc w:val="left"/>
-      <w:lvlText w:val="–"/>
-      <w:numFmt w:val="bullet"/>
-      <w:pPr>
-        <w:pBdr/>
-        <w:spacing/>
-        <w:ind w:hanging="360" w:left="709"/>
-      </w:pPr>
-      <w:rPr>
-        <w:rFonts w:hint="default" w:ascii="Arial" w:hAnsi="Arial" w:eastAsia="Arial" w:cs="Arial"/>
-      </w:rPr>
-      <w:start w:val="1"/>
-      <w:suff w:val="tab"/>
-    </w:lvl>
-    <w:lvl w:ilvl="1">
-      <w:isLgl w:val="false"/>
-      <w:lvlJc w:val="left"/>
-      <w:lvlText w:val="o"/>
-      <w:numFmt w:val="bullet"/>
-      <w:pPr>
-        <w:pBdr/>
-        <w:spacing/>
-        <w:ind w:hanging="360" w:left="1429"/>
-      </w:pPr>
-      <w:rPr>
-        <w:rFonts w:hint="default" w:ascii="Courier New" w:hAnsi="Courier New" w:eastAsia="Courier New" w:cs="Courier New"/>
-      </w:rPr>
-      <w:start w:val="1"/>
-      <w:suff w:val="tab"/>
-    </w:lvl>
-    <w:lvl w:ilvl="2">
-      <w:isLgl w:val="false"/>
-      <w:lvlJc w:val="left"/>
-      <w:lvlText w:val="§"/>
-      <w:numFmt w:val="bullet"/>
-      <w:pPr>
-        <w:pBdr/>
-        <w:spacing/>
-        <w:ind w:hanging="360" w:left="2149"/>
-      </w:pPr>
-      <w:rPr>
-        <w:rFonts w:hint="default" w:ascii="Wingdings" w:hAnsi="Wingdings" w:eastAsia="Wingdings" w:cs="Wingdings"/>
-      </w:rPr>
-      <w:start w:val="1"/>
-      <w:suff w:val="tab"/>
-    </w:lvl>
-    <w:lvl w:ilvl="3">
-      <w:isLgl w:val="false"/>
-      <w:lvlJc w:val="left"/>
-      <w:lvlText w:val="·"/>
-      <w:numFmt w:val="bullet"/>
-      <w:pPr>
-        <w:pBdr/>
-        <w:spacing/>
-        <w:ind w:hanging="360" w:left="2869"/>
-      </w:pPr>
-      <w:rPr>
-        <w:rFonts w:hint="default" w:ascii="Symbol" w:hAnsi="Symbol" w:eastAsia="Symbol" w:cs="Symbol"/>
-      </w:rPr>
-      <w:start w:val="1"/>
-      <w:suff w:val="tab"/>
-    </w:lvl>
-    <w:lvl w:ilvl="4">
-      <w:isLgl w:val="false"/>
-      <w:lvlJc w:val="left"/>
-      <w:lvlText w:val="o"/>
-      <w:numFmt w:val="bullet"/>
-      <w:pPr>
-        <w:pBdr/>
-        <w:spacing/>
-        <w:ind w:hanging="360" w:left="3589"/>
-      </w:pPr>
-      <w:rPr>
-        <w:rFonts w:hint="default" w:ascii="Courier New" w:hAnsi="Courier New" w:eastAsia="Courier New" w:cs="Courier New"/>
-      </w:rPr>
-      <w:start w:val="1"/>
-      <w:suff w:val="tab"/>
-    </w:lvl>
-    <w:lvl w:ilvl="5">
-      <w:isLgl w:val="false"/>
-      <w:lvlJc w:val="left"/>
-      <w:lvlText w:val="§"/>
-      <w:numFmt w:val="bullet"/>
-      <w:pPr>
-        <w:pBdr/>
-        <w:spacing/>
-        <w:ind w:hanging="360" w:left="4309"/>
-      </w:pPr>
-      <w:rPr>
-        <w:rFonts w:hint="default" w:ascii="Wingdings" w:hAnsi="Wingdings" w:eastAsia="Wingdings" w:cs="Wingdings"/>
-      </w:rPr>
-      <w:start w:val="1"/>
-      <w:suff w:val="tab"/>
-    </w:lvl>
-    <w:lvl w:ilvl="6">
-      <w:isLgl w:val="false"/>
-      <w:lvlJc w:val="left"/>
-      <w:lvlText w:val="·"/>
-      <w:numFmt w:val="bullet"/>
-      <w:pPr>
-        <w:pBdr/>
-        <w:spacing/>
-        <w:ind w:hanging="360" w:left="5029"/>
-      </w:pPr>
-      <w:rPr>
-        <w:rFonts w:hint="default" w:ascii="Symbol" w:hAnsi="Symbol" w:eastAsia="Symbol" w:cs="Symbol"/>
-      </w:rPr>
-      <w:start w:val="1"/>
-      <w:suff w:val="tab"/>
-    </w:lvl>
-    <w:lvl w:ilvl="7">
-      <w:isLgl w:val="false"/>
-      <w:lvlJc w:val="left"/>
-      <w:lvlText w:val="o"/>
-      <w:numFmt w:val="bullet"/>
-      <w:pPr>
-        <w:pBdr/>
-        <w:spacing/>
-        <w:ind w:hanging="360" w:left="5749"/>
-      </w:pPr>
-      <w:rPr>
-        <w:rFonts w:hint="default" w:ascii="Courier New" w:hAnsi="Courier New" w:eastAsia="Courier New" w:cs="Courier New"/>
-      </w:rPr>
-      <w:start w:val="1"/>
-      <w:suff w:val="tab"/>
-    </w:lvl>
-    <w:lvl w:ilvl="8">
-      <w:isLgl w:val="false"/>
-      <w:lvlJc w:val="left"/>
-      <w:lvlText w:val="§"/>
-      <w:numFmt w:val="bullet"/>
-      <w:pPr>
-        <w:pBdr/>
-        <w:spacing/>
-        <w:ind w:hanging="360" w:left="6469"/>
-      </w:pPr>
-      <w:rPr>
-        <w:rFonts w:hint="default" w:ascii="Wingdings" w:hAnsi="Wingdings" w:eastAsia="Wingdings" w:cs="Wingdings"/>
-      </w:rPr>
-      <w:start w:val="1"/>
-      <w:suff w:val="tab"/>
-    </w:lvl>
-  </w:abstractNum>
-  <w:abstractNum w:abstractNumId="2">
-    <w:nsid w:val="486CFAFC"/>
-    <w:lvl w:ilvl="0">
-      <w:isLgl w:val="false"/>
-      <w:lvlJc w:val="left"/>
-      <w:lvlText w:val="–"/>
-      <w:numFmt w:val="bullet"/>
-      <w:pPr>
-        <w:pBdr/>
-        <w:spacing/>
-        <w:ind w:hanging="360" w:left="709"/>
-      </w:pPr>
-      <w:rPr>
-        <w:rFonts w:hint="default" w:ascii="Arial" w:hAnsi="Arial" w:eastAsia="Arial" w:cs="Arial"/>
-      </w:rPr>
-      <w:start w:val="1"/>
-      <w:suff w:val="tab"/>
-    </w:lvl>
-    <w:lvl w:ilvl="1">
-      <w:isLgl w:val="false"/>
-      <w:lvlJc w:val="left"/>
-      <w:lvlText w:val="o"/>
-      <w:numFmt w:val="bullet"/>
-      <w:pPr>
-        <w:pBdr/>
-        <w:spacing/>
-        <w:ind w:hanging="360" w:left="1429"/>
-      </w:pPr>
-      <w:rPr>
-        <w:rFonts w:hint="default" w:ascii="Courier New" w:hAnsi="Courier New" w:eastAsia="Courier New" w:cs="Courier New"/>
-      </w:rPr>
-      <w:start w:val="1"/>
-      <w:suff w:val="tab"/>
-    </w:lvl>
-    <w:lvl w:ilvl="2">
-      <w:isLgl w:val="false"/>
-      <w:lvlJc w:val="left"/>
-      <w:lvlText w:val="§"/>
-      <w:numFmt w:val="bullet"/>
-      <w:pPr>
-        <w:pBdr/>
-        <w:spacing/>
-        <w:ind w:hanging="360" w:left="2149"/>
-      </w:pPr>
-      <w:rPr>
-        <w:rFonts w:hint="default" w:ascii="Wingdings" w:hAnsi="Wingdings" w:eastAsia="Wingdings" w:cs="Wingdings"/>
-      </w:rPr>
-      <w:start w:val="1"/>
-      <w:suff w:val="tab"/>
-    </w:lvl>
-    <w:lvl w:ilvl="3">
-      <w:isLgl w:val="false"/>
-      <w:lvlJc w:val="left"/>
-      <w:lvlText w:val="·"/>
-      <w:numFmt w:val="bullet"/>
-      <w:pPr>
-        <w:pBdr/>
-        <w:spacing/>
-        <w:ind w:hanging="360" w:left="2869"/>
-      </w:pPr>
-      <w:rPr>
-        <w:rFonts w:hint="default" w:ascii="Symbol" w:hAnsi="Symbol" w:eastAsia="Symbol" w:cs="Symbol"/>
-      </w:rPr>
-      <w:start w:val="1"/>
-      <w:suff w:val="tab"/>
-    </w:lvl>
-    <w:lvl w:ilvl="4">
-      <w:isLgl w:val="false"/>
-      <w:lvlJc w:val="left"/>
-      <w:lvlText w:val="o"/>
-      <w:numFmt w:val="bullet"/>
-      <w:pPr>
-        <w:pBdr/>
-        <w:spacing/>
-        <w:ind w:hanging="360" w:left="3589"/>
-      </w:pPr>
-      <w:rPr>
-        <w:rFonts w:hint="default" w:ascii="Courier New" w:hAnsi="Courier New" w:eastAsia="Courier New" w:cs="Courier New"/>
-      </w:rPr>
-      <w:start w:val="1"/>
-      <w:suff w:val="tab"/>
-    </w:lvl>
-    <w:lvl w:ilvl="5">
-      <w:isLgl w:val="false"/>
-      <w:lvlJc w:val="left"/>
-      <w:lvlText w:val="§"/>
-      <w:numFmt w:val="bullet"/>
-      <w:pPr>
-        <w:pBdr/>
-        <w:spacing/>
-        <w:ind w:hanging="360" w:left="4309"/>
-      </w:pPr>
-      <w:rPr>
-        <w:rFonts w:hint="default" w:ascii="Wingdings" w:hAnsi="Wingdings" w:eastAsia="Wingdings" w:cs="Wingdings"/>
-      </w:rPr>
-      <w:start w:val="1"/>
-      <w:suff w:val="tab"/>
-    </w:lvl>
-    <w:lvl w:ilvl="6">
-      <w:isLgl w:val="false"/>
-      <w:lvlJc w:val="left"/>
-      <w:lvlText w:val="·"/>
-      <w:numFmt w:val="bullet"/>
-      <w:pPr>
-        <w:pBdr/>
-        <w:spacing/>
-        <w:ind w:hanging="360" w:left="5029"/>
-      </w:pPr>
-      <w:rPr>
-        <w:rFonts w:hint="default" w:ascii="Symbol" w:hAnsi="Symbol" w:eastAsia="Symbol" w:cs="Symbol"/>
-      </w:rPr>
-      <w:start w:val="1"/>
-      <w:suff w:val="tab"/>
-    </w:lvl>
-    <w:lvl w:ilvl="7">
-      <w:isLgl w:val="false"/>
-      <w:lvlJc w:val="left"/>
-      <w:lvlText w:val="o"/>
-      <w:numFmt w:val="bullet"/>
-      <w:pPr>
-        <w:pBdr/>
-        <w:spacing/>
-        <w:ind w:hanging="360" w:left="5749"/>
-      </w:pPr>
-      <w:rPr>
-        <w:rFonts w:hint="default" w:ascii="Courier New" w:hAnsi="Courier New" w:eastAsia="Courier New" w:cs="Courier New"/>
-      </w:rPr>
-      <w:start w:val="1"/>
-      <w:suff w:val="tab"/>
-    </w:lvl>
-    <w:lvl w:ilvl="8">
-      <w:isLgl w:val="false"/>
-      <w:lvlJc w:val="left"/>
-      <w:lvlText w:val="§"/>
-      <w:numFmt w:val="bullet"/>
-      <w:pPr>
-        <w:pBdr/>
-        <w:spacing/>
-        <w:ind w:hanging="360" w:left="6469"/>
-      </w:pPr>
-      <w:rPr>
-        <w:rFonts w:hint="default" w:ascii="Wingdings" w:hAnsi="Wingdings" w:eastAsia="Wingdings" w:cs="Wingdings"/>
-      </w:rPr>
-      <w:start w:val="1"/>
-      <w:suff w:val="tab"/>
-    </w:lvl>
-  </w:abstractNum>
-  <w:abstractNum w:abstractNumId="3">
-    <w:nsid w:val="7D1EBB41"/>
-    <w:lvl w:ilvl="0">
-      <w:isLgl w:val="false"/>
-      <w:lvlJc w:val="left"/>
-      <w:lvlText w:val="–"/>
-      <w:numFmt w:val="bullet"/>
-      <w:pPr>
-        <w:pBdr/>
-        <w:spacing/>
-        <w:ind w:hanging="360" w:left="709"/>
-      </w:pPr>
-      <w:rPr>
-        <w:rFonts w:hint="default" w:ascii="Arial" w:hAnsi="Arial" w:eastAsia="Arial" w:cs="Arial"/>
-      </w:rPr>
-      <w:start w:val="1"/>
-      <w:suff w:val="tab"/>
-    </w:lvl>
-    <w:lvl w:ilvl="1">
-      <w:isLgl w:val="false"/>
-      <w:lvlJc w:val="left"/>
-      <w:lvlText w:val="o"/>
-      <w:numFmt w:val="bullet"/>
-      <w:pPr>
-        <w:pBdr/>
-        <w:spacing/>
-        <w:ind w:hanging="360" w:left="1429"/>
-      </w:pPr>
-      <w:rPr>
-        <w:rFonts w:hint="default" w:ascii="Courier New" w:hAnsi="Courier New" w:eastAsia="Courier New" w:cs="Courier New"/>
-      </w:rPr>
-      <w:start w:val="1"/>
-      <w:suff w:val="tab"/>
-    </w:lvl>
-    <w:lvl w:ilvl="2">
-      <w:isLgl w:val="false"/>
-      <w:lvlJc w:val="left"/>
-      <w:lvlText w:val="§"/>
-      <w:numFmt w:val="bullet"/>
-      <w:pPr>
-        <w:pBdr/>
-        <w:spacing/>
-        <w:ind w:hanging="360" w:left="2149"/>
-      </w:pPr>
-      <w:rPr>
-        <w:rFonts w:hint="default" w:ascii="Wingdings" w:hAnsi="Wingdings" w:eastAsia="Wingdings" w:cs="Wingdings"/>
-      </w:rPr>
-      <w:start w:val="1"/>
-      <w:suff w:val="tab"/>
-    </w:lvl>
-    <w:lvl w:ilvl="3">
-      <w:isLgl w:val="false"/>
-      <w:lvlJc w:val="left"/>
-      <w:lvlText w:val="·"/>
-      <w:numFmt w:val="bullet"/>
-      <w:pPr>
-        <w:pBdr/>
-        <w:spacing/>
-        <w:ind w:hanging="360" w:left="2869"/>
-      </w:pPr>
-      <w:rPr>
-        <w:rFonts w:hint="default" w:ascii="Symbol" w:hAnsi="Symbol" w:eastAsia="Symbol" w:cs="Symbol"/>
-      </w:rPr>
-      <w:start w:val="1"/>
-      <w:suff w:val="tab"/>
-    </w:lvl>
-    <w:lvl w:ilvl="4">
-      <w:isLgl w:val="false"/>
-      <w:lvlJc w:val="left"/>
-      <w:lvlText w:val="o"/>
-      <w:numFmt w:val="bullet"/>
-      <w:pPr>
-        <w:pBdr/>
-        <w:spacing/>
-        <w:ind w:hanging="360" w:left="3589"/>
-      </w:pPr>
-      <w:rPr>
-        <w:rFonts w:hint="default" w:ascii="Courier New" w:hAnsi="Courier New" w:eastAsia="Courier New" w:cs="Courier New"/>
-      </w:rPr>
-      <w:start w:val="1"/>
-      <w:suff w:val="tab"/>
-    </w:lvl>
-    <w:lvl w:ilvl="5">
-      <w:isLgl w:val="false"/>
-      <w:lvlJc w:val="left"/>
-      <w:lvlText w:val="§"/>
-      <w:numFmt w:val="bullet"/>
-      <w:pPr>
-        <w:pBdr/>
-        <w:spacing/>
-        <w:ind w:hanging="360" w:left="4309"/>
-      </w:pPr>
-      <w:rPr>
-        <w:rFonts w:hint="default" w:ascii="Wingdings" w:hAnsi="Wingdings" w:eastAsia="Wingdings" w:cs="Wingdings"/>
-      </w:rPr>
-      <w:start w:val="1"/>
-      <w:suff w:val="tab"/>
-    </w:lvl>
-    <w:lvl w:ilvl="6">
-      <w:isLgl w:val="false"/>
-      <w:lvlJc w:val="left"/>
-      <w:lvlText w:val="·"/>
-      <w:numFmt w:val="bullet"/>
-      <w:pPr>
-        <w:pBdr/>
-        <w:spacing/>
-        <w:ind w:hanging="360" w:left="5029"/>
-      </w:pPr>
-      <w:rPr>
-        <w:rFonts w:hint="default" w:ascii="Symbol" w:hAnsi="Symbol" w:eastAsia="Symbol" w:cs="Symbol"/>
-      </w:rPr>
-      <w:start w:val="1"/>
-      <w:suff w:val="tab"/>
-    </w:lvl>
-    <w:lvl w:ilvl="7">
-      <w:isLgl w:val="false"/>
-      <w:lvlJc w:val="left"/>
-      <w:lvlText w:val="o"/>
-      <w:numFmt w:val="bullet"/>
-      <w:pPr>
-        <w:pBdr/>
-        <w:spacing/>
-        <w:ind w:hanging="360" w:left="5749"/>
-      </w:pPr>
-      <w:rPr>
-        <w:rFonts w:hint="default" w:ascii="Courier New" w:hAnsi="Courier New" w:eastAsia="Courier New" w:cs="Courier New"/>
-      </w:rPr>
-      <w:start w:val="1"/>
-      <w:suff w:val="tab"/>
-    </w:lvl>
-    <w:lvl w:ilvl="8">
-      <w:isLgl w:val="false"/>
-      <w:lvlJc w:val="left"/>
-      <w:lvlText w:val="§"/>
-      <w:numFmt w:val="bullet"/>
-      <w:pPr>
-        <w:pBdr/>
-        <w:spacing/>
-        <w:ind w:hanging="360" w:left="6469"/>
-      </w:pPr>
-      <w:rPr>
-        <w:rFonts w:hint="default" w:ascii="Wingdings" w:hAnsi="Wingdings" w:eastAsia="Wingdings" w:cs="Wingdings"/>
-      </w:rPr>
-      <w:start w:val="1"/>
-      <w:suff w:val="tab"/>
-    </w:lvl>
-  </w:abstractNum>
-  <w:num w:numId="1">
-    <w:abstractNumId w:val="0"/>
-  </w:num>
-  <w:num w:numId="2">
-    <w:abstractNumId w:val="1"/>
-  </w:num>
-  <w:num w:numId="3">
-    <w:abstractNumId w:val="2"/>
-  </w:num>
-  <w:num w:numId="4">
-    <w:abstractNumId w:val="3"/>
-  </w:num>
-</w:numbering>
 </file>
 
 <file path=word/styles.xml><?xml version="1.0" encoding="utf-8"?>
@@ -2283,9 +1928,9 @@
     <w:lsdException w:name="Bibliography" w:uiPriority="37"/>
     <w:lsdException w:name="TOC Heading" w:uiPriority="39" w:qFormat="1"/>
   </w:latentStyles>
-  <w:style w:type="table" w:styleId="709">
+  <w:style w:type="table" w:styleId="12">
     <w:name w:val="Table Grid"/>
-    <w:basedOn w:val="895"/>
+    <w:basedOn w:val="665"/>
     <w:uiPriority w:val="59"/>
     <w:pPr>
       <w:pBdr/>
@@ -2482,9 +2127,9 @@
       </w:tcPr>
     </w:tblStylePr>
   </w:style>
-  <w:style w:type="table" w:styleId="710">
+  <w:style w:type="table" w:styleId="13">
     <w:name w:val="Table Grid Light"/>
-    <w:basedOn w:val="895"/>
+    <w:basedOn w:val="665"/>
     <w:uiPriority w:val="59"/>
     <w:pPr>
       <w:pBdr/>
@@ -2681,9 +2326,9 @@
       </w:tcPr>
     </w:tblStylePr>
   </w:style>
-  <w:style w:type="table" w:styleId="711">
+  <w:style w:type="table" w:styleId="14">
     <w:name w:val="Plain Table 1"/>
-    <w:basedOn w:val="895"/>
+    <w:basedOn w:val="665"/>
     <w:uiPriority w:val="59"/>
     <w:pPr>
       <w:pBdr/>
@@ -2906,9 +2551,9 @@
       </w:tcPr>
     </w:tblStylePr>
   </w:style>
-  <w:style w:type="table" w:styleId="712">
+  <w:style w:type="table" w:styleId="15">
     <w:name w:val="Plain Table 2"/>
-    <w:basedOn w:val="895"/>
+    <w:basedOn w:val="665"/>
     <w:uiPriority w:val="59"/>
     <w:pPr>
       <w:pBdr/>
@@ -3139,9 +2784,9 @@
       </w:tcPr>
     </w:tblStylePr>
   </w:style>
-  <w:style w:type="table" w:styleId="713">
+  <w:style w:type="table" w:styleId="16">
     <w:name w:val="Plain Table 3"/>
-    <w:basedOn w:val="895"/>
+    <w:basedOn w:val="665"/>
     <w:uiPriority w:val="99"/>
     <w:pPr>
       <w:pBdr/>
@@ -3369,9 +3014,9 @@
       </w:tcPr>
     </w:tblStylePr>
   </w:style>
-  <w:style w:type="table" w:styleId="714">
+  <w:style w:type="table" w:styleId="17">
     <w:name w:val="Plain Table 4"/>
-    <w:basedOn w:val="895"/>
+    <w:basedOn w:val="665"/>
     <w:uiPriority w:val="99"/>
     <w:pPr>
       <w:pBdr/>
@@ -3585,9 +3230,9 @@
       </w:tcPr>
     </w:tblStylePr>
   </w:style>
-  <w:style w:type="table" w:styleId="715">
+  <w:style w:type="table" w:styleId="18">
     <w:name w:val="Plain Table 5"/>
-    <w:basedOn w:val="895"/>
+    <w:basedOn w:val="665"/>
     <w:uiPriority w:val="99"/>
     <w:pPr>
       <w:pBdr/>
@@ -3818,9 +3463,9 @@
       </w:tcPr>
     </w:tblStylePr>
   </w:style>
-  <w:style w:type="table" w:styleId="716">
+  <w:style w:type="table" w:styleId="19">
     <w:name w:val="Grid Table 1 Light"/>
-    <w:basedOn w:val="895"/>
+    <w:basedOn w:val="665"/>
     <w:uiPriority w:val="99"/>
     <w:pPr>
       <w:pBdr/>
@@ -4041,9 +3686,9 @@
       </w:tcPr>
     </w:tblStylePr>
   </w:style>
-  <w:style w:type="table" w:styleId="717">
+  <w:style w:type="table" w:styleId="20">
     <w:name w:val="Grid Table 1 Light - Accent 1"/>
-    <w:basedOn w:val="895"/>
+    <w:basedOn w:val="665"/>
     <w:uiPriority w:val="99"/>
     <w:pPr>
       <w:pBdr/>
@@ -4264,9 +3909,9 @@
       </w:tcPr>
     </w:tblStylePr>
   </w:style>
-  <w:style w:type="table" w:styleId="718">
+  <w:style w:type="table" w:styleId="21">
     <w:name w:val="Grid Table 1 Light - Accent 2"/>
-    <w:basedOn w:val="895"/>
+    <w:basedOn w:val="665"/>
     <w:uiPriority w:val="99"/>
     <w:pPr>
       <w:pBdr/>
@@ -4487,9 +4132,9 @@
       </w:tcPr>
     </w:tblStylePr>
   </w:style>
-  <w:style w:type="table" w:styleId="719">
+  <w:style w:type="table" w:styleId="22">
     <w:name w:val="Grid Table 1 Light - Accent 3"/>
-    <w:basedOn w:val="895"/>
+    <w:basedOn w:val="665"/>
     <w:uiPriority w:val="99"/>
     <w:pPr>
       <w:pBdr/>
@@ -4710,9 +4355,9 @@
       </w:tcPr>
     </w:tblStylePr>
   </w:style>
-  <w:style w:type="table" w:styleId="720">
+  <w:style w:type="table" w:styleId="23">
     <w:name w:val="Grid Table 1 Light - Accent 4"/>
-    <w:basedOn w:val="895"/>
+    <w:basedOn w:val="665"/>
     <w:uiPriority w:val="99"/>
     <w:pPr>
       <w:pBdr/>
@@ -4933,9 +4578,9 @@
       </w:tcPr>
     </w:tblStylePr>
   </w:style>
-  <w:style w:type="table" w:styleId="721">
+  <w:style w:type="table" w:styleId="24">
     <w:name w:val="Grid Table 1 Light - Accent 5"/>
-    <w:basedOn w:val="895"/>
+    <w:basedOn w:val="665"/>
     <w:uiPriority w:val="99"/>
     <w:pPr>
       <w:pBdr/>
@@ -5156,9 +4801,9 @@
       </w:tcPr>
     </w:tblStylePr>
   </w:style>
-  <w:style w:type="table" w:styleId="722">
+  <w:style w:type="table" w:styleId="25">
     <w:name w:val="Grid Table 1 Light - Accent 6"/>
-    <w:basedOn w:val="895"/>
+    <w:basedOn w:val="665"/>
     <w:uiPriority w:val="99"/>
     <w:pPr>
       <w:pBdr/>
@@ -5379,9 +5024,9 @@
       </w:tcPr>
     </w:tblStylePr>
   </w:style>
-  <w:style w:type="table" w:styleId="723">
+  <w:style w:type="table" w:styleId="26">
     <w:name w:val="Grid Table 2"/>
-    <w:basedOn w:val="895"/>
+    <w:basedOn w:val="665"/>
     <w:uiPriority w:val="99"/>
     <w:pPr>
       <w:pBdr/>
@@ -5611,9 +5256,9 @@
       </w:tcPr>
     </w:tblStylePr>
   </w:style>
-  <w:style w:type="table" w:styleId="724">
+  <w:style w:type="table" w:styleId="27">
     <w:name w:val="Grid Table 2 - Accent 1"/>
-    <w:basedOn w:val="895"/>
+    <w:basedOn w:val="665"/>
     <w:uiPriority w:val="99"/>
     <w:pPr>
       <w:pBdr/>
@@ -5843,9 +5488,9 @@
       </w:tcPr>
     </w:tblStylePr>
   </w:style>
-  <w:style w:type="table" w:styleId="725">
+  <w:style w:type="table" w:styleId="28">
     <w:name w:val="Grid Table 2 - Accent 2"/>
-    <w:basedOn w:val="895"/>
+    <w:basedOn w:val="665"/>
     <w:uiPriority w:val="99"/>
     <w:pPr>
       <w:pBdr/>
@@ -6075,9 +5720,9 @@
       </w:tcPr>
     </w:tblStylePr>
   </w:style>
-  <w:style w:type="table" w:styleId="726">
+  <w:style w:type="table" w:styleId="29">
     <w:name w:val="Grid Table 2 - Accent 3"/>
-    <w:basedOn w:val="895"/>
+    <w:basedOn w:val="665"/>
     <w:uiPriority w:val="99"/>
     <w:pPr>
       <w:pBdr/>
@@ -6307,9 +5952,9 @@
       </w:tcPr>
     </w:tblStylePr>
   </w:style>
-  <w:style w:type="table" w:styleId="727">
+  <w:style w:type="table" w:styleId="30">
     <w:name w:val="Grid Table 2 - Accent 4"/>
-    <w:basedOn w:val="895"/>
+    <w:basedOn w:val="665"/>
     <w:uiPriority w:val="99"/>
     <w:pPr>
       <w:pBdr/>
@@ -6539,9 +6184,9 @@
       </w:tcPr>
     </w:tblStylePr>
   </w:style>
-  <w:style w:type="table" w:styleId="728">
+  <w:style w:type="table" w:styleId="31">
     <w:name w:val="Grid Table 2 - Accent 5"/>
-    <w:basedOn w:val="895"/>
+    <w:basedOn w:val="665"/>
     <w:uiPriority w:val="99"/>
     <w:pPr>
       <w:pBdr/>
@@ -6771,9 +6416,9 @@
       </w:tcPr>
     </w:tblStylePr>
   </w:style>
-  <w:style w:type="table" w:styleId="729">
+  <w:style w:type="table" w:styleId="32">
     <w:name w:val="Grid Table 2 - Accent 6"/>
-    <w:basedOn w:val="895"/>
+    <w:basedOn w:val="665"/>
     <w:uiPriority w:val="99"/>
     <w:pPr>
       <w:pBdr/>
@@ -7003,9 +6648,9 @@
       </w:tcPr>
     </w:tblStylePr>
   </w:style>
-  <w:style w:type="table" w:styleId="730">
+  <w:style w:type="table" w:styleId="33">
     <w:name w:val="Grid Table 3"/>
-    <w:basedOn w:val="895"/>
+    <w:basedOn w:val="665"/>
     <w:uiPriority w:val="99"/>
     <w:pPr>
       <w:pBdr/>
@@ -7104,6 +6749,29 @@
         <w:tblBorders/>
       </w:tblPr>
       <w:tcPr>
+        <w:shd w:color="ffffff"/>
+        <w:tcBorders>
+          <w:top w:val="none" w:color="000000" w:sz="4" w:space="0"/>
+          <w:left w:val="none" w:color="000000" w:sz="4" w:space="0"/>
+          <w:bottom w:val="none" w:color="000000" w:sz="4" w:space="0"/>
+          <w:right w:val="none" w:color="000000" w:sz="4" w:space="0"/>
+        </w:tcBorders>
+      </w:tcPr>
+    </w:tblStylePr>
+    <w:tblStylePr w:type="firstRow">
+      <w:rPr>
+        <w:b/>
+        <w:color w:val="404040"/>
+      </w:rPr>
+      <w:pPr>
+        <w:pBdr/>
+        <w:spacing/>
+        <w:ind/>
+      </w:pPr>
+      <w:tblPr>
+        <w:tblBorders/>
+      </w:tblPr>
+      <w:tcPr>
         <w:shd w:val="clear" w:color="ffffff"/>
         <w:tcBorders>
           <w:top w:val="none" w:color="000000" w:sz="4" w:space="0"/>
@@ -7113,7 +6781,30 @@
         </w:tcBorders>
       </w:tcPr>
     </w:tblStylePr>
-    <w:tblStylePr w:type="firstRow">
+    <w:tblStylePr w:type="lastCol">
+      <w:rPr>
+        <w:i/>
+        <w:color w:val="404040"/>
+      </w:rPr>
+      <w:pPr>
+        <w:pBdr/>
+        <w:spacing/>
+        <w:ind/>
+      </w:pPr>
+      <w:tblPr>
+        <w:tblBorders/>
+      </w:tblPr>
+      <w:tcPr>
+        <w:shd w:color="ffffff"/>
+        <w:tcBorders>
+          <w:top w:val="none" w:color="000000" w:sz="4" w:space="0"/>
+          <w:left w:val="none" w:color="000000" w:sz="4" w:space="0"/>
+          <w:bottom w:val="none" w:color="000000" w:sz="4" w:space="0"/>
+          <w:right w:val="none" w:color="000000" w:sz="4" w:space="0"/>
+        </w:tcBorders>
+      </w:tcPr>
+    </w:tblStylePr>
+    <w:tblStylePr w:type="lastRow">
       <w:rPr>
         <w:b/>
         <w:color w:val="404040"/>
@@ -7136,52 +6827,6 @@
         </w:tcBorders>
       </w:tcPr>
     </w:tblStylePr>
-    <w:tblStylePr w:type="lastCol">
-      <w:rPr>
-        <w:i/>
-        <w:color w:val="404040"/>
-      </w:rPr>
-      <w:pPr>
-        <w:pBdr/>
-        <w:spacing/>
-        <w:ind/>
-      </w:pPr>
-      <w:tblPr>
-        <w:tblBorders/>
-      </w:tblPr>
-      <w:tcPr>
-        <w:shd w:val="clear" w:color="ffffff"/>
-        <w:tcBorders>
-          <w:top w:val="none" w:color="000000" w:sz="4" w:space="0"/>
-          <w:left w:val="none" w:color="000000" w:sz="4" w:space="0"/>
-          <w:bottom w:val="none" w:color="000000" w:sz="4" w:space="0"/>
-          <w:right w:val="none" w:color="000000" w:sz="4" w:space="0"/>
-        </w:tcBorders>
-      </w:tcPr>
-    </w:tblStylePr>
-    <w:tblStylePr w:type="lastRow">
-      <w:rPr>
-        <w:b/>
-        <w:color w:val="404040"/>
-      </w:rPr>
-      <w:pPr>
-        <w:pBdr/>
-        <w:spacing/>
-        <w:ind/>
-      </w:pPr>
-      <w:tblPr>
-        <w:tblBorders/>
-      </w:tblPr>
-      <w:tcPr>
-        <w:shd w:val="clear" w:color="ffffff"/>
-        <w:tcBorders>
-          <w:top w:val="none" w:color="000000" w:sz="4" w:space="0"/>
-          <w:left w:val="none" w:color="000000" w:sz="4" w:space="0"/>
-          <w:bottom w:val="none" w:color="000000" w:sz="4" w:space="0"/>
-          <w:right w:val="none" w:color="000000" w:sz="4" w:space="0"/>
-        </w:tcBorders>
-      </w:tcPr>
-    </w:tblStylePr>
     <w:tblStylePr w:type="nwCell">
       <w:pPr>
         <w:pBdr/>
@@ -7248,9 +6893,9 @@
       </w:tcPr>
     </w:tblStylePr>
   </w:style>
-  <w:style w:type="table" w:styleId="731">
+  <w:style w:type="table" w:styleId="34">
     <w:name w:val="Grid Table 3 - Accent 1"/>
-    <w:basedOn w:val="895"/>
+    <w:basedOn w:val="665"/>
     <w:uiPriority w:val="99"/>
     <w:pPr>
       <w:pBdr/>
@@ -7349,6 +6994,29 @@
         <w:tblBorders/>
       </w:tblPr>
       <w:tcPr>
+        <w:shd w:color="ffffff"/>
+        <w:tcBorders>
+          <w:top w:val="none" w:color="000000" w:sz="4" w:space="0"/>
+          <w:left w:val="none" w:color="000000" w:sz="4" w:space="0"/>
+          <w:bottom w:val="none" w:color="000000" w:sz="4" w:space="0"/>
+          <w:right w:val="none" w:color="000000" w:sz="4" w:space="0"/>
+        </w:tcBorders>
+      </w:tcPr>
+    </w:tblStylePr>
+    <w:tblStylePr w:type="firstRow">
+      <w:rPr>
+        <w:b/>
+        <w:color w:val="404040"/>
+      </w:rPr>
+      <w:pPr>
+        <w:pBdr/>
+        <w:spacing/>
+        <w:ind/>
+      </w:pPr>
+      <w:tblPr>
+        <w:tblBorders/>
+      </w:tblPr>
+      <w:tcPr>
         <w:shd w:val="clear" w:color="ffffff"/>
         <w:tcBorders>
           <w:top w:val="none" w:color="000000" w:sz="4" w:space="0"/>
@@ -7358,7 +7026,30 @@
         </w:tcBorders>
       </w:tcPr>
     </w:tblStylePr>
-    <w:tblStylePr w:type="firstRow">
+    <w:tblStylePr w:type="lastCol">
+      <w:rPr>
+        <w:i/>
+        <w:color w:val="404040"/>
+      </w:rPr>
+      <w:pPr>
+        <w:pBdr/>
+        <w:spacing/>
+        <w:ind/>
+      </w:pPr>
+      <w:tblPr>
+        <w:tblBorders/>
+      </w:tblPr>
+      <w:tcPr>
+        <w:shd w:color="ffffff"/>
+        <w:tcBorders>
+          <w:top w:val="none" w:color="000000" w:sz="4" w:space="0"/>
+          <w:left w:val="none" w:color="000000" w:sz="4" w:space="0"/>
+          <w:bottom w:val="none" w:color="000000" w:sz="4" w:space="0"/>
+          <w:right w:val="none" w:color="000000" w:sz="4" w:space="0"/>
+        </w:tcBorders>
+      </w:tcPr>
+    </w:tblStylePr>
+    <w:tblStylePr w:type="lastRow">
       <w:rPr>
         <w:b/>
         <w:color w:val="404040"/>
@@ -7381,52 +7072,6 @@
         </w:tcBorders>
       </w:tcPr>
     </w:tblStylePr>
-    <w:tblStylePr w:type="lastCol">
-      <w:rPr>
-        <w:i/>
-        <w:color w:val="404040"/>
-      </w:rPr>
-      <w:pPr>
-        <w:pBdr/>
-        <w:spacing/>
-        <w:ind/>
-      </w:pPr>
-      <w:tblPr>
-        <w:tblBorders/>
-      </w:tblPr>
-      <w:tcPr>
-        <w:shd w:val="clear" w:color="ffffff"/>
-        <w:tcBorders>
-          <w:top w:val="none" w:color="000000" w:sz="4" w:space="0"/>
-          <w:left w:val="none" w:color="000000" w:sz="4" w:space="0"/>
-          <w:bottom w:val="none" w:color="000000" w:sz="4" w:space="0"/>
-          <w:right w:val="none" w:color="000000" w:sz="4" w:space="0"/>
-        </w:tcBorders>
-      </w:tcPr>
-    </w:tblStylePr>
-    <w:tblStylePr w:type="lastRow">
-      <w:rPr>
-        <w:b/>
-        <w:color w:val="404040"/>
-      </w:rPr>
-      <w:pPr>
-        <w:pBdr/>
-        <w:spacing/>
-        <w:ind/>
-      </w:pPr>
-      <w:tblPr>
-        <w:tblBorders/>
-      </w:tblPr>
-      <w:tcPr>
-        <w:shd w:val="clear" w:color="ffffff"/>
-        <w:tcBorders>
-          <w:top w:val="none" w:color="000000" w:sz="4" w:space="0"/>
-          <w:left w:val="none" w:color="000000" w:sz="4" w:space="0"/>
-          <w:bottom w:val="none" w:color="000000" w:sz="4" w:space="0"/>
-          <w:right w:val="none" w:color="000000" w:sz="4" w:space="0"/>
-        </w:tcBorders>
-      </w:tcPr>
-    </w:tblStylePr>
     <w:tblStylePr w:type="nwCell">
       <w:pPr>
         <w:pBdr/>
@@ -7493,9 +7138,9 @@
       </w:tcPr>
     </w:tblStylePr>
   </w:style>
-  <w:style w:type="table" w:styleId="732">
+  <w:style w:type="table" w:styleId="35">
     <w:name w:val="Grid Table 3 - Accent 2"/>
-    <w:basedOn w:val="895"/>
+    <w:basedOn w:val="665"/>
     <w:uiPriority w:val="99"/>
     <w:pPr>
       <w:pBdr/>
@@ -7594,6 +7239,29 @@
         <w:tblBorders/>
       </w:tblPr>
       <w:tcPr>
+        <w:shd w:color="ffffff"/>
+        <w:tcBorders>
+          <w:top w:val="none" w:color="000000" w:sz="4" w:space="0"/>
+          <w:left w:val="none" w:color="000000" w:sz="4" w:space="0"/>
+          <w:bottom w:val="none" w:color="000000" w:sz="4" w:space="0"/>
+          <w:right w:val="none" w:color="000000" w:sz="4" w:space="0"/>
+        </w:tcBorders>
+      </w:tcPr>
+    </w:tblStylePr>
+    <w:tblStylePr w:type="firstRow">
+      <w:rPr>
+        <w:b/>
+        <w:color w:val="404040"/>
+      </w:rPr>
+      <w:pPr>
+        <w:pBdr/>
+        <w:spacing/>
+        <w:ind/>
+      </w:pPr>
+      <w:tblPr>
+        <w:tblBorders/>
+      </w:tblPr>
+      <w:tcPr>
         <w:shd w:val="clear" w:color="ffffff"/>
         <w:tcBorders>
           <w:top w:val="none" w:color="000000" w:sz="4" w:space="0"/>
@@ -7603,7 +7271,30 @@
         </w:tcBorders>
       </w:tcPr>
     </w:tblStylePr>
-    <w:tblStylePr w:type="firstRow">
+    <w:tblStylePr w:type="lastCol">
+      <w:rPr>
+        <w:i/>
+        <w:color w:val="404040"/>
+      </w:rPr>
+      <w:pPr>
+        <w:pBdr/>
+        <w:spacing/>
+        <w:ind/>
+      </w:pPr>
+      <w:tblPr>
+        <w:tblBorders/>
+      </w:tblPr>
+      <w:tcPr>
+        <w:shd w:color="ffffff"/>
+        <w:tcBorders>
+          <w:top w:val="none" w:color="000000" w:sz="4" w:space="0"/>
+          <w:left w:val="none" w:color="000000" w:sz="4" w:space="0"/>
+          <w:bottom w:val="none" w:color="000000" w:sz="4" w:space="0"/>
+          <w:right w:val="none" w:color="000000" w:sz="4" w:space="0"/>
+        </w:tcBorders>
+      </w:tcPr>
+    </w:tblStylePr>
+    <w:tblStylePr w:type="lastRow">
       <w:rPr>
         <w:b/>
         <w:color w:val="404040"/>
@@ -7626,52 +7317,6 @@
         </w:tcBorders>
       </w:tcPr>
     </w:tblStylePr>
-    <w:tblStylePr w:type="lastCol">
-      <w:rPr>
-        <w:i/>
-        <w:color w:val="404040"/>
-      </w:rPr>
-      <w:pPr>
-        <w:pBdr/>
-        <w:spacing/>
-        <w:ind/>
-      </w:pPr>
-      <w:tblPr>
-        <w:tblBorders/>
-      </w:tblPr>
-      <w:tcPr>
-        <w:shd w:val="clear" w:color="ffffff"/>
-        <w:tcBorders>
-          <w:top w:val="none" w:color="000000" w:sz="4" w:space="0"/>
-          <w:left w:val="none" w:color="000000" w:sz="4" w:space="0"/>
-          <w:bottom w:val="none" w:color="000000" w:sz="4" w:space="0"/>
-          <w:right w:val="none" w:color="000000" w:sz="4" w:space="0"/>
-        </w:tcBorders>
-      </w:tcPr>
-    </w:tblStylePr>
-    <w:tblStylePr w:type="lastRow">
-      <w:rPr>
-        <w:b/>
-        <w:color w:val="404040"/>
-      </w:rPr>
-      <w:pPr>
-        <w:pBdr/>
-        <w:spacing/>
-        <w:ind/>
-      </w:pPr>
-      <w:tblPr>
-        <w:tblBorders/>
-      </w:tblPr>
-      <w:tcPr>
-        <w:shd w:val="clear" w:color="ffffff"/>
-        <w:tcBorders>
-          <w:top w:val="none" w:color="000000" w:sz="4" w:space="0"/>
-          <w:left w:val="none" w:color="000000" w:sz="4" w:space="0"/>
-          <w:bottom w:val="none" w:color="000000" w:sz="4" w:space="0"/>
-          <w:right w:val="none" w:color="000000" w:sz="4" w:space="0"/>
-        </w:tcBorders>
-      </w:tcPr>
-    </w:tblStylePr>
     <w:tblStylePr w:type="nwCell">
       <w:pPr>
         <w:pBdr/>
@@ -7738,9 +7383,9 @@
       </w:tcPr>
     </w:tblStylePr>
   </w:style>
-  <w:style w:type="table" w:styleId="733">
+  <w:style w:type="table" w:styleId="36">
     <w:name w:val="Grid Table 3 - Accent 3"/>
-    <w:basedOn w:val="895"/>
+    <w:basedOn w:val="665"/>
     <w:uiPriority w:val="99"/>
     <w:pPr>
       <w:pBdr/>
@@ -7839,6 +7484,29 @@
         <w:tblBorders/>
       </w:tblPr>
       <w:tcPr>
+        <w:shd w:color="ffffff"/>
+        <w:tcBorders>
+          <w:top w:val="none" w:color="000000" w:sz="4" w:space="0"/>
+          <w:left w:val="none" w:color="000000" w:sz="4" w:space="0"/>
+          <w:bottom w:val="none" w:color="000000" w:sz="4" w:space="0"/>
+          <w:right w:val="none" w:color="000000" w:sz="4" w:space="0"/>
+        </w:tcBorders>
+      </w:tcPr>
+    </w:tblStylePr>
+    <w:tblStylePr w:type="firstRow">
+      <w:rPr>
+        <w:b/>
+        <w:color w:val="404040"/>
+      </w:rPr>
+      <w:pPr>
+        <w:pBdr/>
+        <w:spacing/>
+        <w:ind/>
+      </w:pPr>
+      <w:tblPr>
+        <w:tblBorders/>
+      </w:tblPr>
+      <w:tcPr>
         <w:shd w:val="clear" w:color="ffffff"/>
         <w:tcBorders>
           <w:top w:val="none" w:color="000000" w:sz="4" w:space="0"/>
@@ -7848,7 +7516,30 @@
         </w:tcBorders>
       </w:tcPr>
     </w:tblStylePr>
-    <w:tblStylePr w:type="firstRow">
+    <w:tblStylePr w:type="lastCol">
+      <w:rPr>
+        <w:i/>
+        <w:color w:val="404040"/>
+      </w:rPr>
+      <w:pPr>
+        <w:pBdr/>
+        <w:spacing/>
+        <w:ind/>
+      </w:pPr>
+      <w:tblPr>
+        <w:tblBorders/>
+      </w:tblPr>
+      <w:tcPr>
+        <w:shd w:color="ffffff"/>
+        <w:tcBorders>
+          <w:top w:val="none" w:color="000000" w:sz="4" w:space="0"/>
+          <w:left w:val="none" w:color="000000" w:sz="4" w:space="0"/>
+          <w:bottom w:val="none" w:color="000000" w:sz="4" w:space="0"/>
+          <w:right w:val="none" w:color="000000" w:sz="4" w:space="0"/>
+        </w:tcBorders>
+      </w:tcPr>
+    </w:tblStylePr>
+    <w:tblStylePr w:type="lastRow">
       <w:rPr>
         <w:b/>
         <w:color w:val="404040"/>
@@ -7871,52 +7562,6 @@
         </w:tcBorders>
       </w:tcPr>
     </w:tblStylePr>
-    <w:tblStylePr w:type="lastCol">
-      <w:rPr>
-        <w:i/>
-        <w:color w:val="404040"/>
-      </w:rPr>
-      <w:pPr>
-        <w:pBdr/>
-        <w:spacing/>
-        <w:ind/>
-      </w:pPr>
-      <w:tblPr>
-        <w:tblBorders/>
-      </w:tblPr>
-      <w:tcPr>
-        <w:shd w:val="clear" w:color="ffffff"/>
-        <w:tcBorders>
-          <w:top w:val="none" w:color="000000" w:sz="4" w:space="0"/>
-          <w:left w:val="none" w:color="000000" w:sz="4" w:space="0"/>
-          <w:bottom w:val="none" w:color="000000" w:sz="4" w:space="0"/>
-          <w:right w:val="none" w:color="000000" w:sz="4" w:space="0"/>
-        </w:tcBorders>
-      </w:tcPr>
-    </w:tblStylePr>
-    <w:tblStylePr w:type="lastRow">
-      <w:rPr>
-        <w:b/>
-        <w:color w:val="404040"/>
-      </w:rPr>
-      <w:pPr>
-        <w:pBdr/>
-        <w:spacing/>
-        <w:ind/>
-      </w:pPr>
-      <w:tblPr>
-        <w:tblBorders/>
-      </w:tblPr>
-      <w:tcPr>
-        <w:shd w:val="clear" w:color="ffffff"/>
-        <w:tcBorders>
-          <w:top w:val="none" w:color="000000" w:sz="4" w:space="0"/>
-          <w:left w:val="none" w:color="000000" w:sz="4" w:space="0"/>
-          <w:bottom w:val="none" w:color="000000" w:sz="4" w:space="0"/>
-          <w:right w:val="none" w:color="000000" w:sz="4" w:space="0"/>
-        </w:tcBorders>
-      </w:tcPr>
-    </w:tblStylePr>
     <w:tblStylePr w:type="nwCell">
       <w:pPr>
         <w:pBdr/>
@@ -7983,9 +7628,9 @@
       </w:tcPr>
     </w:tblStylePr>
   </w:style>
-  <w:style w:type="table" w:styleId="734">
+  <w:style w:type="table" w:styleId="37">
     <w:name w:val="Grid Table 3 - Accent 4"/>
-    <w:basedOn w:val="895"/>
+    <w:basedOn w:val="665"/>
     <w:uiPriority w:val="99"/>
     <w:pPr>
       <w:pBdr/>
@@ -8084,6 +7729,29 @@
         <w:tblBorders/>
       </w:tblPr>
       <w:tcPr>
+        <w:shd w:color="ffffff"/>
+        <w:tcBorders>
+          <w:top w:val="none" w:color="000000" w:sz="4" w:space="0"/>
+          <w:left w:val="none" w:color="000000" w:sz="4" w:space="0"/>
+          <w:bottom w:val="none" w:color="000000" w:sz="4" w:space="0"/>
+          <w:right w:val="none" w:color="000000" w:sz="4" w:space="0"/>
+        </w:tcBorders>
+      </w:tcPr>
+    </w:tblStylePr>
+    <w:tblStylePr w:type="firstRow">
+      <w:rPr>
+        <w:b/>
+        <w:color w:val="404040"/>
+      </w:rPr>
+      <w:pPr>
+        <w:pBdr/>
+        <w:spacing/>
+        <w:ind/>
+      </w:pPr>
+      <w:tblPr>
+        <w:tblBorders/>
+      </w:tblPr>
+      <w:tcPr>
         <w:shd w:val="clear" w:color="ffffff"/>
         <w:tcBorders>
           <w:top w:val="none" w:color="000000" w:sz="4" w:space="0"/>
@@ -8093,7 +7761,30 @@
         </w:tcBorders>
       </w:tcPr>
     </w:tblStylePr>
-    <w:tblStylePr w:type="firstRow">
+    <w:tblStylePr w:type="lastCol">
+      <w:rPr>
+        <w:i/>
+        <w:color w:val="404040"/>
+      </w:rPr>
+      <w:pPr>
+        <w:pBdr/>
+        <w:spacing/>
+        <w:ind/>
+      </w:pPr>
+      <w:tblPr>
+        <w:tblBorders/>
+      </w:tblPr>
+      <w:tcPr>
+        <w:shd w:color="ffffff"/>
+        <w:tcBorders>
+          <w:top w:val="none" w:color="000000" w:sz="4" w:space="0"/>
+          <w:left w:val="none" w:color="000000" w:sz="4" w:space="0"/>
+          <w:bottom w:val="none" w:color="000000" w:sz="4" w:space="0"/>
+          <w:right w:val="none" w:color="000000" w:sz="4" w:space="0"/>
+        </w:tcBorders>
+      </w:tcPr>
+    </w:tblStylePr>
+    <w:tblStylePr w:type="lastRow">
       <w:rPr>
         <w:b/>
         <w:color w:val="404040"/>
@@ -8116,52 +7807,6 @@
         </w:tcBorders>
       </w:tcPr>
     </w:tblStylePr>
-    <w:tblStylePr w:type="lastCol">
-      <w:rPr>
-        <w:i/>
-        <w:color w:val="404040"/>
-      </w:rPr>
-      <w:pPr>
-        <w:pBdr/>
-        <w:spacing/>
-        <w:ind/>
-      </w:pPr>
-      <w:tblPr>
-        <w:tblBorders/>
-      </w:tblPr>
-      <w:tcPr>
-        <w:shd w:val="clear" w:color="ffffff"/>
-        <w:tcBorders>
-          <w:top w:val="none" w:color="000000" w:sz="4" w:space="0"/>
-          <w:left w:val="none" w:color="000000" w:sz="4" w:space="0"/>
-          <w:bottom w:val="none" w:color="000000" w:sz="4" w:space="0"/>
-          <w:right w:val="none" w:color="000000" w:sz="4" w:space="0"/>
-        </w:tcBorders>
-      </w:tcPr>
-    </w:tblStylePr>
-    <w:tblStylePr w:type="lastRow">
-      <w:rPr>
-        <w:b/>
-        <w:color w:val="404040"/>
-      </w:rPr>
-      <w:pPr>
-        <w:pBdr/>
-        <w:spacing/>
-        <w:ind/>
-      </w:pPr>
-      <w:tblPr>
-        <w:tblBorders/>
-      </w:tblPr>
-      <w:tcPr>
-        <w:shd w:val="clear" w:color="ffffff"/>
-        <w:tcBorders>
-          <w:top w:val="none" w:color="000000" w:sz="4" w:space="0"/>
-          <w:left w:val="none" w:color="000000" w:sz="4" w:space="0"/>
-          <w:bottom w:val="none" w:color="000000" w:sz="4" w:space="0"/>
-          <w:right w:val="none" w:color="000000" w:sz="4" w:space="0"/>
-        </w:tcBorders>
-      </w:tcPr>
-    </w:tblStylePr>
     <w:tblStylePr w:type="nwCell">
       <w:pPr>
         <w:pBdr/>
@@ -8228,9 +7873,9 @@
       </w:tcPr>
     </w:tblStylePr>
   </w:style>
-  <w:style w:type="table" w:styleId="735">
+  <w:style w:type="table" w:styleId="38">
     <w:name w:val="Grid Table 3 - Accent 5"/>
-    <w:basedOn w:val="895"/>
+    <w:basedOn w:val="665"/>
     <w:uiPriority w:val="99"/>
     <w:pPr>
       <w:pBdr/>
@@ -8329,6 +7974,29 @@
         <w:tblBorders/>
       </w:tblPr>
       <w:tcPr>
+        <w:shd w:color="ffffff"/>
+        <w:tcBorders>
+          <w:top w:val="none" w:color="000000" w:sz="4" w:space="0"/>
+          <w:left w:val="none" w:color="000000" w:sz="4" w:space="0"/>
+          <w:bottom w:val="none" w:color="000000" w:sz="4" w:space="0"/>
+          <w:right w:val="none" w:color="000000" w:sz="4" w:space="0"/>
+        </w:tcBorders>
+      </w:tcPr>
+    </w:tblStylePr>
+    <w:tblStylePr w:type="firstRow">
+      <w:rPr>
+        <w:b/>
+        <w:color w:val="404040"/>
+      </w:rPr>
+      <w:pPr>
+        <w:pBdr/>
+        <w:spacing/>
+        <w:ind/>
+      </w:pPr>
+      <w:tblPr>
+        <w:tblBorders/>
+      </w:tblPr>
+      <w:tcPr>
         <w:shd w:val="clear" w:color="ffffff"/>
         <w:tcBorders>
           <w:top w:val="none" w:color="000000" w:sz="4" w:space="0"/>
@@ -8338,7 +8006,30 @@
         </w:tcBorders>
       </w:tcPr>
     </w:tblStylePr>
-    <w:tblStylePr w:type="firstRow">
+    <w:tblStylePr w:type="lastCol">
+      <w:rPr>
+        <w:i/>
+        <w:color w:val="404040"/>
+      </w:rPr>
+      <w:pPr>
+        <w:pBdr/>
+        <w:spacing/>
+        <w:ind/>
+      </w:pPr>
+      <w:tblPr>
+        <w:tblBorders/>
+      </w:tblPr>
+      <w:tcPr>
+        <w:shd w:color="ffffff"/>
+        <w:tcBorders>
+          <w:top w:val="none" w:color="000000" w:sz="4" w:space="0"/>
+          <w:left w:val="none" w:color="000000" w:sz="4" w:space="0"/>
+          <w:bottom w:val="none" w:color="000000" w:sz="4" w:space="0"/>
+          <w:right w:val="none" w:color="000000" w:sz="4" w:space="0"/>
+        </w:tcBorders>
+      </w:tcPr>
+    </w:tblStylePr>
+    <w:tblStylePr w:type="lastRow">
       <w:rPr>
         <w:b/>
         <w:color w:val="404040"/>
@@ -8361,52 +8052,6 @@
         </w:tcBorders>
       </w:tcPr>
     </w:tblStylePr>
-    <w:tblStylePr w:type="lastCol">
-      <w:rPr>
-        <w:i/>
-        <w:color w:val="404040"/>
-      </w:rPr>
-      <w:pPr>
-        <w:pBdr/>
-        <w:spacing/>
-        <w:ind/>
-      </w:pPr>
-      <w:tblPr>
-        <w:tblBorders/>
-      </w:tblPr>
-      <w:tcPr>
-        <w:shd w:val="clear" w:color="ffffff"/>
-        <w:tcBorders>
-          <w:top w:val="none" w:color="000000" w:sz="4" w:space="0"/>
-          <w:left w:val="none" w:color="000000" w:sz="4" w:space="0"/>
-          <w:bottom w:val="none" w:color="000000" w:sz="4" w:space="0"/>
-          <w:right w:val="none" w:color="000000" w:sz="4" w:space="0"/>
-        </w:tcBorders>
-      </w:tcPr>
-    </w:tblStylePr>
-    <w:tblStylePr w:type="lastRow">
-      <w:rPr>
-        <w:b/>
-        <w:color w:val="404040"/>
-      </w:rPr>
-      <w:pPr>
-        <w:pBdr/>
-        <w:spacing/>
-        <w:ind/>
-      </w:pPr>
-      <w:tblPr>
-        <w:tblBorders/>
-      </w:tblPr>
-      <w:tcPr>
-        <w:shd w:val="clear" w:color="ffffff"/>
-        <w:tcBorders>
-          <w:top w:val="none" w:color="000000" w:sz="4" w:space="0"/>
-          <w:left w:val="none" w:color="000000" w:sz="4" w:space="0"/>
-          <w:bottom w:val="none" w:color="000000" w:sz="4" w:space="0"/>
-          <w:right w:val="none" w:color="000000" w:sz="4" w:space="0"/>
-        </w:tcBorders>
-      </w:tcPr>
-    </w:tblStylePr>
     <w:tblStylePr w:type="nwCell">
       <w:pPr>
         <w:pBdr/>
@@ -8473,9 +8118,9 @@
       </w:tcPr>
     </w:tblStylePr>
   </w:style>
-  <w:style w:type="table" w:styleId="736">
+  <w:style w:type="table" w:styleId="39">
     <w:name w:val="Grid Table 3 - Accent 6"/>
-    <w:basedOn w:val="895"/>
+    <w:basedOn w:val="665"/>
     <w:uiPriority w:val="99"/>
     <w:pPr>
       <w:pBdr/>
@@ -8574,6 +8219,29 @@
         <w:tblBorders/>
       </w:tblPr>
       <w:tcPr>
+        <w:shd w:color="ffffff"/>
+        <w:tcBorders>
+          <w:top w:val="none" w:color="000000" w:sz="4" w:space="0"/>
+          <w:left w:val="none" w:color="000000" w:sz="4" w:space="0"/>
+          <w:bottom w:val="none" w:color="000000" w:sz="4" w:space="0"/>
+          <w:right w:val="none" w:color="000000" w:sz="4" w:space="0"/>
+        </w:tcBorders>
+      </w:tcPr>
+    </w:tblStylePr>
+    <w:tblStylePr w:type="firstRow">
+      <w:rPr>
+        <w:b/>
+        <w:color w:val="404040"/>
+      </w:rPr>
+      <w:pPr>
+        <w:pBdr/>
+        <w:spacing/>
+        <w:ind/>
+      </w:pPr>
+      <w:tblPr>
+        <w:tblBorders/>
+      </w:tblPr>
+      <w:tcPr>
         <w:shd w:val="clear" w:color="ffffff"/>
         <w:tcBorders>
           <w:top w:val="none" w:color="000000" w:sz="4" w:space="0"/>
@@ -8583,7 +8251,30 @@
         </w:tcBorders>
       </w:tcPr>
     </w:tblStylePr>
-    <w:tblStylePr w:type="firstRow">
+    <w:tblStylePr w:type="lastCol">
+      <w:rPr>
+        <w:i/>
+        <w:color w:val="404040"/>
+      </w:rPr>
+      <w:pPr>
+        <w:pBdr/>
+        <w:spacing/>
+        <w:ind/>
+      </w:pPr>
+      <w:tblPr>
+        <w:tblBorders/>
+      </w:tblPr>
+      <w:tcPr>
+        <w:shd w:color="ffffff"/>
+        <w:tcBorders>
+          <w:top w:val="none" w:color="000000" w:sz="4" w:space="0"/>
+          <w:left w:val="none" w:color="000000" w:sz="4" w:space="0"/>
+          <w:bottom w:val="none" w:color="000000" w:sz="4" w:space="0"/>
+          <w:right w:val="none" w:color="000000" w:sz="4" w:space="0"/>
+        </w:tcBorders>
+      </w:tcPr>
+    </w:tblStylePr>
+    <w:tblStylePr w:type="lastRow">
       <w:rPr>
         <w:b/>
         <w:color w:val="404040"/>
@@ -8606,52 +8297,6 @@
         </w:tcBorders>
       </w:tcPr>
     </w:tblStylePr>
-    <w:tblStylePr w:type="lastCol">
-      <w:rPr>
-        <w:i/>
-        <w:color w:val="404040"/>
-      </w:rPr>
-      <w:pPr>
-        <w:pBdr/>
-        <w:spacing/>
-        <w:ind/>
-      </w:pPr>
-      <w:tblPr>
-        <w:tblBorders/>
-      </w:tblPr>
-      <w:tcPr>
-        <w:shd w:val="clear" w:color="ffffff"/>
-        <w:tcBorders>
-          <w:top w:val="none" w:color="000000" w:sz="4" w:space="0"/>
-          <w:left w:val="none" w:color="000000" w:sz="4" w:space="0"/>
-          <w:bottom w:val="none" w:color="000000" w:sz="4" w:space="0"/>
-          <w:right w:val="none" w:color="000000" w:sz="4" w:space="0"/>
-        </w:tcBorders>
-      </w:tcPr>
-    </w:tblStylePr>
-    <w:tblStylePr w:type="lastRow">
-      <w:rPr>
-        <w:b/>
-        <w:color w:val="404040"/>
-      </w:rPr>
-      <w:pPr>
-        <w:pBdr/>
-        <w:spacing/>
-        <w:ind/>
-      </w:pPr>
-      <w:tblPr>
-        <w:tblBorders/>
-      </w:tblPr>
-      <w:tcPr>
-        <w:shd w:val="clear" w:color="ffffff"/>
-        <w:tcBorders>
-          <w:top w:val="none" w:color="000000" w:sz="4" w:space="0"/>
-          <w:left w:val="none" w:color="000000" w:sz="4" w:space="0"/>
-          <w:bottom w:val="none" w:color="000000" w:sz="4" w:space="0"/>
-          <w:right w:val="none" w:color="000000" w:sz="4" w:space="0"/>
-        </w:tcBorders>
-      </w:tcPr>
-    </w:tblStylePr>
     <w:tblStylePr w:type="nwCell">
       <w:pPr>
         <w:pBdr/>
@@ -8718,9 +8363,9 @@
       </w:tcPr>
     </w:tblStylePr>
   </w:style>
-  <w:style w:type="table" w:styleId="737">
+  <w:style w:type="table" w:styleId="40">
     <w:name w:val="Grid Table 4"/>
-    <w:basedOn w:val="895"/>
+    <w:basedOn w:val="665"/>
     <w:uiPriority w:val="59"/>
     <w:pPr>
       <w:pBdr/>
@@ -8951,9 +8596,9 @@
       </w:tcPr>
     </w:tblStylePr>
   </w:style>
-  <w:style w:type="table" w:styleId="738">
+  <w:style w:type="table" w:styleId="41">
     <w:name w:val="Grid Table 4 - Accent 1"/>
-    <w:basedOn w:val="895"/>
+    <w:basedOn w:val="665"/>
     <w:uiPriority w:val="59"/>
     <w:pPr>
       <w:pBdr/>
@@ -9184,9 +8829,9 @@
       </w:tcPr>
     </w:tblStylePr>
   </w:style>
-  <w:style w:type="table" w:styleId="739">
+  <w:style w:type="table" w:styleId="42">
     <w:name w:val="Grid Table 4 - Accent 2"/>
-    <w:basedOn w:val="895"/>
+    <w:basedOn w:val="665"/>
     <w:uiPriority w:val="59"/>
     <w:pPr>
       <w:pBdr/>
@@ -9417,9 +9062,9 @@
       </w:tcPr>
     </w:tblStylePr>
   </w:style>
-  <w:style w:type="table" w:styleId="740">
+  <w:style w:type="table" w:styleId="43">
     <w:name w:val="Grid Table 4 - Accent 3"/>
-    <w:basedOn w:val="895"/>
+    <w:basedOn w:val="665"/>
     <w:uiPriority w:val="59"/>
     <w:pPr>
       <w:pBdr/>
@@ -9650,9 +9295,9 @@
       </w:tcPr>
     </w:tblStylePr>
   </w:style>
-  <w:style w:type="table" w:styleId="741">
+  <w:style w:type="table" w:styleId="44">
     <w:name w:val="Grid Table 4 - Accent 4"/>
-    <w:basedOn w:val="895"/>
+    <w:basedOn w:val="665"/>
     <w:uiPriority w:val="59"/>
     <w:pPr>
       <w:pBdr/>
@@ -9883,9 +9528,9 @@
       </w:tcPr>
     </w:tblStylePr>
   </w:style>
-  <w:style w:type="table" w:styleId="742">
+  <w:style w:type="table" w:styleId="45">
     <w:name w:val="Grid Table 4 - Accent 5"/>
-    <w:basedOn w:val="895"/>
+    <w:basedOn w:val="665"/>
     <w:uiPriority w:val="59"/>
     <w:pPr>
       <w:pBdr/>
@@ -10116,9 +9761,9 @@
       </w:tcPr>
     </w:tblStylePr>
   </w:style>
-  <w:style w:type="table" w:styleId="743">
+  <w:style w:type="table" w:styleId="46">
     <w:name w:val="Grid Table 4 - Accent 6"/>
-    <w:basedOn w:val="895"/>
+    <w:basedOn w:val="665"/>
     <w:uiPriority w:val="59"/>
     <w:pPr>
       <w:pBdr/>
@@ -10349,9 +9994,9 @@
       </w:tcPr>
     </w:tblStylePr>
   </w:style>
-  <w:style w:type="table" w:styleId="744">
+  <w:style w:type="table" w:styleId="47">
     <w:name w:val="Grid Table 5 Dark"/>
-    <w:basedOn w:val="895"/>
+    <w:basedOn w:val="665"/>
     <w:uiPriority w:val="99"/>
     <w:pPr>
       <w:pBdr/>
@@ -10577,9 +10222,9 @@
       </w:tcPr>
     </w:tblStylePr>
   </w:style>
-  <w:style w:type="table" w:styleId="745">
+  <w:style w:type="table" w:styleId="48">
     <w:name w:val="Grid Table 5 Dark- Accent 1"/>
-    <w:basedOn w:val="895"/>
+    <w:basedOn w:val="665"/>
     <w:uiPriority w:val="99"/>
     <w:pPr>
       <w:pBdr/>
@@ -10805,9 +10450,9 @@
       </w:tcPr>
     </w:tblStylePr>
   </w:style>
-  <w:style w:type="table" w:styleId="746">
+  <w:style w:type="table" w:styleId="49">
     <w:name w:val="Grid Table 5 Dark - Accent 2"/>
-    <w:basedOn w:val="895"/>
+    <w:basedOn w:val="665"/>
     <w:uiPriority w:val="99"/>
     <w:pPr>
       <w:pBdr/>
@@ -11033,9 +10678,9 @@
       </w:tcPr>
     </w:tblStylePr>
   </w:style>
-  <w:style w:type="table" w:styleId="747">
+  <w:style w:type="table" w:styleId="50">
     <w:name w:val="Grid Table 5 Dark - Accent 3"/>
-    <w:basedOn w:val="895"/>
+    <w:basedOn w:val="665"/>
     <w:uiPriority w:val="99"/>
     <w:pPr>
       <w:pBdr/>
@@ -11261,9 +10906,9 @@
       </w:tcPr>
     </w:tblStylePr>
   </w:style>
-  <w:style w:type="table" w:styleId="748">
+  <w:style w:type="table" w:styleId="51">
     <w:name w:val="Grid Table 5 Dark- Accent 4"/>
-    <w:basedOn w:val="895"/>
+    <w:basedOn w:val="665"/>
     <w:uiPriority w:val="99"/>
     <w:pPr>
       <w:pBdr/>
@@ -11489,9 +11134,9 @@
       </w:tcPr>
     </w:tblStylePr>
   </w:style>
-  <w:style w:type="table" w:styleId="749">
+  <w:style w:type="table" w:styleId="52">
     <w:name w:val="Grid Table 5 Dark - Accent 5"/>
-    <w:basedOn w:val="895"/>
+    <w:basedOn w:val="665"/>
     <w:uiPriority w:val="99"/>
     <w:pPr>
       <w:pBdr/>
@@ -11717,9 +11362,9 @@
       </w:tcPr>
     </w:tblStylePr>
   </w:style>
-  <w:style w:type="table" w:styleId="750">
+  <w:style w:type="table" w:styleId="53">
     <w:name w:val="Grid Table 5 Dark - Accent 6"/>
-    <w:basedOn w:val="895"/>
+    <w:basedOn w:val="665"/>
     <w:uiPriority w:val="99"/>
     <w:pPr>
       <w:pBdr/>
@@ -11945,9 +11590,9 @@
       </w:tcPr>
     </w:tblStylePr>
   </w:style>
-  <w:style w:type="table" w:styleId="751">
+  <w:style w:type="table" w:styleId="54">
     <w:name w:val="Grid Table 6 Colorful"/>
-    <w:basedOn w:val="895"/>
+    <w:basedOn w:val="665"/>
     <w:uiPriority w:val="99"/>
     <w:pPr>
       <w:pBdr/>
@@ -12175,9 +11820,9 @@
       </w:tcPr>
     </w:tblStylePr>
   </w:style>
-  <w:style w:type="table" w:styleId="752">
+  <w:style w:type="table" w:styleId="55">
     <w:name w:val="Grid Table 6 Colorful - Accent 1"/>
-    <w:basedOn w:val="895"/>
+    <w:basedOn w:val="665"/>
     <w:uiPriority w:val="99"/>
     <w:pPr>
       <w:pBdr/>
@@ -12405,9 +12050,9 @@
       </w:tcPr>
     </w:tblStylePr>
   </w:style>
-  <w:style w:type="table" w:styleId="753">
+  <w:style w:type="table" w:styleId="56">
     <w:name w:val="Grid Table 6 Colorful - Accent 2"/>
-    <w:basedOn w:val="895"/>
+    <w:basedOn w:val="665"/>
     <w:uiPriority w:val="99"/>
     <w:pPr>
       <w:pBdr/>
@@ -12635,9 +12280,9 @@
       </w:tcPr>
     </w:tblStylePr>
   </w:style>
-  <w:style w:type="table" w:styleId="754">
+  <w:style w:type="table" w:styleId="57">
     <w:name w:val="Grid Table 6 Colorful - Accent 3"/>
-    <w:basedOn w:val="895"/>
+    <w:basedOn w:val="665"/>
     <w:uiPriority w:val="99"/>
     <w:pPr>
       <w:pBdr/>
@@ -12865,9 +12510,9 @@
       </w:tcPr>
     </w:tblStylePr>
   </w:style>
-  <w:style w:type="table" w:styleId="755">
+  <w:style w:type="table" w:styleId="58">
     <w:name w:val="Grid Table 6 Colorful - Accent 4"/>
-    <w:basedOn w:val="895"/>
+    <w:basedOn w:val="665"/>
     <w:uiPriority w:val="99"/>
     <w:pPr>
       <w:pBdr/>
@@ -13095,9 +12740,9 @@
       </w:tcPr>
     </w:tblStylePr>
   </w:style>
-  <w:style w:type="table" w:styleId="756">
+  <w:style w:type="table" w:styleId="59">
     <w:name w:val="Grid Table 6 Colorful - Accent 5"/>
-    <w:basedOn w:val="895"/>
+    <w:basedOn w:val="665"/>
     <w:uiPriority w:val="99"/>
     <w:pPr>
       <w:pBdr/>
@@ -13325,9 +12970,9 @@
       </w:tcPr>
     </w:tblStylePr>
   </w:style>
-  <w:style w:type="table" w:styleId="757">
+  <w:style w:type="table" w:styleId="60">
     <w:name w:val="Grid Table 6 Colorful - Accent 6"/>
-    <w:basedOn w:val="895"/>
+    <w:basedOn w:val="665"/>
     <w:uiPriority w:val="99"/>
     <w:pPr>
       <w:pBdr/>
@@ -13555,9 +13200,9 @@
       </w:tcPr>
     </w:tblStylePr>
   </w:style>
-  <w:style w:type="table" w:styleId="758">
+  <w:style w:type="table" w:styleId="61">
     <w:name w:val="Grid Table 7 Colorful"/>
-    <w:basedOn w:val="895"/>
+    <w:basedOn w:val="665"/>
     <w:uiPriority w:val="99"/>
     <w:pPr>
       <w:pBdr/>
@@ -13659,11 +13304,11 @@
         <w:tblBorders/>
       </w:tblPr>
       <w:tcPr>
-        <w:shd w:val="clear" w:color="ffffff"/>
+        <w:shd w:color="ffffff"/>
         <w:tcBorders>
-          <w:top w:val="none" w:color="000000" w:sz="4" w:space="0"/>
-          <w:left w:val="none" w:color="000000" w:sz="4" w:space="0"/>
-          <w:bottom w:val="none" w:color="000000" w:sz="4" w:space="0"/>
+          <w:top w:val="none"/>
+          <w:left w:val="none"/>
+          <w:bottom w:val="none"/>
           <w:right w:val="single" w:color="000000" w:themeColor="text1" w:themeTint="80" w:sz="4" w:space="0"/>
         </w:tcBorders>
       </w:tcPr>
@@ -13686,10 +13331,10 @@
       <w:tcPr>
         <w:shd w:val="clear" w:color="ffffff" w:themeColor="light1" w:fill="ffffff" w:themeFill="light1"/>
         <w:tcBorders>
-          <w:top w:val="none" w:color="000000" w:sz="4" w:space="0"/>
-          <w:left w:val="none" w:color="000000" w:sz="4" w:space="0"/>
+          <w:top w:val="none"/>
+          <w:left w:val="none"/>
           <w:bottom w:val="single" w:color="000000" w:themeColor="text1" w:themeTint="80" w:sz="4" w:space="0"/>
-          <w:right w:val="none" w:color="000000" w:sz="4" w:space="0"/>
+          <w:right w:val="none"/>
         </w:tcBorders>
       </w:tcPr>
     </w:tblStylePr>
@@ -13709,12 +13354,12 @@
         <w:tblBorders/>
       </w:tblPr>
       <w:tcPr>
-        <w:shd w:val="clear" w:color="ffffff"/>
+        <w:shd w:color="ffffff"/>
         <w:tcBorders>
-          <w:top w:val="none" w:color="000000" w:sz="4" w:space="0"/>
+          <w:top w:val="none"/>
           <w:left w:val="single" w:color="000000" w:themeColor="text1" w:themeTint="80" w:sz="4" w:space="0"/>
-          <w:bottom w:val="none" w:color="000000" w:sz="4" w:space="0"/>
-          <w:right w:val="none" w:color="000000" w:sz="4" w:space="0"/>
+          <w:bottom w:val="none"/>
+          <w:right w:val="none"/>
         </w:tcBorders>
       </w:tcPr>
     </w:tblStylePr>
@@ -13737,9 +13382,9 @@
         <w:shd w:val="clear" w:color="ffffff" w:themeColor="light1" w:fill="ffffff" w:themeFill="light1"/>
         <w:tcBorders>
           <w:top w:val="single" w:color="000000" w:themeColor="text1" w:themeTint="80" w:sz="4" w:space="0"/>
-          <w:left w:val="none" w:color="000000" w:sz="4" w:space="0"/>
-          <w:bottom w:val="none" w:color="000000" w:sz="4" w:space="0"/>
-          <w:right w:val="none" w:color="000000" w:sz="4" w:space="0"/>
+          <w:left w:val="none"/>
+          <w:bottom w:val="none"/>
+          <w:right w:val="none"/>
         </w:tcBorders>
       </w:tcPr>
     </w:tblStylePr>
@@ -13809,9 +13454,9 @@
       </w:tcPr>
     </w:tblStylePr>
   </w:style>
-  <w:style w:type="table" w:styleId="759">
+  <w:style w:type="table" w:styleId="62">
     <w:name w:val="Grid Table 7 Colorful - Accent 1"/>
-    <w:basedOn w:val="895"/>
+    <w:basedOn w:val="665"/>
     <w:uiPriority w:val="99"/>
     <w:pPr>
       <w:pBdr/>
@@ -13913,11 +13558,11 @@
         <w:tblBorders/>
       </w:tblPr>
       <w:tcPr>
-        <w:shd w:val="clear" w:color="ffffff"/>
+        <w:shd w:color="ffffff"/>
         <w:tcBorders>
-          <w:top w:val="none" w:color="000000" w:sz="4" w:space="0"/>
-          <w:left w:val="none" w:color="000000" w:sz="4" w:space="0"/>
-          <w:bottom w:val="none" w:color="000000" w:sz="4" w:space="0"/>
+          <w:top w:val="none"/>
+          <w:left w:val="none"/>
+          <w:bottom w:val="none"/>
           <w:right w:val="single" w:color="000000" w:themeColor="accent1" w:themeTint="80" w:sz="4" w:space="0"/>
         </w:tcBorders>
       </w:tcPr>
@@ -13940,10 +13585,10 @@
       <w:tcPr>
         <w:shd w:val="clear" w:color="ffffff" w:themeColor="light1" w:fill="ffffff" w:themeFill="light1"/>
         <w:tcBorders>
-          <w:top w:val="none" w:color="000000" w:sz="4" w:space="0"/>
-          <w:left w:val="none" w:color="000000" w:sz="4" w:space="0"/>
+          <w:top w:val="none"/>
+          <w:left w:val="none"/>
           <w:bottom w:val="single" w:color="000000" w:themeColor="accent1" w:themeTint="80" w:sz="4" w:space="0"/>
-          <w:right w:val="none" w:color="000000" w:sz="4" w:space="0"/>
+          <w:right w:val="none"/>
         </w:tcBorders>
       </w:tcPr>
     </w:tblStylePr>
@@ -13963,12 +13608,12 @@
         <w:tblBorders/>
       </w:tblPr>
       <w:tcPr>
-        <w:shd w:val="clear" w:color="ffffff"/>
+        <w:shd w:color="ffffff"/>
         <w:tcBorders>
-          <w:top w:val="none" w:color="000000" w:sz="4" w:space="0"/>
+          <w:top w:val="none"/>
           <w:left w:val="single" w:color="000000" w:themeColor="accent1" w:themeTint="80" w:sz="4" w:space="0"/>
-          <w:bottom w:val="none" w:color="000000" w:sz="4" w:space="0"/>
-          <w:right w:val="none" w:color="000000" w:sz="4" w:space="0"/>
+          <w:bottom w:val="none"/>
+          <w:right w:val="none"/>
         </w:tcBorders>
       </w:tcPr>
     </w:tblStylePr>
@@ -13991,9 +13636,9 @@
         <w:shd w:val="clear" w:color="ffffff" w:themeColor="light1" w:fill="ffffff" w:themeFill="light1"/>
         <w:tcBorders>
           <w:top w:val="single" w:color="000000" w:themeColor="accent1" w:themeTint="80" w:sz="4" w:space="0"/>
-          <w:left w:val="none" w:color="000000" w:sz="4" w:space="0"/>
-          <w:bottom w:val="none" w:color="000000" w:sz="4" w:space="0"/>
-          <w:right w:val="none" w:color="000000" w:sz="4" w:space="0"/>
+          <w:left w:val="none"/>
+          <w:bottom w:val="none"/>
+          <w:right w:val="none"/>
         </w:tcBorders>
       </w:tcPr>
     </w:tblStylePr>
@@ -14063,9 +13708,9 @@
       </w:tcPr>
     </w:tblStylePr>
   </w:style>
-  <w:style w:type="table" w:styleId="760">
+  <w:style w:type="table" w:styleId="63">
     <w:name w:val="Grid Table 7 Colorful - Accent 2"/>
-    <w:basedOn w:val="895"/>
+    <w:basedOn w:val="665"/>
     <w:uiPriority w:val="99"/>
     <w:pPr>
       <w:pBdr/>
@@ -14167,11 +13812,11 @@
         <w:tblBorders/>
       </w:tblPr>
       <w:tcPr>
-        <w:shd w:val="clear" w:color="ffffff"/>
+        <w:shd w:color="ffffff"/>
         <w:tcBorders>
-          <w:top w:val="none" w:color="000000" w:sz="4" w:space="0"/>
-          <w:left w:val="none" w:color="000000" w:sz="4" w:space="0"/>
-          <w:bottom w:val="none" w:color="000000" w:sz="4" w:space="0"/>
+          <w:top w:val="none"/>
+          <w:left w:val="none"/>
+          <w:bottom w:val="none"/>
           <w:right w:val="single" w:color="000000" w:themeColor="accent2" w:themeTint="97" w:sz="4" w:space="0"/>
         </w:tcBorders>
       </w:tcPr>
@@ -14194,10 +13839,10 @@
       <w:tcPr>
         <w:shd w:val="clear" w:color="ffffff" w:themeColor="light1" w:fill="ffffff" w:themeFill="light1"/>
         <w:tcBorders>
-          <w:top w:val="none" w:color="000000" w:sz="4" w:space="0"/>
-          <w:left w:val="none" w:color="000000" w:sz="4" w:space="0"/>
+          <w:top w:val="none"/>
+          <w:left w:val="none"/>
           <w:bottom w:val="single" w:color="000000" w:themeColor="accent2" w:themeTint="97" w:sz="4" w:space="0"/>
-          <w:right w:val="none" w:color="000000" w:sz="4" w:space="0"/>
+          <w:right w:val="none"/>
         </w:tcBorders>
       </w:tcPr>
     </w:tblStylePr>
@@ -14217,12 +13862,12 @@
         <w:tblBorders/>
       </w:tblPr>
       <w:tcPr>
-        <w:shd w:val="clear" w:color="ffffff"/>
+        <w:shd w:color="ffffff"/>
         <w:tcBorders>
-          <w:top w:val="none" w:color="000000" w:sz="4" w:space="0"/>
+          <w:top w:val="none"/>
           <w:left w:val="single" w:color="000000" w:themeColor="accent2" w:themeTint="97" w:sz="4" w:space="0"/>
-          <w:bottom w:val="none" w:color="000000" w:sz="4" w:space="0"/>
-          <w:right w:val="none" w:color="000000" w:sz="4" w:space="0"/>
+          <w:bottom w:val="none"/>
+          <w:right w:val="none"/>
         </w:tcBorders>
       </w:tcPr>
     </w:tblStylePr>
@@ -14245,9 +13890,9 @@
         <w:shd w:val="clear" w:color="ffffff" w:themeColor="light1" w:fill="ffffff" w:themeFill="light1"/>
         <w:tcBorders>
           <w:top w:val="single" w:color="000000" w:themeColor="accent2" w:themeTint="97" w:sz="4" w:space="0"/>
-          <w:left w:val="none" w:color="000000" w:sz="4" w:space="0"/>
-          <w:bottom w:val="none" w:color="000000" w:sz="4" w:space="0"/>
-          <w:right w:val="none" w:color="000000" w:sz="4" w:space="0"/>
+          <w:left w:val="none"/>
+          <w:bottom w:val="none"/>
+          <w:right w:val="none"/>
         </w:tcBorders>
       </w:tcPr>
     </w:tblStylePr>
@@ -14317,9 +13962,9 @@
       </w:tcPr>
     </w:tblStylePr>
   </w:style>
-  <w:style w:type="table" w:styleId="761">
+  <w:style w:type="table" w:styleId="64">
     <w:name w:val="Grid Table 7 Colorful - Accent 3"/>
-    <w:basedOn w:val="895"/>
+    <w:basedOn w:val="665"/>
     <w:uiPriority w:val="99"/>
     <w:pPr>
       <w:pBdr/>
@@ -14421,11 +14066,11 @@
         <w:tblBorders/>
       </w:tblPr>
       <w:tcPr>
-        <w:shd w:val="clear" w:color="ffffff"/>
+        <w:shd w:color="ffffff"/>
         <w:tcBorders>
-          <w:top w:val="none" w:color="000000" w:sz="4" w:space="0"/>
-          <w:left w:val="none" w:color="000000" w:sz="4" w:space="0"/>
-          <w:bottom w:val="none" w:color="000000" w:sz="4" w:space="0"/>
+          <w:top w:val="none"/>
+          <w:left w:val="none"/>
+          <w:bottom w:val="none"/>
           <w:right w:val="single" w:color="000000" w:themeColor="accent3" w:themeTint="FE" w:sz="4" w:space="0"/>
         </w:tcBorders>
       </w:tcPr>
@@ -14448,10 +14093,10 @@
       <w:tcPr>
         <w:shd w:val="clear" w:color="ffffff" w:themeColor="light1" w:fill="ffffff" w:themeFill="light1"/>
         <w:tcBorders>
-          <w:top w:val="none" w:color="000000" w:sz="4" w:space="0"/>
-          <w:left w:val="none" w:color="000000" w:sz="4" w:space="0"/>
+          <w:top w:val="none"/>
+          <w:left w:val="none"/>
           <w:bottom w:val="single" w:color="000000" w:themeColor="accent3" w:themeTint="FE" w:sz="4" w:space="0"/>
-          <w:right w:val="none" w:color="000000" w:sz="4" w:space="0"/>
+          <w:right w:val="none"/>
         </w:tcBorders>
       </w:tcPr>
     </w:tblStylePr>
@@ -14471,12 +14116,12 @@
         <w:tblBorders/>
       </w:tblPr>
       <w:tcPr>
-        <w:shd w:val="clear" w:color="ffffff"/>
+        <w:shd w:color="ffffff"/>
         <w:tcBorders>
-          <w:top w:val="none" w:color="000000" w:sz="4" w:space="0"/>
+          <w:top w:val="none"/>
           <w:left w:val="single" w:color="000000" w:themeColor="accent3" w:themeTint="FE" w:sz="4" w:space="0"/>
-          <w:bottom w:val="none" w:color="000000" w:sz="4" w:space="0"/>
-          <w:right w:val="none" w:color="000000" w:sz="4" w:space="0"/>
+          <w:bottom w:val="none"/>
+          <w:right w:val="none"/>
         </w:tcBorders>
       </w:tcPr>
     </w:tblStylePr>
@@ -14499,9 +14144,9 @@
         <w:shd w:val="clear" w:color="ffffff" w:themeColor="light1" w:fill="ffffff" w:themeFill="light1"/>
         <w:tcBorders>
           <w:top w:val="single" w:color="000000" w:themeColor="accent3" w:themeTint="FE" w:sz="4" w:space="0"/>
-          <w:left w:val="none" w:color="000000" w:sz="4" w:space="0"/>
-          <w:bottom w:val="none" w:color="000000" w:sz="4" w:space="0"/>
-          <w:right w:val="none" w:color="000000" w:sz="4" w:space="0"/>
+          <w:left w:val="none"/>
+          <w:bottom w:val="none"/>
+          <w:right w:val="none"/>
         </w:tcBorders>
       </w:tcPr>
     </w:tblStylePr>
@@ -14571,9 +14216,9 @@
       </w:tcPr>
     </w:tblStylePr>
   </w:style>
-  <w:style w:type="table" w:styleId="762">
+  <w:style w:type="table" w:styleId="65">
     <w:name w:val="Grid Table 7 Colorful - Accent 4"/>
-    <w:basedOn w:val="895"/>
+    <w:basedOn w:val="665"/>
     <w:uiPriority w:val="99"/>
     <w:pPr>
       <w:pBdr/>
@@ -14675,11 +14320,11 @@
         <w:tblBorders/>
       </w:tblPr>
       <w:tcPr>
-        <w:shd w:val="clear" w:color="ffffff"/>
+        <w:shd w:color="ffffff"/>
         <w:tcBorders>
-          <w:top w:val="none" w:color="000000" w:sz="4" w:space="0"/>
-          <w:left w:val="none" w:color="000000" w:sz="4" w:space="0"/>
-          <w:bottom w:val="none" w:color="000000" w:sz="4" w:space="0"/>
+          <w:top w:val="none"/>
+          <w:left w:val="none"/>
+          <w:bottom w:val="none"/>
           <w:right w:val="single" w:color="000000" w:themeColor="accent4" w:themeTint="9A" w:sz="4" w:space="0"/>
         </w:tcBorders>
       </w:tcPr>
@@ -14702,10 +14347,10 @@
       <w:tcPr>
         <w:shd w:val="clear" w:color="ffffff" w:themeColor="light1" w:fill="ffffff" w:themeFill="light1"/>
         <w:tcBorders>
-          <w:top w:val="none" w:color="000000" w:sz="4" w:space="0"/>
-          <w:left w:val="none" w:color="000000" w:sz="4" w:space="0"/>
+          <w:top w:val="none"/>
+          <w:left w:val="none"/>
           <w:bottom w:val="single" w:color="000000" w:themeColor="accent4" w:themeTint="9A" w:sz="4" w:space="0"/>
-          <w:right w:val="none" w:color="000000" w:sz="4" w:space="0"/>
+          <w:right w:val="none"/>
         </w:tcBorders>
       </w:tcPr>
     </w:tblStylePr>
@@ -14725,12 +14370,12 @@
         <w:tblBorders/>
       </w:tblPr>
       <w:tcPr>
-        <w:shd w:val="clear" w:color="ffffff"/>
+        <w:shd w:color="ffffff"/>
         <w:tcBorders>
-          <w:top w:val="none" w:color="000000" w:sz="4" w:space="0"/>
+          <w:top w:val="none"/>
           <w:left w:val="single" w:color="000000" w:themeColor="accent4" w:themeTint="9A" w:sz="4" w:space="0"/>
-          <w:bottom w:val="none" w:color="000000" w:sz="4" w:space="0"/>
-          <w:right w:val="none" w:color="000000" w:sz="4" w:space="0"/>
+          <w:bottom w:val="none"/>
+          <w:right w:val="none"/>
         </w:tcBorders>
       </w:tcPr>
     </w:tblStylePr>
@@ -14753,9 +14398,9 @@
         <w:shd w:val="clear" w:color="ffffff" w:themeColor="light1" w:fill="ffffff" w:themeFill="light1"/>
         <w:tcBorders>
           <w:top w:val="single" w:color="000000" w:themeColor="accent4" w:themeTint="9A" w:sz="4" w:space="0"/>
-          <w:left w:val="none" w:color="000000" w:sz="4" w:space="0"/>
-          <w:bottom w:val="none" w:color="000000" w:sz="4" w:space="0"/>
-          <w:right w:val="none" w:color="000000" w:sz="4" w:space="0"/>
+          <w:left w:val="none"/>
+          <w:bottom w:val="none"/>
+          <w:right w:val="none"/>
         </w:tcBorders>
       </w:tcPr>
     </w:tblStylePr>
@@ -14825,9 +14470,9 @@
       </w:tcPr>
     </w:tblStylePr>
   </w:style>
-  <w:style w:type="table" w:styleId="763">
+  <w:style w:type="table" w:styleId="66">
     <w:name w:val="Grid Table 7 Colorful - Accent 5"/>
-    <w:basedOn w:val="895"/>
+    <w:basedOn w:val="665"/>
     <w:uiPriority w:val="99"/>
     <w:pPr>
       <w:pBdr/>
@@ -14929,11 +14574,11 @@
         <w:tblBorders/>
       </w:tblPr>
       <w:tcPr>
-        <w:shd w:val="clear" w:color="ffffff"/>
+        <w:shd w:color="ffffff"/>
         <w:tcBorders>
-          <w:top w:val="none" w:color="000000" w:sz="4" w:space="0"/>
-          <w:left w:val="none" w:color="000000" w:sz="4" w:space="0"/>
-          <w:bottom w:val="none" w:color="000000" w:sz="4" w:space="0"/>
+          <w:top w:val="none"/>
+          <w:left w:val="none"/>
+          <w:bottom w:val="none"/>
           <w:right w:val="single" w:color="000000" w:themeColor="accent5" w:themeTint="90" w:sz="4" w:space="0"/>
         </w:tcBorders>
       </w:tcPr>
@@ -14956,10 +14601,10 @@
       <w:tcPr>
         <w:shd w:val="clear" w:color="ffffff" w:themeColor="light1" w:fill="ffffff" w:themeFill="light1"/>
         <w:tcBorders>
-          <w:top w:val="none" w:color="000000" w:sz="4" w:space="0"/>
-          <w:left w:val="none" w:color="000000" w:sz="4" w:space="0"/>
+          <w:top w:val="none"/>
+          <w:left w:val="none"/>
           <w:bottom w:val="single" w:color="000000" w:themeColor="accent5" w:themeTint="90" w:sz="4" w:space="0"/>
-          <w:right w:val="none" w:color="000000" w:sz="4" w:space="0"/>
+          <w:right w:val="none"/>
         </w:tcBorders>
       </w:tcPr>
     </w:tblStylePr>
@@ -14979,12 +14624,12 @@
         <w:tblBorders/>
       </w:tblPr>
       <w:tcPr>
-        <w:shd w:val="clear" w:color="ffffff"/>
+        <w:shd w:color="ffffff"/>
         <w:tcBorders>
-          <w:top w:val="none" w:color="000000" w:sz="4" w:space="0"/>
+          <w:top w:val="none"/>
           <w:left w:val="single" w:color="000000" w:themeColor="accent5" w:themeTint="90" w:sz="4" w:space="0"/>
-          <w:bottom w:val="none" w:color="000000" w:sz="4" w:space="0"/>
-          <w:right w:val="none" w:color="000000" w:sz="4" w:space="0"/>
+          <w:bottom w:val="none"/>
+          <w:right w:val="none"/>
         </w:tcBorders>
       </w:tcPr>
     </w:tblStylePr>
@@ -15007,9 +14652,9 @@
         <w:shd w:val="clear" w:color="ffffff" w:themeColor="light1" w:fill="ffffff" w:themeFill="light1"/>
         <w:tcBorders>
           <w:top w:val="single" w:color="000000" w:themeColor="accent5" w:themeTint="90" w:sz="4" w:space="0"/>
-          <w:left w:val="none" w:color="000000" w:sz="4" w:space="0"/>
-          <w:bottom w:val="none" w:color="000000" w:sz="4" w:space="0"/>
-          <w:right w:val="none" w:color="000000" w:sz="4" w:space="0"/>
+          <w:left w:val="none"/>
+          <w:bottom w:val="none"/>
+          <w:right w:val="none"/>
         </w:tcBorders>
       </w:tcPr>
     </w:tblStylePr>
@@ -15079,9 +14724,9 @@
       </w:tcPr>
     </w:tblStylePr>
   </w:style>
-  <w:style w:type="table" w:styleId="764">
+  <w:style w:type="table" w:styleId="67">
     <w:name w:val="Grid Table 7 Colorful - Accent 6"/>
-    <w:basedOn w:val="895"/>
+    <w:basedOn w:val="665"/>
     <w:uiPriority w:val="99"/>
     <w:pPr>
       <w:pBdr/>
@@ -15183,11 +14828,11 @@
         <w:tblBorders/>
       </w:tblPr>
       <w:tcPr>
-        <w:shd w:val="clear" w:color="ffffff"/>
+        <w:shd w:color="ffffff"/>
         <w:tcBorders>
-          <w:top w:val="none" w:color="000000" w:sz="4" w:space="0"/>
-          <w:left w:val="none" w:color="000000" w:sz="4" w:space="0"/>
-          <w:bottom w:val="none" w:color="000000" w:sz="4" w:space="0"/>
+          <w:top w:val="none"/>
+          <w:left w:val="none"/>
+          <w:bottom w:val="none"/>
           <w:right w:val="single" w:color="000000" w:themeColor="accent6" w:themeTint="90" w:sz="4" w:space="0"/>
         </w:tcBorders>
       </w:tcPr>
@@ -15210,10 +14855,10 @@
       <w:tcPr>
         <w:shd w:val="clear" w:color="ffffff" w:themeColor="light1" w:fill="ffffff" w:themeFill="light1"/>
         <w:tcBorders>
-          <w:top w:val="none" w:color="000000" w:sz="4" w:space="0"/>
-          <w:left w:val="none" w:color="000000" w:sz="4" w:space="0"/>
+          <w:top w:val="none"/>
+          <w:left w:val="none"/>
           <w:bottom w:val="single" w:color="000000" w:themeColor="accent6" w:themeTint="90" w:sz="4" w:space="0"/>
-          <w:right w:val="none" w:color="000000" w:sz="4" w:space="0"/>
+          <w:right w:val="none"/>
         </w:tcBorders>
       </w:tcPr>
     </w:tblStylePr>
@@ -15233,12 +14878,12 @@
         <w:tblBorders/>
       </w:tblPr>
       <w:tcPr>
-        <w:shd w:val="clear" w:color="ffffff"/>
+        <w:shd w:color="ffffff"/>
         <w:tcBorders>
-          <w:top w:val="none" w:color="000000" w:sz="4" w:space="0"/>
+          <w:top w:val="none"/>
           <w:left w:val="single" w:color="000000" w:themeColor="accent6" w:themeTint="90" w:sz="4" w:space="0"/>
-          <w:bottom w:val="none" w:color="000000" w:sz="4" w:space="0"/>
-          <w:right w:val="none" w:color="000000" w:sz="4" w:space="0"/>
+          <w:bottom w:val="none"/>
+          <w:right w:val="none"/>
         </w:tcBorders>
       </w:tcPr>
     </w:tblStylePr>
@@ -15261,9 +14906,9 @@
         <w:shd w:val="clear" w:color="ffffff" w:themeColor="light1" w:fill="ffffff" w:themeFill="light1"/>
         <w:tcBorders>
           <w:top w:val="single" w:color="000000" w:themeColor="accent6" w:themeTint="90" w:sz="4" w:space="0"/>
-          <w:left w:val="none" w:color="000000" w:sz="4" w:space="0"/>
-          <w:bottom w:val="none" w:color="000000" w:sz="4" w:space="0"/>
-          <w:right w:val="none" w:color="000000" w:sz="4" w:space="0"/>
+          <w:left w:val="none"/>
+          <w:bottom w:val="none"/>
+          <w:right w:val="none"/>
         </w:tcBorders>
       </w:tcPr>
     </w:tblStylePr>
@@ -15333,9 +14978,9 @@
       </w:tcPr>
     </w:tblStylePr>
   </w:style>
-  <w:style w:type="table" w:styleId="765">
+  <w:style w:type="table" w:styleId="68">
     <w:name w:val="List Table 1 Light"/>
-    <w:basedOn w:val="895"/>
+    <w:basedOn w:val="665"/>
     <w:uiPriority w:val="99"/>
     <w:pPr>
       <w:pBdr/>
@@ -15549,9 +15194,9 @@
       </w:tcPr>
     </w:tblStylePr>
   </w:style>
-  <w:style w:type="table" w:styleId="766">
+  <w:style w:type="table" w:styleId="69">
     <w:name w:val="List Table 1 Light - Accent 1"/>
-    <w:basedOn w:val="895"/>
+    <w:basedOn w:val="665"/>
     <w:uiPriority w:val="99"/>
     <w:pPr>
       <w:pBdr/>
@@ -15765,9 +15410,9 @@
       </w:tcPr>
     </w:tblStylePr>
   </w:style>
-  <w:style w:type="table" w:styleId="767">
+  <w:style w:type="table" w:styleId="70">
     <w:name w:val="List Table 1 Light - Accent 2"/>
-    <w:basedOn w:val="895"/>
+    <w:basedOn w:val="665"/>
     <w:uiPriority w:val="99"/>
     <w:pPr>
       <w:pBdr/>
@@ -15981,9 +15626,9 @@
       </w:tcPr>
     </w:tblStylePr>
   </w:style>
-  <w:style w:type="table" w:styleId="768">
+  <w:style w:type="table" w:styleId="71">
     <w:name w:val="List Table 1 Light - Accent 3"/>
-    <w:basedOn w:val="895"/>
+    <w:basedOn w:val="665"/>
     <w:uiPriority w:val="99"/>
     <w:pPr>
       <w:pBdr/>
@@ -16197,9 +15842,9 @@
       </w:tcPr>
     </w:tblStylePr>
   </w:style>
-  <w:style w:type="table" w:styleId="769">
+  <w:style w:type="table" w:styleId="72">
     <w:name w:val="List Table 1 Light - Accent 4"/>
-    <w:basedOn w:val="895"/>
+    <w:basedOn w:val="665"/>
     <w:uiPriority w:val="99"/>
     <w:pPr>
       <w:pBdr/>
@@ -16413,9 +16058,9 @@
       </w:tcPr>
     </w:tblStylePr>
   </w:style>
-  <w:style w:type="table" w:styleId="770">
+  <w:style w:type="table" w:styleId="73">
     <w:name w:val="List Table 1 Light - Accent 5"/>
-    <w:basedOn w:val="895"/>
+    <w:basedOn w:val="665"/>
     <w:uiPriority w:val="99"/>
     <w:pPr>
       <w:pBdr/>
@@ -16629,9 +16274,9 @@
       </w:tcPr>
     </w:tblStylePr>
   </w:style>
-  <w:style w:type="table" w:styleId="771">
+  <w:style w:type="table" w:styleId="74">
     <w:name w:val="List Table 1 Light - Accent 6"/>
-    <w:basedOn w:val="895"/>
+    <w:basedOn w:val="665"/>
     <w:uiPriority w:val="99"/>
     <w:pPr>
       <w:pBdr/>
@@ -16845,9 +16490,9 @@
       </w:tcPr>
     </w:tblStylePr>
   </w:style>
-  <w:style w:type="table" w:styleId="772">
+  <w:style w:type="table" w:styleId="75">
     <w:name w:val="List Table 2"/>
-    <w:basedOn w:val="895"/>
+    <w:basedOn w:val="665"/>
     <w:uiPriority w:val="99"/>
     <w:pPr>
       <w:pBdr/>
@@ -17083,9 +16728,9 @@
       </w:tcPr>
     </w:tblStylePr>
   </w:style>
-  <w:style w:type="table" w:styleId="773">
+  <w:style w:type="table" w:styleId="76">
     <w:name w:val="List Table 2 - Accent 1"/>
-    <w:basedOn w:val="895"/>
+    <w:basedOn w:val="665"/>
     <w:uiPriority w:val="99"/>
     <w:pPr>
       <w:pBdr/>
@@ -17321,9 +16966,9 @@
       </w:tcPr>
     </w:tblStylePr>
   </w:style>
-  <w:style w:type="table" w:styleId="774">
+  <w:style w:type="table" w:styleId="77">
     <w:name w:val="List Table 2 - Accent 2"/>
-    <w:basedOn w:val="895"/>
+    <w:basedOn w:val="665"/>
     <w:uiPriority w:val="99"/>
     <w:pPr>
       <w:pBdr/>
@@ -17559,9 +17204,9 @@
       </w:tcPr>
     </w:tblStylePr>
   </w:style>
-  <w:style w:type="table" w:styleId="775">
+  <w:style w:type="table" w:styleId="78">
     <w:name w:val="List Table 2 - Accent 3"/>
-    <w:basedOn w:val="895"/>
+    <w:basedOn w:val="665"/>
     <w:uiPriority w:val="99"/>
     <w:pPr>
       <w:pBdr/>
@@ -17797,9 +17442,9 @@
       </w:tcPr>
     </w:tblStylePr>
   </w:style>
-  <w:style w:type="table" w:styleId="776">
+  <w:style w:type="table" w:styleId="79">
     <w:name w:val="List Table 2 - Accent 4"/>
-    <w:basedOn w:val="895"/>
+    <w:basedOn w:val="665"/>
     <w:uiPriority w:val="99"/>
     <w:pPr>
       <w:pBdr/>
@@ -18035,9 +17680,9 @@
       </w:tcPr>
     </w:tblStylePr>
   </w:style>
-  <w:style w:type="table" w:styleId="777">
+  <w:style w:type="table" w:styleId="80">
     <w:name w:val="List Table 2 - Accent 5"/>
-    <w:basedOn w:val="895"/>
+    <w:basedOn w:val="665"/>
     <w:uiPriority w:val="99"/>
     <w:pPr>
       <w:pBdr/>
@@ -18273,9 +17918,9 @@
       </w:tcPr>
     </w:tblStylePr>
   </w:style>
-  <w:style w:type="table" w:styleId="778">
+  <w:style w:type="table" w:styleId="81">
     <w:name w:val="List Table 2 - Accent 6"/>
-    <w:basedOn w:val="895"/>
+    <w:basedOn w:val="665"/>
     <w:uiPriority w:val="99"/>
     <w:pPr>
       <w:pBdr/>
@@ -18511,9 +18156,9 @@
       </w:tcPr>
     </w:tblStylePr>
   </w:style>
-  <w:style w:type="table" w:styleId="779">
+  <w:style w:type="table" w:styleId="82">
     <w:name w:val="List Table 3"/>
-    <w:basedOn w:val="895"/>
+    <w:basedOn w:val="665"/>
     <w:uiPriority w:val="99"/>
     <w:pPr>
       <w:pBdr/>
@@ -18739,9 +18384,9 @@
       </w:tcPr>
     </w:tblStylePr>
   </w:style>
-  <w:style w:type="table" w:styleId="780">
+  <w:style w:type="table" w:styleId="83">
     <w:name w:val="List Table 3 - Accent 1"/>
-    <w:basedOn w:val="895"/>
+    <w:basedOn w:val="665"/>
     <w:uiPriority w:val="99"/>
     <w:pPr>
       <w:pBdr/>
@@ -18967,9 +18612,9 @@
       </w:tcPr>
     </w:tblStylePr>
   </w:style>
-  <w:style w:type="table" w:styleId="781">
+  <w:style w:type="table" w:styleId="84">
     <w:name w:val="List Table 3 - Accent 2"/>
-    <w:basedOn w:val="895"/>
+    <w:basedOn w:val="665"/>
     <w:uiPriority w:val="99"/>
     <w:pPr>
       <w:pBdr/>
@@ -19195,9 +18840,9 @@
       </w:tcPr>
     </w:tblStylePr>
   </w:style>
-  <w:style w:type="table" w:styleId="782">
+  <w:style w:type="table" w:styleId="85">
     <w:name w:val="List Table 3 - Accent 3"/>
-    <w:basedOn w:val="895"/>
+    <w:basedOn w:val="665"/>
     <w:uiPriority w:val="99"/>
     <w:pPr>
       <w:pBdr/>
@@ -19423,9 +19068,9 @@
       </w:tcPr>
     </w:tblStylePr>
   </w:style>
-  <w:style w:type="table" w:styleId="783">
+  <w:style w:type="table" w:styleId="86">
     <w:name w:val="List Table 3 - Accent 4"/>
-    <w:basedOn w:val="895"/>
+    <w:basedOn w:val="665"/>
     <w:uiPriority w:val="99"/>
     <w:pPr>
       <w:pBdr/>
@@ -19651,9 +19296,9 @@
       </w:tcPr>
     </w:tblStylePr>
   </w:style>
-  <w:style w:type="table" w:styleId="784">
+  <w:style w:type="table" w:styleId="87">
     <w:name w:val="List Table 3 - Accent 5"/>
-    <w:basedOn w:val="895"/>
+    <w:basedOn w:val="665"/>
     <w:uiPriority w:val="99"/>
     <w:pPr>
       <w:pBdr/>
@@ -19879,9 +19524,9 @@
       </w:tcPr>
     </w:tblStylePr>
   </w:style>
-  <w:style w:type="table" w:styleId="785">
+  <w:style w:type="table" w:styleId="88">
     <w:name w:val="List Table 3 - Accent 6"/>
-    <w:basedOn w:val="895"/>
+    <w:basedOn w:val="665"/>
     <w:uiPriority w:val="99"/>
     <w:pPr>
       <w:pBdr/>
@@ -20107,9 +19752,9 @@
       </w:tcPr>
     </w:tblStylePr>
   </w:style>
-  <w:style w:type="table" w:styleId="786">
+  <w:style w:type="table" w:styleId="89">
     <w:name w:val="List Table 4"/>
-    <w:basedOn w:val="895"/>
+    <w:basedOn w:val="665"/>
     <w:uiPriority w:val="99"/>
     <w:pPr>
       <w:pBdr/>
@@ -20332,9 +19977,9 @@
       </w:tcPr>
     </w:tblStylePr>
   </w:style>
-  <w:style w:type="table" w:styleId="787">
+  <w:style w:type="table" w:styleId="90">
     <w:name w:val="List Table 4 - Accent 1"/>
-    <w:basedOn w:val="895"/>
+    <w:basedOn w:val="665"/>
     <w:uiPriority w:val="99"/>
     <w:pPr>
       <w:pBdr/>
@@ -20557,9 +20202,9 @@
       </w:tcPr>
     </w:tblStylePr>
   </w:style>
-  <w:style w:type="table" w:styleId="788">
+  <w:style w:type="table" w:styleId="91">
     <w:name w:val="List Table 4 - Accent 2"/>
-    <w:basedOn w:val="895"/>
+    <w:basedOn w:val="665"/>
     <w:uiPriority w:val="99"/>
     <w:pPr>
       <w:pBdr/>
@@ -20782,9 +20427,9 @@
       </w:tcPr>
     </w:tblStylePr>
   </w:style>
-  <w:style w:type="table" w:styleId="789">
+  <w:style w:type="table" w:styleId="92">
     <w:name w:val="List Table 4 - Accent 3"/>
-    <w:basedOn w:val="895"/>
+    <w:basedOn w:val="665"/>
     <w:uiPriority w:val="99"/>
     <w:pPr>
       <w:pBdr/>
@@ -21007,9 +20652,9 @@
       </w:tcPr>
     </w:tblStylePr>
   </w:style>
-  <w:style w:type="table" w:styleId="790">
+  <w:style w:type="table" w:styleId="93">
     <w:name w:val="List Table 4 - Accent 4"/>
-    <w:basedOn w:val="895"/>
+    <w:basedOn w:val="665"/>
     <w:uiPriority w:val="99"/>
     <w:pPr>
       <w:pBdr/>
@@ -21232,9 +20877,9 @@
       </w:tcPr>
     </w:tblStylePr>
   </w:style>
-  <w:style w:type="table" w:styleId="791">
+  <w:style w:type="table" w:styleId="94">
     <w:name w:val="List Table 4 - Accent 5"/>
-    <w:basedOn w:val="895"/>
+    <w:basedOn w:val="665"/>
     <w:uiPriority w:val="99"/>
     <w:pPr>
       <w:pBdr/>
@@ -21457,9 +21102,9 @@
       </w:tcPr>
     </w:tblStylePr>
   </w:style>
-  <w:style w:type="table" w:styleId="792">
+  <w:style w:type="table" w:styleId="95">
     <w:name w:val="List Table 4 - Accent 6"/>
-    <w:basedOn w:val="895"/>
+    <w:basedOn w:val="665"/>
     <w:uiPriority w:val="99"/>
     <w:pPr>
       <w:pBdr/>
@@ -21682,9 +21327,9 @@
       </w:tcPr>
     </w:tblStylePr>
   </w:style>
-  <w:style w:type="table" w:styleId="793">
+  <w:style w:type="table" w:styleId="96">
     <w:name w:val="List Table 5 Dark"/>
-    <w:basedOn w:val="895"/>
+    <w:basedOn w:val="665"/>
     <w:uiPriority w:val="99"/>
     <w:pPr>
       <w:pBdr/>
@@ -21924,9 +21569,9 @@
       </w:tcPr>
     </w:tblStylePr>
   </w:style>
-  <w:style w:type="table" w:styleId="794">
+  <w:style w:type="table" w:styleId="97">
     <w:name w:val="List Table 5 Dark - Accent 1"/>
-    <w:basedOn w:val="895"/>
+    <w:basedOn w:val="665"/>
     <w:uiPriority w:val="99"/>
     <w:pPr>
       <w:pBdr/>
@@ -22166,9 +21811,9 @@
       </w:tcPr>
     </w:tblStylePr>
   </w:style>
-  <w:style w:type="table" w:styleId="795">
+  <w:style w:type="table" w:styleId="98">
     <w:name w:val="List Table 5 Dark - Accent 2"/>
-    <w:basedOn w:val="895"/>
+    <w:basedOn w:val="665"/>
     <w:uiPriority w:val="99"/>
     <w:pPr>
       <w:pBdr/>
@@ -22408,9 +22053,9 @@
       </w:tcPr>
     </w:tblStylePr>
   </w:style>
-  <w:style w:type="table" w:styleId="796">
+  <w:style w:type="table" w:styleId="99">
     <w:name w:val="List Table 5 Dark - Accent 3"/>
-    <w:basedOn w:val="895"/>
+    <w:basedOn w:val="665"/>
     <w:uiPriority w:val="99"/>
     <w:pPr>
       <w:pBdr/>
@@ -22650,9 +22295,9 @@
       </w:tcPr>
     </w:tblStylePr>
   </w:style>
-  <w:style w:type="table" w:styleId="797">
+  <w:style w:type="table" w:styleId="100">
     <w:name w:val="List Table 5 Dark - Accent 4"/>
-    <w:basedOn w:val="895"/>
+    <w:basedOn w:val="665"/>
     <w:uiPriority w:val="99"/>
     <w:pPr>
       <w:pBdr/>
@@ -22892,9 +22537,9 @@
       </w:tcPr>
     </w:tblStylePr>
   </w:style>
-  <w:style w:type="table" w:styleId="798">
+  <w:style w:type="table" w:styleId="101">
     <w:name w:val="List Table 5 Dark - Accent 5"/>
-    <w:basedOn w:val="895"/>
+    <w:basedOn w:val="665"/>
     <w:uiPriority w:val="99"/>
     <w:pPr>
       <w:pBdr/>
@@ -23134,9 +22779,9 @@
       </w:tcPr>
     </w:tblStylePr>
   </w:style>
-  <w:style w:type="table" w:styleId="799">
+  <w:style w:type="table" w:styleId="102">
     <w:name w:val="List Table 5 Dark - Accent 6"/>
-    <w:basedOn w:val="895"/>
+    <w:basedOn w:val="665"/>
     <w:uiPriority w:val="99"/>
     <w:pPr>
       <w:pBdr/>
@@ -23376,9 +23021,9 @@
       </w:tcPr>
     </w:tblStylePr>
   </w:style>
-  <w:style w:type="table" w:styleId="800">
+  <w:style w:type="table" w:styleId="103">
     <w:name w:val="List Table 6 Colorful"/>
-    <w:basedOn w:val="895"/>
+    <w:basedOn w:val="665"/>
     <w:uiPriority w:val="99"/>
     <w:pPr>
       <w:pBdr/>
@@ -23599,9 +23244,9 @@
       </w:tcPr>
     </w:tblStylePr>
   </w:style>
-  <w:style w:type="table" w:styleId="801">
+  <w:style w:type="table" w:styleId="104">
     <w:name w:val="List Table 6 Colorful - Accent 1"/>
-    <w:basedOn w:val="895"/>
+    <w:basedOn w:val="665"/>
     <w:uiPriority w:val="99"/>
     <w:pPr>
       <w:pBdr/>
@@ -23822,9 +23467,9 @@
       </w:tcPr>
     </w:tblStylePr>
   </w:style>
-  <w:style w:type="table" w:styleId="802">
+  <w:style w:type="table" w:styleId="105">
     <w:name w:val="List Table 6 Colorful - Accent 2"/>
-    <w:basedOn w:val="895"/>
+    <w:basedOn w:val="665"/>
     <w:uiPriority w:val="99"/>
     <w:pPr>
       <w:pBdr/>
@@ -24045,9 +23690,9 @@
       </w:tcPr>
     </w:tblStylePr>
   </w:style>
-  <w:style w:type="table" w:styleId="803">
+  <w:style w:type="table" w:styleId="106">
     <w:name w:val="List Table 6 Colorful - Accent 3"/>
-    <w:basedOn w:val="895"/>
+    <w:basedOn w:val="665"/>
     <w:uiPriority w:val="99"/>
     <w:pPr>
       <w:pBdr/>
@@ -24268,9 +23913,9 @@
       </w:tcPr>
     </w:tblStylePr>
   </w:style>
-  <w:style w:type="table" w:styleId="804">
+  <w:style w:type="table" w:styleId="107">
     <w:name w:val="List Table 6 Colorful - Accent 4"/>
-    <w:basedOn w:val="895"/>
+    <w:basedOn w:val="665"/>
     <w:uiPriority w:val="99"/>
     <w:pPr>
       <w:pBdr/>
@@ -24491,9 +24136,9 @@
       </w:tcPr>
     </w:tblStylePr>
   </w:style>
-  <w:style w:type="table" w:styleId="805">
+  <w:style w:type="table" w:styleId="108">
     <w:name w:val="List Table 6 Colorful - Accent 5"/>
-    <w:basedOn w:val="895"/>
+    <w:basedOn w:val="665"/>
     <w:uiPriority w:val="99"/>
     <w:pPr>
       <w:pBdr/>
@@ -24714,9 +24359,9 @@
       </w:tcPr>
     </w:tblStylePr>
   </w:style>
-  <w:style w:type="table" w:styleId="806">
+  <w:style w:type="table" w:styleId="109">
     <w:name w:val="List Table 6 Colorful - Accent 6"/>
-    <w:basedOn w:val="895"/>
+    <w:basedOn w:val="665"/>
     <w:uiPriority w:val="99"/>
     <w:pPr>
       <w:pBdr/>
@@ -24937,9 +24582,9 @@
       </w:tcPr>
     </w:tblStylePr>
   </w:style>
-  <w:style w:type="table" w:styleId="807">
+  <w:style w:type="table" w:styleId="110">
     <w:name w:val="List Table 7 Colorful"/>
-    <w:basedOn w:val="895"/>
+    <w:basedOn w:val="665"/>
     <w:uiPriority w:val="99"/>
     <w:pPr>
       <w:pBdr/>
@@ -25038,11 +24683,11 @@
         <w:tblBorders/>
       </w:tblPr>
       <w:tcPr>
-        <w:shd w:val="clear" w:color="ffffff"/>
+        <w:shd w:color="ffffff"/>
         <w:tcBorders>
-          <w:top w:val="none" w:color="000000" w:sz="4" w:space="0"/>
-          <w:left w:val="none" w:color="000000" w:sz="4" w:space="0"/>
-          <w:bottom w:val="none" w:color="000000" w:sz="4" w:space="0"/>
+          <w:top w:val="none"/>
+          <w:left w:val="none"/>
+          <w:bottom w:val="none"/>
           <w:right w:val="single" w:color="000000" w:themeColor="text1" w:themeTint="80" w:sz="4" w:space="0"/>
         </w:tcBorders>
       </w:tcPr>
@@ -25065,10 +24710,10 @@
       <w:tcPr>
         <w:shd w:val="clear" w:color="ffffff" w:themeColor="light1" w:fill="ffffff" w:themeFill="light1"/>
         <w:tcBorders>
-          <w:top w:val="none" w:color="000000" w:sz="4" w:space="0"/>
-          <w:left w:val="none" w:color="000000" w:sz="4" w:space="0"/>
+          <w:top w:val="none"/>
+          <w:left w:val="none"/>
           <w:bottom w:val="single" w:color="000000" w:themeColor="text1" w:themeTint="80" w:sz="4" w:space="0"/>
-          <w:right w:val="none" w:color="000000" w:sz="4" w:space="0"/>
+          <w:right w:val="none"/>
         </w:tcBorders>
       </w:tcPr>
     </w:tblStylePr>
@@ -25088,12 +24733,12 @@
         <w:tblBorders/>
       </w:tblPr>
       <w:tcPr>
-        <w:shd w:val="clear" w:color="ffffff"/>
+        <w:shd w:color="ffffff"/>
         <w:tcBorders>
-          <w:top w:val="none" w:color="000000" w:sz="4" w:space="0"/>
+          <w:top w:val="none"/>
           <w:left w:val="single" w:color="000000" w:themeColor="text1" w:themeTint="80" w:sz="4" w:space="0"/>
-          <w:bottom w:val="none" w:color="000000" w:sz="4" w:space="0"/>
-          <w:right w:val="none" w:color="000000" w:sz="4" w:space="0"/>
+          <w:bottom w:val="none"/>
+          <w:right w:val="none"/>
         </w:tcBorders>
       </w:tcPr>
     </w:tblStylePr>
@@ -25116,9 +24761,9 @@
         <w:shd w:val="clear" w:color="ffffff" w:themeColor="light1" w:fill="ffffff" w:themeFill="light1"/>
         <w:tcBorders>
           <w:top w:val="single" w:color="000000" w:themeColor="text1" w:themeTint="80" w:sz="4" w:space="0"/>
-          <w:left w:val="none" w:color="000000" w:sz="4" w:space="0"/>
-          <w:bottom w:val="none" w:color="000000" w:sz="4" w:space="0"/>
-          <w:right w:val="none" w:color="000000" w:sz="4" w:space="0"/>
+          <w:left w:val="none"/>
+          <w:bottom w:val="none"/>
+          <w:right w:val="none"/>
         </w:tcBorders>
       </w:tcPr>
     </w:tblStylePr>
@@ -25193,9 +24838,9 @@
       </w:tcPr>
     </w:tblStylePr>
   </w:style>
-  <w:style w:type="table" w:styleId="808">
+  <w:style w:type="table" w:styleId="111">
     <w:name w:val="List Table 7 Colorful - Accent 1"/>
-    <w:basedOn w:val="895"/>
+    <w:basedOn w:val="665"/>
     <w:uiPriority w:val="99"/>
     <w:pPr>
       <w:pBdr/>
@@ -25294,11 +24939,11 @@
         <w:tblBorders/>
       </w:tblPr>
       <w:tcPr>
-        <w:shd w:val="clear" w:color="ffffff"/>
+        <w:shd w:color="ffffff"/>
         <w:tcBorders>
-          <w:top w:val="none" w:color="000000" w:sz="4" w:space="0"/>
-          <w:left w:val="none" w:color="000000" w:sz="4" w:space="0"/>
-          <w:bottom w:val="none" w:color="000000" w:sz="4" w:space="0"/>
+          <w:top w:val="none"/>
+          <w:left w:val="none"/>
+          <w:bottom w:val="none"/>
           <w:right w:val="single" w:color="000000" w:themeColor="accent1" w:sz="4" w:space="0"/>
         </w:tcBorders>
       </w:tcPr>
@@ -25321,10 +24966,10 @@
       <w:tcPr>
         <w:shd w:val="clear" w:color="ffffff" w:themeColor="light1" w:fill="ffffff" w:themeFill="light1"/>
         <w:tcBorders>
-          <w:top w:val="none" w:color="000000" w:sz="4" w:space="0"/>
-          <w:left w:val="none" w:color="000000" w:sz="4" w:space="0"/>
+          <w:top w:val="none"/>
+          <w:left w:val="none"/>
           <w:bottom w:val="single" w:color="000000" w:themeColor="accent1" w:sz="4" w:space="0"/>
-          <w:right w:val="none" w:color="000000" w:sz="4" w:space="0"/>
+          <w:right w:val="none"/>
         </w:tcBorders>
       </w:tcPr>
     </w:tblStylePr>
@@ -25344,12 +24989,12 @@
         <w:tblBorders/>
       </w:tblPr>
       <w:tcPr>
-        <w:shd w:val="clear" w:color="ffffff"/>
+        <w:shd w:color="ffffff"/>
         <w:tcBorders>
-          <w:top w:val="none" w:color="000000" w:sz="4" w:space="0"/>
+          <w:top w:val="none"/>
           <w:left w:val="single" w:color="000000" w:themeColor="accent1" w:sz="4" w:space="0"/>
-          <w:bottom w:val="none" w:color="000000" w:sz="4" w:space="0"/>
-          <w:right w:val="none" w:color="000000" w:sz="4" w:space="0"/>
+          <w:bottom w:val="none"/>
+          <w:right w:val="none"/>
         </w:tcBorders>
       </w:tcPr>
     </w:tblStylePr>
@@ -25372,9 +25017,9 @@
         <w:shd w:val="clear" w:color="ffffff" w:themeColor="light1" w:fill="ffffff" w:themeFill="light1"/>
         <w:tcBorders>
           <w:top w:val="single" w:color="000000" w:themeColor="accent1" w:sz="4" w:space="0"/>
-          <w:left w:val="none" w:color="000000" w:sz="4" w:space="0"/>
-          <w:bottom w:val="none" w:color="000000" w:sz="4" w:space="0"/>
-          <w:right w:val="none" w:color="000000" w:sz="4" w:space="0"/>
+          <w:left w:val="none"/>
+          <w:bottom w:val="none"/>
+          <w:right w:val="none"/>
         </w:tcBorders>
       </w:tcPr>
     </w:tblStylePr>
@@ -25449,9 +25094,9 @@
       </w:tcPr>
     </w:tblStylePr>
   </w:style>
-  <w:style w:type="table" w:styleId="809">
+  <w:style w:type="table" w:styleId="112">
     <w:name w:val="List Table 7 Colorful - Accent 2"/>
-    <w:basedOn w:val="895"/>
+    <w:basedOn w:val="665"/>
     <w:uiPriority w:val="99"/>
     <w:pPr>
       <w:pBdr/>
@@ -25550,11 +25195,11 @@
         <w:tblBorders/>
       </w:tblPr>
       <w:tcPr>
-        <w:shd w:val="clear" w:color="ffffff"/>
+        <w:shd w:color="ffffff"/>
         <w:tcBorders>
-          <w:top w:val="none" w:color="000000" w:sz="4" w:space="0"/>
-          <w:left w:val="none" w:color="000000" w:sz="4" w:space="0"/>
-          <w:bottom w:val="none" w:color="000000" w:sz="4" w:space="0"/>
+          <w:top w:val="none"/>
+          <w:left w:val="none"/>
+          <w:bottom w:val="none"/>
           <w:right w:val="single" w:color="000000" w:themeColor="accent2" w:themeTint="97" w:sz="4" w:space="0"/>
         </w:tcBorders>
       </w:tcPr>
@@ -25577,10 +25222,10 @@
       <w:tcPr>
         <w:shd w:val="clear" w:color="ffffff" w:themeColor="light1" w:fill="ffffff" w:themeFill="light1"/>
         <w:tcBorders>
-          <w:top w:val="none" w:color="000000" w:sz="4" w:space="0"/>
-          <w:left w:val="none" w:color="000000" w:sz="4" w:space="0"/>
+          <w:top w:val="none"/>
+          <w:left w:val="none"/>
           <w:bottom w:val="single" w:color="000000" w:themeColor="accent2" w:themeTint="97" w:sz="4" w:space="0"/>
-          <w:right w:val="none" w:color="000000" w:sz="4" w:space="0"/>
+          <w:right w:val="none"/>
         </w:tcBorders>
       </w:tcPr>
     </w:tblStylePr>
@@ -25600,12 +25245,12 @@
         <w:tblBorders/>
       </w:tblPr>
       <w:tcPr>
-        <w:shd w:val="clear" w:color="ffffff"/>
+        <w:shd w:color="ffffff"/>
         <w:tcBorders>
-          <w:top w:val="none" w:color="000000" w:sz="4" w:space="0"/>
+          <w:top w:val="none"/>
           <w:left w:val="single" w:color="000000" w:themeColor="accent2" w:themeTint="97" w:sz="4" w:space="0"/>
-          <w:bottom w:val="none" w:color="000000" w:sz="4" w:space="0"/>
-          <w:right w:val="none" w:color="000000" w:sz="4" w:space="0"/>
+          <w:bottom w:val="none"/>
+          <w:right w:val="none"/>
         </w:tcBorders>
       </w:tcPr>
     </w:tblStylePr>
@@ -25628,9 +25273,9 @@
         <w:shd w:val="clear" w:color="ffffff" w:themeColor="light1" w:fill="ffffff" w:themeFill="light1"/>
         <w:tcBorders>
           <w:top w:val="single" w:color="000000" w:themeColor="accent2" w:themeTint="97" w:sz="4" w:space="0"/>
-          <w:left w:val="none" w:color="000000" w:sz="4" w:space="0"/>
-          <w:bottom w:val="none" w:color="000000" w:sz="4" w:space="0"/>
-          <w:right w:val="none" w:color="000000" w:sz="4" w:space="0"/>
+          <w:left w:val="none"/>
+          <w:bottom w:val="none"/>
+          <w:right w:val="none"/>
         </w:tcBorders>
       </w:tcPr>
     </w:tblStylePr>
@@ -25705,9 +25350,9 @@
       </w:tcPr>
     </w:tblStylePr>
   </w:style>
-  <w:style w:type="table" w:styleId="810">
+  <w:style w:type="table" w:styleId="113">
     <w:name w:val="List Table 7 Colorful - Accent 3"/>
-    <w:basedOn w:val="895"/>
+    <w:basedOn w:val="665"/>
     <w:uiPriority w:val="99"/>
     <w:pPr>
       <w:pBdr/>
@@ -25806,11 +25451,11 @@
         <w:tblBorders/>
       </w:tblPr>
       <w:tcPr>
-        <w:shd w:val="clear" w:color="ffffff"/>
+        <w:shd w:color="ffffff"/>
         <w:tcBorders>
-          <w:top w:val="none" w:color="000000" w:sz="4" w:space="0"/>
-          <w:left w:val="none" w:color="000000" w:sz="4" w:space="0"/>
-          <w:bottom w:val="none" w:color="000000" w:sz="4" w:space="0"/>
+          <w:top w:val="none"/>
+          <w:left w:val="none"/>
+          <w:bottom w:val="none"/>
           <w:right w:val="single" w:color="000000" w:themeColor="accent3" w:themeTint="98" w:sz="4" w:space="0"/>
         </w:tcBorders>
       </w:tcPr>
@@ -25833,10 +25478,10 @@
       <w:tcPr>
         <w:shd w:val="clear" w:color="ffffff" w:themeColor="light1" w:fill="ffffff" w:themeFill="light1"/>
         <w:tcBorders>
-          <w:top w:val="none" w:color="000000" w:sz="4" w:space="0"/>
-          <w:left w:val="none" w:color="000000" w:sz="4" w:space="0"/>
+          <w:top w:val="none"/>
+          <w:left w:val="none"/>
           <w:bottom w:val="single" w:color="000000" w:themeColor="accent3" w:themeTint="98" w:sz="4" w:space="0"/>
-          <w:right w:val="none" w:color="000000" w:sz="4" w:space="0"/>
+          <w:right w:val="none"/>
         </w:tcBorders>
       </w:tcPr>
     </w:tblStylePr>
@@ -25856,12 +25501,12 @@
         <w:tblBorders/>
       </w:tblPr>
       <w:tcPr>
-        <w:shd w:val="clear" w:color="ffffff"/>
+        <w:shd w:color="ffffff"/>
         <w:tcBorders>
-          <w:top w:val="none" w:color="000000" w:sz="4" w:space="0"/>
+          <w:top w:val="none"/>
           <w:left w:val="single" w:color="000000" w:themeColor="accent3" w:themeTint="98" w:sz="4" w:space="0"/>
-          <w:bottom w:val="none" w:color="000000" w:sz="4" w:space="0"/>
-          <w:right w:val="none" w:color="000000" w:sz="4" w:space="0"/>
+          <w:bottom w:val="none"/>
+          <w:right w:val="none"/>
         </w:tcBorders>
       </w:tcPr>
     </w:tblStylePr>
@@ -25884,9 +25529,9 @@
         <w:shd w:val="clear" w:color="ffffff" w:themeColor="light1" w:fill="ffffff" w:themeFill="light1"/>
         <w:tcBorders>
           <w:top w:val="single" w:color="000000" w:themeColor="accent3" w:themeTint="98" w:sz="4" w:space="0"/>
-          <w:left w:val="none" w:color="000000" w:sz="4" w:space="0"/>
-          <w:bottom w:val="none" w:color="000000" w:sz="4" w:space="0"/>
-          <w:right w:val="none" w:color="000000" w:sz="4" w:space="0"/>
+          <w:left w:val="none"/>
+          <w:bottom w:val="none"/>
+          <w:right w:val="none"/>
         </w:tcBorders>
       </w:tcPr>
     </w:tblStylePr>
@@ -25961,9 +25606,9 @@
       </w:tcPr>
     </w:tblStylePr>
   </w:style>
-  <w:style w:type="table" w:styleId="811">
+  <w:style w:type="table" w:styleId="114">
     <w:name w:val="List Table 7 Colorful - Accent 4"/>
-    <w:basedOn w:val="895"/>
+    <w:basedOn w:val="665"/>
     <w:uiPriority w:val="99"/>
     <w:pPr>
       <w:pBdr/>
@@ -26062,11 +25707,11 @@
         <w:tblBorders/>
       </w:tblPr>
       <w:tcPr>
-        <w:shd w:val="clear" w:color="ffffff"/>
+        <w:shd w:color="ffffff"/>
         <w:tcBorders>
-          <w:top w:val="none" w:color="000000" w:sz="4" w:space="0"/>
-          <w:left w:val="none" w:color="000000" w:sz="4" w:space="0"/>
-          <w:bottom w:val="none" w:color="000000" w:sz="4" w:space="0"/>
+          <w:top w:val="none"/>
+          <w:left w:val="none"/>
+          <w:bottom w:val="none"/>
           <w:right w:val="single" w:color="000000" w:themeColor="accent4" w:themeTint="9A" w:sz="4" w:space="0"/>
         </w:tcBorders>
       </w:tcPr>
@@ -26089,10 +25734,10 @@
       <w:tcPr>
         <w:shd w:val="clear" w:color="ffffff" w:themeColor="light1" w:fill="ffffff" w:themeFill="light1"/>
         <w:tcBorders>
-          <w:top w:val="none" w:color="000000" w:sz="4" w:space="0"/>
-          <w:left w:val="none" w:color="000000" w:sz="4" w:space="0"/>
+          <w:top w:val="none"/>
+          <w:left w:val="none"/>
           <w:bottom w:val="single" w:color="000000" w:themeColor="accent4" w:themeTint="9A" w:sz="4" w:space="0"/>
-          <w:right w:val="none" w:color="000000" w:sz="4" w:space="0"/>
+          <w:right w:val="none"/>
         </w:tcBorders>
       </w:tcPr>
     </w:tblStylePr>
@@ -26112,12 +25757,12 @@
         <w:tblBorders/>
       </w:tblPr>
       <w:tcPr>
-        <w:shd w:val="clear" w:color="ffffff"/>
+        <w:shd w:color="ffffff"/>
         <w:tcBorders>
-          <w:top w:val="none" w:color="000000" w:sz="4" w:space="0"/>
+          <w:top w:val="none"/>
           <w:left w:val="single" w:color="000000" w:themeColor="accent4" w:themeTint="9A" w:sz="4" w:space="0"/>
-          <w:bottom w:val="none" w:color="000000" w:sz="4" w:space="0"/>
-          <w:right w:val="none" w:color="000000" w:sz="4" w:space="0"/>
+          <w:bottom w:val="none"/>
+          <w:right w:val="none"/>
         </w:tcBorders>
       </w:tcPr>
     </w:tblStylePr>
@@ -26140,9 +25785,9 @@
         <w:shd w:val="clear" w:color="ffffff" w:themeColor="light1" w:fill="ffffff" w:themeFill="light1"/>
         <w:tcBorders>
           <w:top w:val="single" w:color="000000" w:themeColor="accent4" w:themeTint="9A" w:sz="4" w:space="0"/>
-          <w:left w:val="none" w:color="000000" w:sz="4" w:space="0"/>
-          <w:bottom w:val="none" w:color="000000" w:sz="4" w:space="0"/>
-          <w:right w:val="none" w:color="000000" w:sz="4" w:space="0"/>
+          <w:left w:val="none"/>
+          <w:bottom w:val="none"/>
+          <w:right w:val="none"/>
         </w:tcBorders>
       </w:tcPr>
     </w:tblStylePr>
@@ -26217,9 +25862,9 @@
       </w:tcPr>
     </w:tblStylePr>
   </w:style>
-  <w:style w:type="table" w:styleId="812">
+  <w:style w:type="table" w:styleId="115">
     <w:name w:val="List Table 7 Colorful - Accent 5"/>
-    <w:basedOn w:val="895"/>
+    <w:basedOn w:val="665"/>
     <w:uiPriority w:val="99"/>
     <w:pPr>
       <w:pBdr/>
@@ -26318,11 +25963,11 @@
         <w:tblBorders/>
       </w:tblPr>
       <w:tcPr>
-        <w:shd w:val="clear" w:color="ffffff"/>
+        <w:shd w:color="ffffff"/>
         <w:tcBorders>
-          <w:top w:val="none" w:color="000000" w:sz="4" w:space="0"/>
-          <w:left w:val="none" w:color="000000" w:sz="4" w:space="0"/>
-          <w:bottom w:val="none" w:color="000000" w:sz="4" w:space="0"/>
+          <w:top w:val="none"/>
+          <w:left w:val="none"/>
+          <w:bottom w:val="none"/>
           <w:right w:val="single" w:color="000000" w:themeColor="accent5" w:themeTint="9A" w:sz="4" w:space="0"/>
         </w:tcBorders>
       </w:tcPr>
@@ -26345,10 +25990,10 @@
       <w:tcPr>
         <w:shd w:val="clear" w:color="ffffff" w:themeColor="light1" w:fill="ffffff" w:themeFill="light1"/>
         <w:tcBorders>
-          <w:top w:val="none" w:color="000000" w:sz="4" w:space="0"/>
-          <w:left w:val="none" w:color="000000" w:sz="4" w:space="0"/>
+          <w:top w:val="none"/>
+          <w:left w:val="none"/>
           <w:bottom w:val="single" w:color="000000" w:themeColor="accent5" w:themeTint="9A" w:sz="4" w:space="0"/>
-          <w:right w:val="none" w:color="000000" w:sz="4" w:space="0"/>
+          <w:right w:val="none"/>
         </w:tcBorders>
       </w:tcPr>
     </w:tblStylePr>
@@ -26368,12 +26013,12 @@
         <w:tblBorders/>
       </w:tblPr>
       <w:tcPr>
-        <w:shd w:val="clear" w:color="ffffff"/>
+        <w:shd w:color="ffffff"/>
         <w:tcBorders>
-          <w:top w:val="none" w:color="000000" w:sz="4" w:space="0"/>
+          <w:top w:val="none"/>
           <w:left w:val="single" w:color="000000" w:themeColor="accent5" w:themeTint="9A" w:sz="4" w:space="0"/>
-          <w:bottom w:val="none" w:color="000000" w:sz="4" w:space="0"/>
-          <w:right w:val="none" w:color="000000" w:sz="4" w:space="0"/>
+          <w:bottom w:val="none"/>
+          <w:right w:val="none"/>
         </w:tcBorders>
       </w:tcPr>
     </w:tblStylePr>
@@ -26396,9 +26041,9 @@
         <w:shd w:val="clear" w:color="ffffff" w:themeColor="light1" w:fill="ffffff" w:themeFill="light1"/>
         <w:tcBorders>
           <w:top w:val="single" w:color="000000" w:themeColor="accent5" w:themeTint="9A" w:sz="4" w:space="0"/>
-          <w:left w:val="none" w:color="000000" w:sz="4" w:space="0"/>
-          <w:bottom w:val="none" w:color="000000" w:sz="4" w:space="0"/>
-          <w:right w:val="none" w:color="000000" w:sz="4" w:space="0"/>
+          <w:left w:val="none"/>
+          <w:bottom w:val="none"/>
+          <w:right w:val="none"/>
         </w:tcBorders>
       </w:tcPr>
     </w:tblStylePr>
@@ -26473,9 +26118,9 @@
       </w:tcPr>
     </w:tblStylePr>
   </w:style>
-  <w:style w:type="table" w:styleId="813">
+  <w:style w:type="table" w:styleId="116">
     <w:name w:val="List Table 7 Colorful - Accent 6"/>
-    <w:basedOn w:val="895"/>
+    <w:basedOn w:val="665"/>
     <w:uiPriority w:val="99"/>
     <w:pPr>
       <w:pBdr/>
@@ -26574,11 +26219,11 @@
         <w:tblBorders/>
       </w:tblPr>
       <w:tcPr>
-        <w:shd w:val="clear" w:color="ffffff"/>
+        <w:shd w:color="ffffff"/>
         <w:tcBorders>
-          <w:top w:val="none" w:color="000000" w:sz="4" w:space="0"/>
-          <w:left w:val="none" w:color="000000" w:sz="4" w:space="0"/>
-          <w:bottom w:val="none" w:color="000000" w:sz="4" w:space="0"/>
+          <w:top w:val="none"/>
+          <w:left w:val="none"/>
+          <w:bottom w:val="none"/>
           <w:right w:val="single" w:color="000000" w:themeColor="accent6" w:themeTint="98" w:sz="4" w:space="0"/>
         </w:tcBorders>
       </w:tcPr>
@@ -26601,10 +26246,10 @@
       <w:tcPr>
         <w:shd w:val="clear" w:color="ffffff" w:themeColor="light1" w:fill="ffffff" w:themeFill="light1"/>
         <w:tcBorders>
-          <w:top w:val="none" w:color="000000" w:sz="4" w:space="0"/>
-          <w:left w:val="none" w:color="000000" w:sz="4" w:space="0"/>
+          <w:top w:val="none"/>
+          <w:left w:val="none"/>
           <w:bottom w:val="single" w:color="000000" w:themeColor="accent6" w:themeTint="98" w:sz="4" w:space="0"/>
-          <w:right w:val="none" w:color="000000" w:sz="4" w:space="0"/>
+          <w:right w:val="none"/>
         </w:tcBorders>
       </w:tcPr>
     </w:tblStylePr>
@@ -26624,12 +26269,12 @@
         <w:tblBorders/>
       </w:tblPr>
       <w:tcPr>
-        <w:shd w:val="clear" w:color="ffffff"/>
+        <w:shd w:color="ffffff"/>
         <w:tcBorders>
-          <w:top w:val="none" w:color="000000" w:sz="4" w:space="0"/>
+          <w:top w:val="none"/>
           <w:left w:val="single" w:color="000000" w:themeColor="accent6" w:themeTint="98" w:sz="4" w:space="0"/>
-          <w:bottom w:val="none" w:color="000000" w:sz="4" w:space="0"/>
-          <w:right w:val="none" w:color="000000" w:sz="4" w:space="0"/>
+          <w:bottom w:val="none"/>
+          <w:right w:val="none"/>
         </w:tcBorders>
       </w:tcPr>
     </w:tblStylePr>
@@ -26652,9 +26297,9 @@
         <w:shd w:val="clear" w:color="ffffff" w:themeColor="light1" w:fill="ffffff" w:themeFill="light1"/>
         <w:tcBorders>
           <w:top w:val="single" w:color="000000" w:themeColor="accent6" w:themeTint="98" w:sz="4" w:space="0"/>
-          <w:left w:val="none" w:color="000000" w:sz="4" w:space="0"/>
-          <w:bottom w:val="none" w:color="000000" w:sz="4" w:space="0"/>
-          <w:right w:val="none" w:color="000000" w:sz="4" w:space="0"/>
+          <w:left w:val="none"/>
+          <w:bottom w:val="none"/>
+          <w:right w:val="none"/>
         </w:tcBorders>
       </w:tcPr>
     </w:tblStylePr>
@@ -26729,9 +26374,9 @@
       </w:tcPr>
     </w:tblStylePr>
   </w:style>
-  <w:style w:type="table" w:styleId="814">
+  <w:style w:type="table" w:styleId="117">
     <w:name w:val="Lined - Accent"/>
-    <w:basedOn w:val="895"/>
+    <w:basedOn w:val="665"/>
     <w:uiPriority w:val="99"/>
     <w:pPr>
       <w:pBdr/>
@@ -26966,9 +26611,9 @@
       </w:tcPr>
     </w:tblStylePr>
   </w:style>
-  <w:style w:type="table" w:styleId="815">
+  <w:style w:type="table" w:styleId="118">
     <w:name w:val="Lined - Accent 1"/>
-    <w:basedOn w:val="895"/>
+    <w:basedOn w:val="665"/>
     <w:uiPriority w:val="99"/>
     <w:pPr>
       <w:pBdr/>
@@ -27203,9 +26848,9 @@
       </w:tcPr>
     </w:tblStylePr>
   </w:style>
-  <w:style w:type="table" w:styleId="816">
+  <w:style w:type="table" w:styleId="119">
     <w:name w:val="Lined - Accent 2"/>
-    <w:basedOn w:val="895"/>
+    <w:basedOn w:val="665"/>
     <w:uiPriority w:val="99"/>
     <w:pPr>
       <w:pBdr/>
@@ -27440,9 +27085,9 @@
       </w:tcPr>
     </w:tblStylePr>
   </w:style>
-  <w:style w:type="table" w:styleId="817">
+  <w:style w:type="table" w:styleId="120">
     <w:name w:val="Lined - Accent 3"/>
-    <w:basedOn w:val="895"/>
+    <w:basedOn w:val="665"/>
     <w:uiPriority w:val="99"/>
     <w:pPr>
       <w:pBdr/>
@@ -27677,9 +27322,9 @@
       </w:tcPr>
     </w:tblStylePr>
   </w:style>
-  <w:style w:type="table" w:styleId="818">
+  <w:style w:type="table" w:styleId="121">
     <w:name w:val="Lined - Accent 4"/>
-    <w:basedOn w:val="895"/>
+    <w:basedOn w:val="665"/>
     <w:uiPriority w:val="99"/>
     <w:pPr>
       <w:pBdr/>
@@ -27914,9 +27559,9 @@
       </w:tcPr>
     </w:tblStylePr>
   </w:style>
-  <w:style w:type="table" w:styleId="819">
+  <w:style w:type="table" w:styleId="122">
     <w:name w:val="Lined - Accent 5"/>
-    <w:basedOn w:val="895"/>
+    <w:basedOn w:val="665"/>
     <w:uiPriority w:val="99"/>
     <w:pPr>
       <w:pBdr/>
@@ -28151,9 +27796,9 @@
       </w:tcPr>
     </w:tblStylePr>
   </w:style>
-  <w:style w:type="table" w:styleId="820">
+  <w:style w:type="table" w:styleId="123">
     <w:name w:val="Lined - Accent 6"/>
-    <w:basedOn w:val="895"/>
+    <w:basedOn w:val="665"/>
     <w:uiPriority w:val="99"/>
     <w:pPr>
       <w:pBdr/>
@@ -28388,9 +28033,9 @@
       </w:tcPr>
     </w:tblStylePr>
   </w:style>
-  <w:style w:type="table" w:styleId="821">
+  <w:style w:type="table" w:styleId="124">
     <w:name w:val="Bordered &amp; Lined - Accent"/>
-    <w:basedOn w:val="895"/>
+    <w:basedOn w:val="665"/>
     <w:uiPriority w:val="99"/>
     <w:pPr>
       <w:pBdr/>
@@ -28632,9 +28277,9 @@
       </w:tcPr>
     </w:tblStylePr>
   </w:style>
-  <w:style w:type="table" w:styleId="822">
+  <w:style w:type="table" w:styleId="125">
     <w:name w:val="Bordered &amp; Lined - Accent 1"/>
-    <w:basedOn w:val="895"/>
+    <w:basedOn w:val="665"/>
     <w:uiPriority w:val="99"/>
     <w:pPr>
       <w:pBdr/>
@@ -28876,9 +28521,9 @@
       </w:tcPr>
     </w:tblStylePr>
   </w:style>
-  <w:style w:type="table" w:styleId="823">
+  <w:style w:type="table" w:styleId="126">
     <w:name w:val="Bordered &amp; Lined - Accent 2"/>
-    <w:basedOn w:val="895"/>
+    <w:basedOn w:val="665"/>
     <w:uiPriority w:val="99"/>
     <w:pPr>
       <w:pBdr/>
@@ -29120,9 +28765,9 @@
       </w:tcPr>
     </w:tblStylePr>
   </w:style>
-  <w:style w:type="table" w:styleId="824">
+  <w:style w:type="table" w:styleId="127">
     <w:name w:val="Bordered &amp; Lined - Accent 3"/>
-    <w:basedOn w:val="895"/>
+    <w:basedOn w:val="665"/>
     <w:uiPriority w:val="99"/>
     <w:pPr>
       <w:pBdr/>
@@ -29364,9 +29009,9 @@
       </w:tcPr>
     </w:tblStylePr>
   </w:style>
-  <w:style w:type="table" w:styleId="825">
+  <w:style w:type="table" w:styleId="128">
     <w:name w:val="Bordered &amp; Lined - Accent 4"/>
-    <w:basedOn w:val="895"/>
+    <w:basedOn w:val="665"/>
     <w:uiPriority w:val="99"/>
     <w:pPr>
       <w:pBdr/>
@@ -29608,9 +29253,9 @@
       </w:tcPr>
     </w:tblStylePr>
   </w:style>
-  <w:style w:type="table" w:styleId="826">
+  <w:style w:type="table" w:styleId="129">
     <w:name w:val="Bordered &amp; Lined - Accent 5"/>
-    <w:basedOn w:val="895"/>
+    <w:basedOn w:val="665"/>
     <w:uiPriority w:val="99"/>
     <w:pPr>
       <w:pBdr/>
@@ -29852,9 +29497,9 @@
       </w:tcPr>
     </w:tblStylePr>
   </w:style>
-  <w:style w:type="table" w:styleId="827">
+  <w:style w:type="table" w:styleId="130">
     <w:name w:val="Bordered &amp; Lined - Accent 6"/>
-    <w:basedOn w:val="895"/>
+    <w:basedOn w:val="665"/>
     <w:uiPriority w:val="99"/>
     <w:pPr>
       <w:pBdr/>
@@ -30096,9 +29741,9 @@
       </w:tcPr>
     </w:tblStylePr>
   </w:style>
-  <w:style w:type="table" w:styleId="828">
+  <w:style w:type="table" w:styleId="131">
     <w:name w:val="Bordered"/>
-    <w:basedOn w:val="895"/>
+    <w:basedOn w:val="665"/>
     <w:uiPriority w:val="99"/>
     <w:pPr>
       <w:pBdr/>
@@ -30327,9 +29972,9 @@
       </w:tcPr>
     </w:tblStylePr>
   </w:style>
-  <w:style w:type="table" w:styleId="829">
+  <w:style w:type="table" w:styleId="132">
     <w:name w:val="Bordered - Accent 1"/>
-    <w:basedOn w:val="895"/>
+    <w:basedOn w:val="665"/>
     <w:uiPriority w:val="99"/>
     <w:pPr>
       <w:pBdr/>
@@ -30558,9 +30203,9 @@
       </w:tcPr>
     </w:tblStylePr>
   </w:style>
-  <w:style w:type="table" w:styleId="830">
+  <w:style w:type="table" w:styleId="133">
     <w:name w:val="Bordered - Accent 2"/>
-    <w:basedOn w:val="895"/>
+    <w:basedOn w:val="665"/>
     <w:uiPriority w:val="99"/>
     <w:pPr>
       <w:pBdr/>
@@ -30789,9 +30434,9 @@
       </w:tcPr>
     </w:tblStylePr>
   </w:style>
-  <w:style w:type="table" w:styleId="831">
+  <w:style w:type="table" w:styleId="134">
     <w:name w:val="Bordered - Accent 3"/>
-    <w:basedOn w:val="895"/>
+    <w:basedOn w:val="665"/>
     <w:uiPriority w:val="99"/>
     <w:pPr>
       <w:pBdr/>
@@ -31020,9 +30665,9 @@
       </w:tcPr>
     </w:tblStylePr>
   </w:style>
-  <w:style w:type="table" w:styleId="832">
+  <w:style w:type="table" w:styleId="135">
     <w:name w:val="Bordered - Accent 4"/>
-    <w:basedOn w:val="895"/>
+    <w:basedOn w:val="665"/>
     <w:uiPriority w:val="99"/>
     <w:pPr>
       <w:pBdr/>
@@ -31251,9 +30896,9 @@
       </w:tcPr>
     </w:tblStylePr>
   </w:style>
-  <w:style w:type="table" w:styleId="833">
+  <w:style w:type="table" w:styleId="136">
     <w:name w:val="Bordered - Accent 5"/>
-    <w:basedOn w:val="895"/>
+    <w:basedOn w:val="665"/>
     <w:uiPriority w:val="99"/>
     <w:pPr>
       <w:pBdr/>
@@ -31482,9 +31127,9 @@
       </w:tcPr>
     </w:tblStylePr>
   </w:style>
-  <w:style w:type="table" w:styleId="834">
+  <w:style w:type="table" w:styleId="137">
     <w:name w:val="Bordered - Accent 6"/>
-    <w:basedOn w:val="895"/>
+    <w:basedOn w:val="665"/>
     <w:uiPriority w:val="99"/>
     <w:pPr>
       <w:pBdr/>
@@ -31713,11 +31358,11 @@
       </w:tcPr>
     </w:tblStylePr>
   </w:style>
-  <w:style w:type="paragraph" w:styleId="835">
+  <w:style w:type="paragraph" w:styleId="139">
     <w:name w:val="Heading 1"/>
-    <w:basedOn w:val="894"/>
-    <w:next w:val="894"/>
-    <w:link w:val="845"/>
+    <w:basedOn w:val="664"/>
+    <w:next w:val="664"/>
+    <w:link w:val="150"/>
     <w:uiPriority w:val="9"/>
     <w:qFormat/>
     <w:pPr>
@@ -31735,11 +31380,11 @@
       <w:szCs w:val="40"/>
     </w:rPr>
   </w:style>
-  <w:style w:type="paragraph" w:styleId="836">
+  <w:style w:type="paragraph" w:styleId="140">
     <w:name w:val="Heading 2"/>
-    <w:basedOn w:val="894"/>
-    <w:next w:val="894"/>
-    <w:link w:val="846"/>
+    <w:basedOn w:val="664"/>
+    <w:next w:val="664"/>
+    <w:link w:val="151"/>
     <w:uiPriority w:val="9"/>
     <w:unhideWhenUsed/>
     <w:qFormat/>
@@ -31758,11 +31403,11 @@
       <w:szCs w:val="32"/>
     </w:rPr>
   </w:style>
-  <w:style w:type="paragraph" w:styleId="837">
+  <w:style w:type="paragraph" w:styleId="141">
     <w:name w:val="Heading 3"/>
-    <w:basedOn w:val="894"/>
-    <w:next w:val="894"/>
-    <w:link w:val="847"/>
+    <w:basedOn w:val="664"/>
+    <w:next w:val="664"/>
+    <w:link w:val="152"/>
     <w:uiPriority w:val="9"/>
     <w:unhideWhenUsed/>
     <w:qFormat/>
@@ -31781,11 +31426,11 @@
       <w:szCs w:val="28"/>
     </w:rPr>
   </w:style>
-  <w:style w:type="paragraph" w:styleId="838">
+  <w:style w:type="paragraph" w:styleId="142">
     <w:name w:val="Heading 4"/>
-    <w:basedOn w:val="894"/>
-    <w:next w:val="894"/>
-    <w:link w:val="848"/>
+    <w:basedOn w:val="664"/>
+    <w:next w:val="664"/>
+    <w:link w:val="153"/>
     <w:uiPriority w:val="9"/>
     <w:unhideWhenUsed/>
     <w:qFormat/>
@@ -31804,11 +31449,11 @@
       <w:color w:val="0f4761" w:themeColor="accent1" w:themeShade="BF"/>
     </w:rPr>
   </w:style>
-  <w:style w:type="paragraph" w:styleId="839">
+  <w:style w:type="paragraph" w:styleId="143">
     <w:name w:val="Heading 5"/>
-    <w:basedOn w:val="894"/>
-    <w:next w:val="894"/>
-    <w:link w:val="849"/>
+    <w:basedOn w:val="664"/>
+    <w:next w:val="664"/>
+    <w:link w:val="154"/>
     <w:uiPriority w:val="9"/>
     <w:unhideWhenUsed/>
     <w:qFormat/>
@@ -31825,11 +31470,11 @@
       <w:color w:val="0f4761" w:themeColor="accent1" w:themeShade="BF"/>
     </w:rPr>
   </w:style>
-  <w:style w:type="paragraph" w:styleId="840">
+  <w:style w:type="paragraph" w:styleId="144">
     <w:name w:val="Heading 6"/>
-    <w:basedOn w:val="894"/>
-    <w:next w:val="894"/>
-    <w:link w:val="850"/>
+    <w:basedOn w:val="664"/>
+    <w:next w:val="664"/>
+    <w:link w:val="155"/>
     <w:uiPriority w:val="9"/>
     <w:unhideWhenUsed/>
     <w:qFormat/>
@@ -31848,11 +31493,11 @@
       <w:color w:val="595959" w:themeColor="text1" w:themeTint="A6"/>
     </w:rPr>
   </w:style>
-  <w:style w:type="paragraph" w:styleId="841">
+  <w:style w:type="paragraph" w:styleId="145">
     <w:name w:val="Heading 7"/>
-    <w:basedOn w:val="894"/>
-    <w:next w:val="894"/>
-    <w:link w:val="851"/>
+    <w:basedOn w:val="664"/>
+    <w:next w:val="664"/>
+    <w:link w:val="156"/>
     <w:uiPriority w:val="9"/>
     <w:unhideWhenUsed/>
     <w:qFormat/>
@@ -31869,11 +31514,11 @@
       <w:color w:val="595959" w:themeColor="text1" w:themeTint="A6"/>
     </w:rPr>
   </w:style>
-  <w:style w:type="paragraph" w:styleId="842">
+  <w:style w:type="paragraph" w:styleId="146">
     <w:name w:val="Heading 8"/>
-    <w:basedOn w:val="894"/>
-    <w:next w:val="894"/>
-    <w:link w:val="852"/>
+    <w:basedOn w:val="664"/>
+    <w:next w:val="664"/>
+    <w:link w:val="157"/>
     <w:uiPriority w:val="9"/>
     <w:unhideWhenUsed/>
     <w:qFormat/>
@@ -31892,11 +31537,11 @@
       <w:color w:val="272727" w:themeColor="text1" w:themeTint="D8"/>
     </w:rPr>
   </w:style>
-  <w:style w:type="paragraph" w:styleId="843">
+  <w:style w:type="paragraph" w:styleId="147">
     <w:name w:val="Heading 9"/>
-    <w:basedOn w:val="894"/>
-    <w:next w:val="894"/>
-    <w:link w:val="853"/>
+    <w:basedOn w:val="664"/>
+    <w:next w:val="664"/>
+    <w:link w:val="158"/>
     <w:uiPriority w:val="9"/>
     <w:unhideWhenUsed/>
     <w:qFormat/>
@@ -31915,7 +31560,7 @@
       <w:color w:val="272727" w:themeColor="text1" w:themeTint="D8"/>
     </w:rPr>
   </w:style>
-  <w:style w:type="character" w:styleId="844" w:default="1">
+  <w:style w:type="character" w:styleId="148" w:default="1">
     <w:name w:val="Default Paragraph Font"/>
     <w:uiPriority w:val="1"/>
     <w:semiHidden/>
@@ -31926,10 +31571,10 @@
       <w:ind/>
     </w:pPr>
   </w:style>
-  <w:style w:type="character" w:styleId="845">
+  <w:style w:type="character" w:styleId="150">
     <w:name w:val="Heading 1 Char"/>
-    <w:basedOn w:val="844"/>
-    <w:link w:val="835"/>
+    <w:basedOn w:val="148"/>
+    <w:link w:val="139"/>
     <w:uiPriority w:val="9"/>
     <w:pPr>
       <w:pBdr/>
@@ -31943,10 +31588,10 @@
       <w:szCs w:val="40"/>
     </w:rPr>
   </w:style>
-  <w:style w:type="character" w:styleId="846">
+  <w:style w:type="character" w:styleId="151">
     <w:name w:val="Heading 2 Char"/>
-    <w:basedOn w:val="844"/>
-    <w:link w:val="836"/>
+    <w:basedOn w:val="148"/>
+    <w:link w:val="140"/>
     <w:uiPriority w:val="9"/>
     <w:pPr>
       <w:pBdr/>
@@ -31960,10 +31605,10 @@
       <w:szCs w:val="32"/>
     </w:rPr>
   </w:style>
-  <w:style w:type="character" w:styleId="847">
+  <w:style w:type="character" w:styleId="152">
     <w:name w:val="Heading 3 Char"/>
-    <w:basedOn w:val="844"/>
-    <w:link w:val="837"/>
+    <w:basedOn w:val="148"/>
+    <w:link w:val="141"/>
     <w:uiPriority w:val="9"/>
     <w:pPr>
       <w:pBdr/>
@@ -31977,10 +31622,10 @@
       <w:szCs w:val="28"/>
     </w:rPr>
   </w:style>
-  <w:style w:type="character" w:styleId="848">
+  <w:style w:type="character" w:styleId="153">
     <w:name w:val="Heading 4 Char"/>
-    <w:basedOn w:val="844"/>
-    <w:link w:val="838"/>
+    <w:basedOn w:val="148"/>
+    <w:link w:val="142"/>
     <w:uiPriority w:val="9"/>
     <w:pPr>
       <w:pBdr/>
@@ -31994,10 +31639,10 @@
       <w:color w:val="0f4761" w:themeColor="accent1" w:themeShade="BF"/>
     </w:rPr>
   </w:style>
-  <w:style w:type="character" w:styleId="849">
+  <w:style w:type="character" w:styleId="154">
     <w:name w:val="Heading 5 Char"/>
-    <w:basedOn w:val="844"/>
-    <w:link w:val="839"/>
+    <w:basedOn w:val="148"/>
+    <w:link w:val="143"/>
     <w:uiPriority w:val="9"/>
     <w:pPr>
       <w:pBdr/>
@@ -32009,10 +31654,10 @@
       <w:color w:val="0f4761" w:themeColor="accent1" w:themeShade="BF"/>
     </w:rPr>
   </w:style>
-  <w:style w:type="character" w:styleId="850">
+  <w:style w:type="character" w:styleId="155">
     <w:name w:val="Heading 6 Char"/>
-    <w:basedOn w:val="844"/>
-    <w:link w:val="840"/>
+    <w:basedOn w:val="148"/>
+    <w:link w:val="144"/>
     <w:uiPriority w:val="9"/>
     <w:pPr>
       <w:pBdr/>
@@ -32026,10 +31671,10 @@
       <w:color w:val="595959" w:themeColor="text1" w:themeTint="A6"/>
     </w:rPr>
   </w:style>
-  <w:style w:type="character" w:styleId="851">
+  <w:style w:type="character" w:styleId="156">
     <w:name w:val="Heading 7 Char"/>
-    <w:basedOn w:val="844"/>
-    <w:link w:val="841"/>
+    <w:basedOn w:val="148"/>
+    <w:link w:val="145"/>
     <w:uiPriority w:val="9"/>
     <w:pPr>
       <w:pBdr/>
@@ -32041,10 +31686,10 @@
       <w:color w:val="595959" w:themeColor="text1" w:themeTint="A6"/>
     </w:rPr>
   </w:style>
-  <w:style w:type="character" w:styleId="852">
+  <w:style w:type="character" w:styleId="157">
     <w:name w:val="Heading 8 Char"/>
-    <w:basedOn w:val="844"/>
-    <w:link w:val="842"/>
+    <w:basedOn w:val="148"/>
+    <w:link w:val="146"/>
     <w:uiPriority w:val="9"/>
     <w:pPr>
       <w:pBdr/>
@@ -32058,10 +31703,10 @@
       <w:color w:val="272727" w:themeColor="text1" w:themeTint="D8"/>
     </w:rPr>
   </w:style>
-  <w:style w:type="character" w:styleId="853">
+  <w:style w:type="character" w:styleId="158">
     <w:name w:val="Heading 9 Char"/>
-    <w:basedOn w:val="844"/>
-    <w:link w:val="843"/>
+    <w:basedOn w:val="148"/>
+    <w:link w:val="147"/>
     <w:uiPriority w:val="9"/>
     <w:pPr>
       <w:pBdr/>
@@ -32075,11 +31720,11 @@
       <w:color w:val="272727" w:themeColor="text1" w:themeTint="D8"/>
     </w:rPr>
   </w:style>
-  <w:style w:type="paragraph" w:styleId="854">
+  <w:style w:type="paragraph" w:styleId="159">
     <w:name w:val="Title"/>
-    <w:basedOn w:val="894"/>
-    <w:next w:val="894"/>
-    <w:link w:val="855"/>
+    <w:basedOn w:val="664"/>
+    <w:next w:val="664"/>
+    <w:link w:val="160"/>
     <w:uiPriority w:val="10"/>
     <w:qFormat/>
     <w:pPr>
@@ -32095,10 +31740,10 @@
       <w:szCs w:val="56"/>
     </w:rPr>
   </w:style>
-  <w:style w:type="character" w:styleId="855">
+  <w:style w:type="character" w:styleId="160">
     <w:name w:val="Title Char"/>
-    <w:basedOn w:val="844"/>
-    <w:link w:val="854"/>
+    <w:basedOn w:val="148"/>
+    <w:link w:val="159"/>
     <w:uiPriority w:val="10"/>
     <w:pPr>
       <w:pBdr/>
@@ -32112,11 +31757,11 @@
       <w:szCs w:val="56"/>
     </w:rPr>
   </w:style>
-  <w:style w:type="paragraph" w:styleId="856">
+  <w:style w:type="paragraph" w:styleId="161">
     <w:name w:val="Subtitle"/>
-    <w:basedOn w:val="894"/>
-    <w:next w:val="894"/>
-    <w:link w:val="857"/>
+    <w:basedOn w:val="664"/>
+    <w:next w:val="664"/>
+    <w:link w:val="162"/>
     <w:uiPriority w:val="11"/>
     <w:qFormat/>
     <w:pPr>
@@ -32134,10 +31779,10 @@
       <w:szCs w:val="28"/>
     </w:rPr>
   </w:style>
-  <w:style w:type="character" w:styleId="857">
+  <w:style w:type="character" w:styleId="162">
     <w:name w:val="Subtitle Char"/>
-    <w:basedOn w:val="844"/>
-    <w:link w:val="856"/>
+    <w:basedOn w:val="148"/>
+    <w:link w:val="161"/>
     <w:uiPriority w:val="11"/>
     <w:pPr>
       <w:pBdr/>
@@ -32151,11 +31796,11 @@
       <w:szCs w:val="28"/>
     </w:rPr>
   </w:style>
-  <w:style w:type="paragraph" w:styleId="858">
+  <w:style w:type="paragraph" w:styleId="163">
     <w:name w:val="Quote"/>
-    <w:basedOn w:val="894"/>
-    <w:next w:val="894"/>
-    <w:link w:val="859"/>
+    <w:basedOn w:val="664"/>
+    <w:next w:val="664"/>
+    <w:link w:val="164"/>
     <w:uiPriority w:val="29"/>
     <w:qFormat/>
     <w:pPr>
@@ -32170,10 +31815,10 @@
       <w:color w:val="404040" w:themeColor="text1" w:themeTint="BF"/>
     </w:rPr>
   </w:style>
-  <w:style w:type="character" w:styleId="859">
+  <w:style w:type="character" w:styleId="164">
     <w:name w:val="Quote Char"/>
-    <w:basedOn w:val="844"/>
-    <w:link w:val="858"/>
+    <w:basedOn w:val="148"/>
+    <w:link w:val="163"/>
     <w:uiPriority w:val="29"/>
     <w:pPr>
       <w:pBdr/>
@@ -32186,9 +31831,9 @@
       <w:color w:val="404040" w:themeColor="text1" w:themeTint="BF"/>
     </w:rPr>
   </w:style>
-  <w:style w:type="character" w:styleId="860">
+  <w:style w:type="character" w:styleId="166">
     <w:name w:val="Intense Emphasis"/>
-    <w:basedOn w:val="844"/>
+    <w:basedOn w:val="148"/>
     <w:uiPriority w:val="21"/>
     <w:qFormat/>
     <w:pPr>
@@ -32202,11 +31847,11 @@
       <w:color w:val="0f4761" w:themeColor="accent1" w:themeShade="BF"/>
     </w:rPr>
   </w:style>
-  <w:style w:type="paragraph" w:styleId="861">
+  <w:style w:type="paragraph" w:styleId="167">
     <w:name w:val="Intense Quote"/>
-    <w:basedOn w:val="894"/>
-    <w:next w:val="894"/>
-    <w:link w:val="862"/>
+    <w:basedOn w:val="664"/>
+    <w:next w:val="664"/>
+    <w:link w:val="168"/>
     <w:uiPriority w:val="30"/>
     <w:qFormat/>
     <w:pPr>
@@ -32224,10 +31869,10 @@
       <w:color w:val="0f4761" w:themeColor="accent1" w:themeShade="BF"/>
     </w:rPr>
   </w:style>
-  <w:style w:type="character" w:styleId="862">
+  <w:style w:type="character" w:styleId="168">
     <w:name w:val="Intense Quote Char"/>
-    <w:basedOn w:val="844"/>
-    <w:link w:val="861"/>
+    <w:basedOn w:val="148"/>
+    <w:link w:val="167"/>
     <w:uiPriority w:val="30"/>
     <w:pPr>
       <w:pBdr/>
@@ -32240,9 +31885,9 @@
       <w:color w:val="0f4761" w:themeColor="accent1" w:themeShade="BF"/>
     </w:rPr>
   </w:style>
-  <w:style w:type="character" w:styleId="863">
+  <w:style w:type="character" w:styleId="169">
     <w:name w:val="Intense Reference"/>
-    <w:basedOn w:val="844"/>
+    <w:basedOn w:val="148"/>
     <w:uiPriority w:val="32"/>
     <w:qFormat/>
     <w:pPr>
@@ -32258,9 +31903,9 @@
       <w:spacing w:val="5"/>
     </w:rPr>
   </w:style>
-  <w:style w:type="character" w:styleId="864">
+  <w:style w:type="character" w:styleId="171">
     <w:name w:val="Subtle Emphasis"/>
-    <w:basedOn w:val="844"/>
+    <w:basedOn w:val="148"/>
     <w:uiPriority w:val="19"/>
     <w:qFormat/>
     <w:pPr>
@@ -32274,9 +31919,9 @@
       <w:color w:val="404040" w:themeColor="text1" w:themeTint="BF"/>
     </w:rPr>
   </w:style>
-  <w:style w:type="character" w:styleId="865">
+  <w:style w:type="character" w:styleId="172">
     <w:name w:val="Emphasis"/>
-    <w:basedOn w:val="844"/>
+    <w:basedOn w:val="148"/>
     <w:uiPriority w:val="20"/>
     <w:qFormat/>
     <w:pPr>
@@ -32289,9 +31934,9 @@
       <w:iCs/>
     </w:rPr>
   </w:style>
-  <w:style w:type="character" w:styleId="866">
+  <w:style w:type="character" w:styleId="173">
     <w:name w:val="Strong"/>
-    <w:basedOn w:val="844"/>
+    <w:basedOn w:val="148"/>
     <w:uiPriority w:val="22"/>
     <w:qFormat/>
     <w:pPr>
@@ -32304,9 +31949,9 @@
       <w:bCs/>
     </w:rPr>
   </w:style>
-  <w:style w:type="character" w:styleId="867">
+  <w:style w:type="character" w:styleId="174">
     <w:name w:val="Subtle Reference"/>
-    <w:basedOn w:val="844"/>
+    <w:basedOn w:val="148"/>
     <w:uiPriority w:val="31"/>
     <w:qFormat/>
     <w:pPr>
@@ -32319,9 +31964,9 @@
       <w:color w:val="5a5a5a" w:themeColor="text1" w:themeTint="A5"/>
     </w:rPr>
   </w:style>
-  <w:style w:type="character" w:styleId="868">
+  <w:style w:type="character" w:styleId="175">
     <w:name w:val="Book Title"/>
-    <w:basedOn w:val="844"/>
+    <w:basedOn w:val="148"/>
     <w:uiPriority w:val="33"/>
     <w:qFormat/>
     <w:pPr>
@@ -32337,10 +31982,10 @@
       <w:spacing w:val="5"/>
     </w:rPr>
   </w:style>
-  <w:style w:type="paragraph" w:styleId="869">
+  <w:style w:type="paragraph" w:styleId="176">
     <w:name w:val="Header"/>
-    <w:basedOn w:val="894"/>
-    <w:link w:val="870"/>
+    <w:basedOn w:val="664"/>
+    <w:link w:val="177"/>
     <w:uiPriority w:val="99"/>
     <w:unhideWhenUsed/>
     <w:pPr>
@@ -32353,10 +31998,10 @@
       <w:ind/>
     </w:pPr>
   </w:style>
-  <w:style w:type="character" w:styleId="870">
+  <w:style w:type="character" w:styleId="177">
     <w:name w:val="Header Char"/>
-    <w:basedOn w:val="844"/>
-    <w:link w:val="869"/>
+    <w:basedOn w:val="148"/>
+    <w:link w:val="176"/>
     <w:uiPriority w:val="99"/>
     <w:pPr>
       <w:pBdr/>
@@ -32364,10 +32009,10 @@
       <w:ind/>
     </w:pPr>
   </w:style>
-  <w:style w:type="paragraph" w:styleId="871">
+  <w:style w:type="paragraph" w:styleId="178">
     <w:name w:val="Footer"/>
-    <w:basedOn w:val="894"/>
-    <w:link w:val="872"/>
+    <w:basedOn w:val="664"/>
+    <w:link w:val="179"/>
     <w:uiPriority w:val="99"/>
     <w:unhideWhenUsed/>
     <w:pPr>
@@ -32380,10 +32025,10 @@
       <w:ind/>
     </w:pPr>
   </w:style>
-  <w:style w:type="character" w:styleId="872">
+  <w:style w:type="character" w:styleId="179">
     <w:name w:val="Footer Char"/>
-    <w:basedOn w:val="844"/>
-    <w:link w:val="871"/>
+    <w:basedOn w:val="148"/>
+    <w:link w:val="178"/>
     <w:uiPriority w:val="99"/>
     <w:pPr>
       <w:pBdr/>
@@ -32391,10 +32036,10 @@
       <w:ind/>
     </w:pPr>
   </w:style>
-  <w:style w:type="paragraph" w:styleId="873">
+  <w:style w:type="paragraph" w:styleId="180">
     <w:name w:val="Caption"/>
-    <w:basedOn w:val="894"/>
-    <w:next w:val="894"/>
+    <w:basedOn w:val="664"/>
+    <w:next w:val="664"/>
     <w:uiPriority w:val="35"/>
     <w:unhideWhenUsed/>
     <w:qFormat/>
@@ -32411,10 +32056,10 @@
       <w:szCs w:val="18"/>
     </w:rPr>
   </w:style>
-  <w:style w:type="paragraph" w:styleId="874">
+  <w:style w:type="paragraph" w:styleId="181">
     <w:name w:val="footnote text"/>
-    <w:basedOn w:val="894"/>
-    <w:link w:val="875"/>
+    <w:basedOn w:val="664"/>
+    <w:link w:val="182"/>
     <w:uiPriority w:val="99"/>
     <w:semiHidden/>
     <w:unhideWhenUsed/>
@@ -32428,10 +32073,10 @@
       <w:szCs w:val="20"/>
     </w:rPr>
   </w:style>
-  <w:style w:type="character" w:styleId="875">
+  <w:style w:type="character" w:styleId="182">
     <w:name w:val="Footnote Text Char"/>
-    <w:basedOn w:val="844"/>
-    <w:link w:val="874"/>
+    <w:basedOn w:val="148"/>
+    <w:link w:val="181"/>
     <w:uiPriority w:val="99"/>
     <w:semiHidden/>
     <w:pPr>
@@ -32444,9 +32089,9 @@
       <w:szCs w:val="20"/>
     </w:rPr>
   </w:style>
-  <w:style w:type="character" w:styleId="876">
+  <w:style w:type="character" w:styleId="183">
     <w:name w:val="footnote reference"/>
-    <w:basedOn w:val="844"/>
+    <w:basedOn w:val="148"/>
     <w:uiPriority w:val="99"/>
     <w:semiHidden/>
     <w:unhideWhenUsed/>
@@ -32459,10 +32104,10 @@
       <w:vertAlign w:val="superscript"/>
     </w:rPr>
   </w:style>
-  <w:style w:type="paragraph" w:styleId="877">
+  <w:style w:type="paragraph" w:styleId="184">
     <w:name w:val="endnote text"/>
-    <w:basedOn w:val="894"/>
-    <w:link w:val="878"/>
+    <w:basedOn w:val="664"/>
+    <w:link w:val="185"/>
     <w:uiPriority w:val="99"/>
     <w:semiHidden/>
     <w:unhideWhenUsed/>
@@ -32476,10 +32121,10 @@
       <w:szCs w:val="20"/>
     </w:rPr>
   </w:style>
-  <w:style w:type="character" w:styleId="878">
+  <w:style w:type="character" w:styleId="185">
     <w:name w:val="Endnote Text Char"/>
-    <w:basedOn w:val="844"/>
-    <w:link w:val="877"/>
+    <w:basedOn w:val="148"/>
+    <w:link w:val="184"/>
     <w:uiPriority w:val="99"/>
     <w:semiHidden/>
     <w:pPr>
@@ -32492,9 +32137,9 @@
       <w:szCs w:val="20"/>
     </w:rPr>
   </w:style>
-  <w:style w:type="character" w:styleId="879">
+  <w:style w:type="character" w:styleId="186">
     <w:name w:val="endnote reference"/>
-    <w:basedOn w:val="844"/>
+    <w:basedOn w:val="148"/>
     <w:uiPriority w:val="99"/>
     <w:semiHidden/>
     <w:unhideWhenUsed/>
@@ -32507,9 +32152,9 @@
       <w:vertAlign w:val="superscript"/>
     </w:rPr>
   </w:style>
-  <w:style w:type="character" w:styleId="880">
+  <w:style w:type="character" w:styleId="187">
     <w:name w:val="Hyperlink"/>
-    <w:basedOn w:val="844"/>
+    <w:basedOn w:val="148"/>
     <w:uiPriority w:val="99"/>
     <w:unhideWhenUsed/>
     <w:pPr>
@@ -32522,9 +32167,9 @@
       <w:u w:val="single"/>
     </w:rPr>
   </w:style>
-  <w:style w:type="character" w:styleId="881">
+  <w:style w:type="character" w:styleId="188">
     <w:name w:val="FollowedHyperlink"/>
-    <w:basedOn w:val="844"/>
+    <w:basedOn w:val="148"/>
     <w:uiPriority w:val="99"/>
     <w:semiHidden/>
     <w:unhideWhenUsed/>
@@ -32538,10 +32183,10 @@
       <w:u w:val="single"/>
     </w:rPr>
   </w:style>
-  <w:style w:type="paragraph" w:styleId="882">
+  <w:style w:type="paragraph" w:styleId="189">
     <w:name w:val="toc 1"/>
-    <w:basedOn w:val="894"/>
-    <w:next w:val="894"/>
+    <w:basedOn w:val="664"/>
+    <w:next w:val="664"/>
     <w:uiPriority w:val="39"/>
     <w:unhideWhenUsed/>
     <w:pPr>
@@ -32550,10 +32195,10 @@
       <w:ind/>
     </w:pPr>
   </w:style>
-  <w:style w:type="paragraph" w:styleId="883">
+  <w:style w:type="paragraph" w:styleId="190">
     <w:name w:val="toc 2"/>
-    <w:basedOn w:val="894"/>
-    <w:next w:val="894"/>
+    <w:basedOn w:val="664"/>
+    <w:next w:val="664"/>
     <w:uiPriority w:val="39"/>
     <w:unhideWhenUsed/>
     <w:pPr>
@@ -32562,10 +32207,10 @@
       <w:ind w:left="220"/>
     </w:pPr>
   </w:style>
-  <w:style w:type="paragraph" w:styleId="884">
+  <w:style w:type="paragraph" w:styleId="191">
     <w:name w:val="toc 3"/>
-    <w:basedOn w:val="894"/>
-    <w:next w:val="894"/>
+    <w:basedOn w:val="664"/>
+    <w:next w:val="664"/>
     <w:uiPriority w:val="39"/>
     <w:unhideWhenUsed/>
     <w:pPr>
@@ -32574,10 +32219,10 @@
       <w:ind w:left="440"/>
     </w:pPr>
   </w:style>
-  <w:style w:type="paragraph" w:styleId="885">
+  <w:style w:type="paragraph" w:styleId="192">
     <w:name w:val="toc 4"/>
-    <w:basedOn w:val="894"/>
-    <w:next w:val="894"/>
+    <w:basedOn w:val="664"/>
+    <w:next w:val="664"/>
     <w:uiPriority w:val="39"/>
     <w:unhideWhenUsed/>
     <w:pPr>
@@ -32586,10 +32231,10 @@
       <w:ind w:left="660"/>
     </w:pPr>
   </w:style>
-  <w:style w:type="paragraph" w:styleId="886">
+  <w:style w:type="paragraph" w:styleId="193">
     <w:name w:val="toc 5"/>
-    <w:basedOn w:val="894"/>
-    <w:next w:val="894"/>
+    <w:basedOn w:val="664"/>
+    <w:next w:val="664"/>
     <w:uiPriority w:val="39"/>
     <w:unhideWhenUsed/>
     <w:pPr>
@@ -32598,10 +32243,10 @@
       <w:ind w:left="880"/>
     </w:pPr>
   </w:style>
-  <w:style w:type="paragraph" w:styleId="887">
+  <w:style w:type="paragraph" w:styleId="194">
     <w:name w:val="toc 6"/>
-    <w:basedOn w:val="894"/>
-    <w:next w:val="894"/>
+    <w:basedOn w:val="664"/>
+    <w:next w:val="664"/>
     <w:uiPriority w:val="39"/>
     <w:unhideWhenUsed/>
     <w:pPr>
@@ -32610,10 +32255,10 @@
       <w:ind w:left="1100"/>
     </w:pPr>
   </w:style>
-  <w:style w:type="paragraph" w:styleId="888">
+  <w:style w:type="paragraph" w:styleId="195">
     <w:name w:val="toc 7"/>
-    <w:basedOn w:val="894"/>
-    <w:next w:val="894"/>
+    <w:basedOn w:val="664"/>
+    <w:next w:val="664"/>
     <w:uiPriority w:val="39"/>
     <w:unhideWhenUsed/>
     <w:pPr>
@@ -32622,10 +32267,10 @@
       <w:ind w:left="1320"/>
     </w:pPr>
   </w:style>
-  <w:style w:type="paragraph" w:styleId="889">
+  <w:style w:type="paragraph" w:styleId="196">
     <w:name w:val="toc 8"/>
-    <w:basedOn w:val="894"/>
-    <w:next w:val="894"/>
+    <w:basedOn w:val="664"/>
+    <w:next w:val="664"/>
     <w:uiPriority w:val="39"/>
     <w:unhideWhenUsed/>
     <w:pPr>
@@ -32634,10 +32279,10 @@
       <w:ind w:left="1540"/>
     </w:pPr>
   </w:style>
-  <w:style w:type="paragraph" w:styleId="890">
+  <w:style w:type="paragraph" w:styleId="197">
     <w:name w:val="toc 9"/>
-    <w:basedOn w:val="894"/>
-    <w:next w:val="894"/>
+    <w:basedOn w:val="664"/>
+    <w:next w:val="664"/>
     <w:uiPriority w:val="39"/>
     <w:unhideWhenUsed/>
     <w:pPr>
@@ -32646,9 +32291,9 @@
       <w:ind w:left="1760"/>
     </w:pPr>
   </w:style>
-  <w:style w:type="character" w:styleId="891">
+  <w:style w:type="character" w:styleId="198">
     <w:name w:val="Placeholder Text"/>
-    <w:basedOn w:val="844"/>
+    <w:basedOn w:val="148"/>
     <w:uiPriority w:val="99"/>
     <w:semiHidden/>
     <w:pPr>
@@ -32660,7 +32305,7 @@
       <w:color w:val="666666"/>
     </w:rPr>
   </w:style>
-  <w:style w:type="paragraph" w:styleId="892">
+  <w:style w:type="paragraph" w:styleId="208">
     <w:name w:val="TOC Heading"/>
     <w:uiPriority w:val="39"/>
     <w:unhideWhenUsed/>
@@ -32670,10 +32315,10 @@
       <w:ind/>
     </w:pPr>
   </w:style>
-  <w:style w:type="paragraph" w:styleId="893">
+  <w:style w:type="paragraph" w:styleId="209">
     <w:name w:val="table of figures"/>
-    <w:basedOn w:val="894"/>
-    <w:next w:val="894"/>
+    <w:basedOn w:val="664"/>
+    <w:next w:val="664"/>
     <w:uiPriority w:val="99"/>
     <w:unhideWhenUsed/>
     <w:pPr>
@@ -32682,7 +32327,7 @@
       <w:ind/>
     </w:pPr>
   </w:style>
-  <w:style w:type="paragraph" w:styleId="894" w:default="1">
+  <w:style w:type="paragraph" w:styleId="664" w:default="1">
     <w:name w:val="Normal"/>
     <w:qFormat/>
     <w:pPr>
@@ -32691,7 +32336,7 @@
       <w:ind/>
     </w:pPr>
   </w:style>
-  <w:style w:type="table" w:styleId="895" w:default="1">
+  <w:style w:type="table" w:styleId="665" w:default="1">
     <w:name w:val="Normal Table"/>
     <w:uiPriority w:val="99"/>
     <w:semiHidden/>
@@ -32884,7 +32529,7 @@
       </w:tcPr>
     </w:tblStylePr>
   </w:style>
-  <w:style w:type="numbering" w:styleId="896" w:default="1">
+  <w:style w:type="numbering" w:styleId="666" w:default="1">
     <w:name w:val="No List"/>
     <w:uiPriority w:val="99"/>
     <w:semiHidden/>
@@ -32895,9 +32540,9 @@
       <w:ind/>
     </w:pPr>
   </w:style>
-  <w:style w:type="paragraph" w:styleId="897">
+  <w:style w:type="paragraph" w:styleId="667">
     <w:name w:val="No Spacing"/>
-    <w:basedOn w:val="894"/>
+    <w:basedOn w:val="664"/>
     <w:uiPriority w:val="1"/>
     <w:qFormat/>
     <w:pPr>
@@ -32906,9 +32551,9 @@
       <w:ind/>
     </w:pPr>
   </w:style>
-  <w:style w:type="paragraph" w:styleId="898">
+  <w:style w:type="paragraph" w:styleId="668">
     <w:name w:val="List Paragraph"/>
-    <w:basedOn w:val="894"/>
+    <w:basedOn w:val="664"/>
     <w:uiPriority w:val="34"/>
     <w:qFormat/>
     <w:pPr>
